--- a/assets/lessons/horn-construction/stand-assembly-2021.docx
+++ b/assets/lessons/horn-construction/stand-assembly-2021.docx
@@ -676,7 +676,7 @@
   <w:docDefaults>
     <w:rPrDefault>
       <w:rPr>
-        <w:rFonts w:asciiTheme="minorHAnsi" w:eastAsiaTheme="minorEastAsia" w:hAnsiTheme="minorHAnsi" w:cstheme="minorBidi"/>
+        <w:rFonts w:ascii="Arial" w:hAnsi="Arial" w:cs="Arial" w:eastAsia="Arial"/>
         <w:sz w:val="22"/>
         <w:szCs w:val="22"/>
         <w:lang w:val="en-US" w:eastAsia="en-US" w:bidi="ar-SA"/>
@@ -835,7 +835,7 @@
       <w:spacing w:after="120" w:line="264" w:lineRule="auto"/>
     </w:pPr>
     <w:rPr>
-      <w:rFonts w:ascii="Arial" w:hAnsi="Arial"/>
+      <w:rFonts w:ascii="Arial" w:hAnsi="Arial" w:cs="Arial" w:eastAsia="Arial"/>
       <w:b w:val="0"/>
       <w:color w:val="000000"/>
       <w:sz w:val="22"/>
@@ -852,7 +852,7 @@
       <w:spacing w:after="120" w:line="264" w:lineRule="auto"/>
     </w:pPr>
     <w:rPr>
-      <w:rFonts w:ascii="Arial" w:hAnsi="Arial"/>
+      <w:rFonts w:ascii="Arial" w:hAnsi="Arial" w:cs="Arial" w:eastAsia="Arial"/>
       <w:b w:val="0"/>
       <w:color w:val="000000"/>
       <w:sz w:val="18"/>
@@ -876,7 +876,7 @@
       <w:spacing w:after="120" w:line="264" w:lineRule="auto"/>
     </w:pPr>
     <w:rPr>
-      <w:rFonts w:ascii="Arial" w:hAnsi="Arial"/>
+      <w:rFonts w:ascii="Arial" w:hAnsi="Arial" w:cs="Arial" w:eastAsia="Arial"/>
       <w:b w:val="0"/>
       <w:color w:val="000000"/>
       <w:sz w:val="18"/>
@@ -904,7 +904,7 @@
       <w:outlineLvl w:val="0"/>
     </w:pPr>
     <w:rPr>
-      <w:rFonts w:asciiTheme="majorHAnsi" w:eastAsiaTheme="majorEastAsia" w:hAnsiTheme="majorHAnsi" w:cstheme="majorBidi" w:ascii="Arial" w:hAnsi="Arial"/>
+      <w:rFonts w:ascii="Arial" w:hAnsi="Arial" w:cs="Arial" w:eastAsia="Arial"/>
       <w:b/>
       <w:bCs/>
       <w:color w:val="000000"/>
@@ -928,7 +928,7 @@
       <w:outlineLvl w:val="1"/>
     </w:pPr>
     <w:rPr>
-      <w:rFonts w:asciiTheme="majorHAnsi" w:eastAsiaTheme="majorEastAsia" w:hAnsiTheme="majorHAnsi" w:cstheme="majorBidi" w:ascii="Arial" w:hAnsi="Arial"/>
+      <w:rFonts w:ascii="Arial" w:hAnsi="Arial" w:cs="Arial" w:eastAsia="Arial"/>
       <w:b/>
       <w:bCs/>
       <w:color w:val="000000"/>
@@ -952,7 +952,7 @@
       <w:outlineLvl w:val="2"/>
     </w:pPr>
     <w:rPr>
-      <w:rFonts w:asciiTheme="majorHAnsi" w:eastAsiaTheme="majorEastAsia" w:hAnsiTheme="majorHAnsi" w:cstheme="majorBidi"/>
+      <w:rFonts w:ascii="Arial" w:hAnsi="Arial" w:cs="Arial" w:eastAsia="Arial"/>
       <w:b/>
       <w:bCs/>
       <w:color w:val="4F81BD" w:themeColor="accent1"/>
@@ -975,7 +975,7 @@
       <w:outlineLvl w:val="3"/>
     </w:pPr>
     <w:rPr>
-      <w:rFonts w:asciiTheme="majorHAnsi" w:eastAsiaTheme="majorEastAsia" w:hAnsiTheme="majorHAnsi" w:cstheme="majorBidi"/>
+      <w:rFonts w:ascii="Arial" w:hAnsi="Arial" w:cs="Arial" w:eastAsia="Arial"/>
       <w:b/>
       <w:bCs/>
       <w:i/>
@@ -1000,7 +1000,7 @@
       <w:outlineLvl w:val="4"/>
     </w:pPr>
     <w:rPr>
-      <w:rFonts w:asciiTheme="majorHAnsi" w:eastAsiaTheme="majorEastAsia" w:hAnsiTheme="majorHAnsi" w:cstheme="majorBidi"/>
+      <w:rFonts w:ascii="Arial" w:hAnsi="Arial" w:cs="Arial" w:eastAsia="Arial"/>
       <w:color w:val="243F60" w:themeColor="accent1" w:themeShade="7F"/>
     </w:rPr>
   </w:style>
@@ -1021,7 +1021,7 @@
       <w:outlineLvl w:val="5"/>
     </w:pPr>
     <w:rPr>
-      <w:rFonts w:asciiTheme="majorHAnsi" w:eastAsiaTheme="majorEastAsia" w:hAnsiTheme="majorHAnsi" w:cstheme="majorBidi"/>
+      <w:rFonts w:ascii="Arial" w:hAnsi="Arial" w:cs="Arial" w:eastAsia="Arial"/>
       <w:i/>
       <w:iCs/>
       <w:color w:val="243F60" w:themeColor="accent1" w:themeShade="7F"/>
@@ -1044,7 +1044,7 @@
       <w:outlineLvl w:val="6"/>
     </w:pPr>
     <w:rPr>
-      <w:rFonts w:asciiTheme="majorHAnsi" w:eastAsiaTheme="majorEastAsia" w:hAnsiTheme="majorHAnsi" w:cstheme="majorBidi"/>
+      <w:rFonts w:ascii="Arial" w:hAnsi="Arial" w:cs="Arial" w:eastAsia="Arial"/>
       <w:i/>
       <w:iCs/>
       <w:color w:val="404040" w:themeColor="text1" w:themeTint="BF"/>
@@ -1067,7 +1067,7 @@
       <w:outlineLvl w:val="7"/>
     </w:pPr>
     <w:rPr>
-      <w:rFonts w:asciiTheme="majorHAnsi" w:eastAsiaTheme="majorEastAsia" w:hAnsiTheme="majorHAnsi" w:cstheme="majorBidi"/>
+      <w:rFonts w:ascii="Arial" w:hAnsi="Arial" w:cs="Arial" w:eastAsia="Arial"/>
       <w:color w:val="4F81BD" w:themeColor="accent1"/>
       <w:sz w:val="20"/>
       <w:szCs w:val="20"/>
@@ -1090,7 +1090,7 @@
       <w:outlineLvl w:val="8"/>
     </w:pPr>
     <w:rPr>
-      <w:rFonts w:asciiTheme="majorHAnsi" w:eastAsiaTheme="majorEastAsia" w:hAnsiTheme="majorHAnsi" w:cstheme="majorBidi"/>
+      <w:rFonts w:ascii="Arial" w:hAnsi="Arial" w:cs="Arial" w:eastAsia="Arial"/>
       <w:i/>
       <w:iCs/>
       <w:color w:val="404040" w:themeColor="text1" w:themeTint="BF"/>
@@ -1141,7 +1141,7 @@
     <w:uiPriority w:val="9"/>
     <w:rsid w:val="00FC693F"/>
     <w:rPr>
-      <w:rFonts w:asciiTheme="majorHAnsi" w:eastAsiaTheme="majorEastAsia" w:hAnsiTheme="majorHAnsi" w:cstheme="majorBidi"/>
+      <w:rFonts w:ascii="Arial" w:hAnsi="Arial" w:cs="Arial" w:eastAsia="Arial"/>
       <w:b/>
       <w:bCs/>
       <w:color w:val="365F91" w:themeColor="accent1" w:themeShade="BF"/>
@@ -1156,7 +1156,7 @@
     <w:uiPriority w:val="9"/>
     <w:rsid w:val="00FC693F"/>
     <w:rPr>
-      <w:rFonts w:asciiTheme="majorHAnsi" w:eastAsiaTheme="majorEastAsia" w:hAnsiTheme="majorHAnsi" w:cstheme="majorBidi"/>
+      <w:rFonts w:ascii="Arial" w:hAnsi="Arial" w:cs="Arial" w:eastAsia="Arial"/>
       <w:b/>
       <w:bCs/>
       <w:color w:val="4F81BD" w:themeColor="accent1"/>
@@ -1171,7 +1171,7 @@
     <w:uiPriority w:val="9"/>
     <w:rsid w:val="00FC693F"/>
     <w:rPr>
-      <w:rFonts w:asciiTheme="majorHAnsi" w:eastAsiaTheme="majorEastAsia" w:hAnsiTheme="majorHAnsi" w:cstheme="majorBidi"/>
+      <w:rFonts w:ascii="Arial" w:hAnsi="Arial" w:cs="Arial" w:eastAsia="Arial"/>
       <w:b/>
       <w:bCs/>
       <w:color w:val="4F81BD" w:themeColor="accent1"/>
@@ -1190,7 +1190,7 @@
       <w:contextualSpacing/>
     </w:pPr>
     <w:rPr>
-      <w:rFonts w:asciiTheme="majorHAnsi" w:eastAsiaTheme="majorEastAsia" w:hAnsiTheme="majorHAnsi" w:cstheme="majorBidi" w:ascii="Arial" w:hAnsi="Arial"/>
+      <w:rFonts w:ascii="Arial" w:hAnsi="Arial" w:cs="Arial" w:eastAsia="Arial"/>
       <w:b/>
       <w:color w:val="000000"/>
       <w:spacing w:val="5"/>
@@ -1206,7 +1206,7 @@
     <w:uiPriority w:val="10"/>
     <w:rsid w:val="00FC693F"/>
     <w:rPr>
-      <w:rFonts w:asciiTheme="majorHAnsi" w:eastAsiaTheme="majorEastAsia" w:hAnsiTheme="majorHAnsi" w:cstheme="majorBidi"/>
+      <w:rFonts w:ascii="Arial" w:hAnsi="Arial" w:cs="Arial" w:eastAsia="Arial"/>
       <w:color w:val="17365D" w:themeColor="text2" w:themeShade="BF"/>
       <w:spacing w:val="5"/>
       <w:kern w:val="28"/>
@@ -1229,7 +1229,7 @@
       <w:spacing w:after="120" w:line="264" w:lineRule="auto"/>
     </w:pPr>
     <w:rPr>
-      <w:rFonts w:asciiTheme="majorHAnsi" w:eastAsiaTheme="majorEastAsia" w:hAnsiTheme="majorHAnsi" w:cstheme="majorBidi" w:ascii="Arial" w:hAnsi="Arial"/>
+      <w:rFonts w:ascii="Arial" w:hAnsi="Arial" w:cs="Arial" w:eastAsia="Arial"/>
       <w:b w:val="0"/>
       <w:i/>
       <w:iCs/>
@@ -1246,7 +1246,7 @@
     <w:uiPriority w:val="11"/>
     <w:rsid w:val="00FC693F"/>
     <w:rPr>
-      <w:rFonts w:asciiTheme="majorHAnsi" w:eastAsiaTheme="majorEastAsia" w:hAnsiTheme="majorHAnsi" w:cstheme="majorBidi"/>
+      <w:rFonts w:ascii="Arial" w:hAnsi="Arial" w:cs="Arial" w:eastAsia="Arial"/>
       <w:i/>
       <w:iCs/>
       <w:color w:val="4F81BD" w:themeColor="accent1"/>
@@ -1375,7 +1375,7 @@
       <w:contextualSpacing/>
     </w:pPr>
     <w:rPr>
-      <w:rFonts w:ascii="Arial" w:hAnsi="Arial"/>
+      <w:rFonts w:ascii="Arial" w:hAnsi="Arial" w:cs="Arial" w:eastAsia="Arial"/>
       <w:b w:val="0"/>
       <w:color w:val="000000"/>
       <w:sz w:val="22"/>
@@ -1421,7 +1421,7 @@
       <w:contextualSpacing/>
     </w:pPr>
     <w:rPr>
-      <w:rFonts w:ascii="Arial" w:hAnsi="Arial"/>
+      <w:rFonts w:ascii="Arial" w:hAnsi="Arial" w:cs="Arial" w:eastAsia="Arial"/>
       <w:b w:val="0"/>
       <w:color w:val="000000"/>
       <w:sz w:val="22"/>
@@ -1507,7 +1507,7 @@
       </w:tabs>
     </w:pPr>
     <w:rPr>
-      <w:rFonts w:ascii="Courier" w:hAnsi="Courier"/>
+      <w:rFonts w:ascii="Arial" w:hAnsi="Arial" w:cs="Arial" w:eastAsia="Arial"/>
       <w:sz w:val="20"/>
       <w:szCs w:val="20"/>
     </w:rPr>
@@ -1519,7 +1519,7 @@
     <w:uiPriority w:val="99"/>
     <w:rsid w:val="0029639D"/>
     <w:rPr>
-      <w:rFonts w:ascii="Courier" w:hAnsi="Courier"/>
+      <w:rFonts w:ascii="Arial" w:hAnsi="Arial" w:cs="Arial" w:eastAsia="Arial"/>
       <w:sz w:val="20"/>
       <w:szCs w:val="20"/>
     </w:rPr>
@@ -1558,7 +1558,7 @@
     <w:semiHidden/>
     <w:rsid w:val="00FC693F"/>
     <w:rPr>
-      <w:rFonts w:asciiTheme="majorHAnsi" w:eastAsiaTheme="majorEastAsia" w:hAnsiTheme="majorHAnsi" w:cstheme="majorBidi"/>
+      <w:rFonts w:ascii="Arial" w:hAnsi="Arial" w:cs="Arial" w:eastAsia="Arial"/>
       <w:b/>
       <w:bCs/>
       <w:i/>
@@ -1574,7 +1574,7 @@
     <w:semiHidden/>
     <w:rsid w:val="00FC693F"/>
     <w:rPr>
-      <w:rFonts w:asciiTheme="majorHAnsi" w:eastAsiaTheme="majorEastAsia" w:hAnsiTheme="majorHAnsi" w:cstheme="majorBidi"/>
+      <w:rFonts w:ascii="Arial" w:hAnsi="Arial" w:cs="Arial" w:eastAsia="Arial"/>
       <w:color w:val="243F60" w:themeColor="accent1" w:themeShade="7F"/>
     </w:rPr>
   </w:style>
@@ -1586,7 +1586,7 @@
     <w:semiHidden/>
     <w:rsid w:val="00FC693F"/>
     <w:rPr>
-      <w:rFonts w:asciiTheme="majorHAnsi" w:eastAsiaTheme="majorEastAsia" w:hAnsiTheme="majorHAnsi" w:cstheme="majorBidi"/>
+      <w:rFonts w:ascii="Arial" w:hAnsi="Arial" w:cs="Arial" w:eastAsia="Arial"/>
       <w:i/>
       <w:iCs/>
       <w:color w:val="243F60" w:themeColor="accent1" w:themeShade="7F"/>
@@ -1600,7 +1600,7 @@
     <w:semiHidden/>
     <w:rsid w:val="00FC693F"/>
     <w:rPr>
-      <w:rFonts w:asciiTheme="majorHAnsi" w:eastAsiaTheme="majorEastAsia" w:hAnsiTheme="majorHAnsi" w:cstheme="majorBidi"/>
+      <w:rFonts w:ascii="Arial" w:hAnsi="Arial" w:cs="Arial" w:eastAsia="Arial"/>
       <w:i/>
       <w:iCs/>
       <w:color w:val="404040" w:themeColor="text1" w:themeTint="BF"/>
@@ -1614,7 +1614,7 @@
     <w:semiHidden/>
     <w:rsid w:val="00FC693F"/>
     <w:rPr>
-      <w:rFonts w:asciiTheme="majorHAnsi" w:eastAsiaTheme="majorEastAsia" w:hAnsiTheme="majorHAnsi" w:cstheme="majorBidi"/>
+      <w:rFonts w:ascii="Arial" w:hAnsi="Arial" w:cs="Arial" w:eastAsia="Arial"/>
       <w:color w:val="4F81BD" w:themeColor="accent1"/>
       <w:sz w:val="20"/>
       <w:szCs w:val="20"/>
@@ -1628,7 +1628,7 @@
     <w:semiHidden/>
     <w:rsid w:val="00FC693F"/>
     <w:rPr>
-      <w:rFonts w:asciiTheme="majorHAnsi" w:eastAsiaTheme="majorEastAsia" w:hAnsiTheme="majorHAnsi" w:cstheme="majorBidi"/>
+      <w:rFonts w:ascii="Arial" w:hAnsi="Arial" w:cs="Arial" w:eastAsia="Arial"/>
       <w:i/>
       <w:iCs/>
       <w:color w:val="404040" w:themeColor="text1" w:themeTint="BF"/>
@@ -3214,7 +3214,7 @@
         <w:spacing w:before="0" w:after="0" w:line="240" w:lineRule="auto"/>
       </w:pPr>
       <w:rPr>
-        <w:rFonts w:asciiTheme="majorHAnsi" w:eastAsiaTheme="majorEastAsia" w:hAnsiTheme="majorHAnsi" w:cstheme="majorBidi"/>
+        <w:rFonts w:ascii="Arial" w:hAnsi="Arial" w:cs="Arial" w:eastAsia="Arial"/>
         <w:b/>
         <w:bCs/>
       </w:rPr>
@@ -3235,7 +3235,7 @@
         <w:spacing w:before="0" w:after="0" w:line="240" w:lineRule="auto"/>
       </w:pPr>
       <w:rPr>
-        <w:rFonts w:asciiTheme="majorHAnsi" w:eastAsiaTheme="majorEastAsia" w:hAnsiTheme="majorHAnsi" w:cstheme="majorBidi"/>
+        <w:rFonts w:ascii="Arial" w:hAnsi="Arial" w:cs="Arial" w:eastAsia="Arial"/>
         <w:b/>
         <w:bCs/>
       </w:rPr>
@@ -3253,14 +3253,14 @@
     </w:tblStylePr>
     <w:tblStylePr w:type="firstCol">
       <w:rPr>
-        <w:rFonts w:asciiTheme="majorHAnsi" w:eastAsiaTheme="majorEastAsia" w:hAnsiTheme="majorHAnsi" w:cstheme="majorBidi"/>
+        <w:rFonts w:ascii="Arial" w:hAnsi="Arial" w:cs="Arial" w:eastAsia="Arial"/>
         <w:b/>
         <w:bCs/>
       </w:rPr>
     </w:tblStylePr>
     <w:tblStylePr w:type="lastCol">
       <w:rPr>
-        <w:rFonts w:asciiTheme="majorHAnsi" w:eastAsiaTheme="majorEastAsia" w:hAnsiTheme="majorHAnsi" w:cstheme="majorBidi"/>
+        <w:rFonts w:ascii="Arial" w:hAnsi="Arial" w:cs="Arial" w:eastAsia="Arial"/>
         <w:b/>
         <w:bCs/>
       </w:rPr>
@@ -3344,7 +3344,7 @@
         <w:spacing w:before="0" w:after="0" w:line="240" w:lineRule="auto"/>
       </w:pPr>
       <w:rPr>
-        <w:rFonts w:asciiTheme="majorHAnsi" w:eastAsiaTheme="majorEastAsia" w:hAnsiTheme="majorHAnsi" w:cstheme="majorBidi"/>
+        <w:rFonts w:ascii="Arial" w:hAnsi="Arial" w:cs="Arial" w:eastAsia="Arial"/>
         <w:b/>
         <w:bCs/>
       </w:rPr>
@@ -3365,7 +3365,7 @@
         <w:spacing w:before="0" w:after="0" w:line="240" w:lineRule="auto"/>
       </w:pPr>
       <w:rPr>
-        <w:rFonts w:asciiTheme="majorHAnsi" w:eastAsiaTheme="majorEastAsia" w:hAnsiTheme="majorHAnsi" w:cstheme="majorBidi"/>
+        <w:rFonts w:ascii="Arial" w:hAnsi="Arial" w:cs="Arial" w:eastAsia="Arial"/>
         <w:b/>
         <w:bCs/>
       </w:rPr>
@@ -3383,14 +3383,14 @@
     </w:tblStylePr>
     <w:tblStylePr w:type="firstCol">
       <w:rPr>
-        <w:rFonts w:asciiTheme="majorHAnsi" w:eastAsiaTheme="majorEastAsia" w:hAnsiTheme="majorHAnsi" w:cstheme="majorBidi"/>
+        <w:rFonts w:ascii="Arial" w:hAnsi="Arial" w:cs="Arial" w:eastAsia="Arial"/>
         <w:b/>
         <w:bCs/>
       </w:rPr>
     </w:tblStylePr>
     <w:tblStylePr w:type="lastCol">
       <w:rPr>
-        <w:rFonts w:asciiTheme="majorHAnsi" w:eastAsiaTheme="majorEastAsia" w:hAnsiTheme="majorHAnsi" w:cstheme="majorBidi"/>
+        <w:rFonts w:ascii="Arial" w:hAnsi="Arial" w:cs="Arial" w:eastAsia="Arial"/>
         <w:b/>
         <w:bCs/>
       </w:rPr>
@@ -3474,7 +3474,7 @@
         <w:spacing w:before="0" w:after="0" w:line="240" w:lineRule="auto"/>
       </w:pPr>
       <w:rPr>
-        <w:rFonts w:asciiTheme="majorHAnsi" w:eastAsiaTheme="majorEastAsia" w:hAnsiTheme="majorHAnsi" w:cstheme="majorBidi"/>
+        <w:rFonts w:ascii="Arial" w:hAnsi="Arial" w:cs="Arial" w:eastAsia="Arial"/>
         <w:b/>
         <w:bCs/>
       </w:rPr>
@@ -3495,7 +3495,7 @@
         <w:spacing w:before="0" w:after="0" w:line="240" w:lineRule="auto"/>
       </w:pPr>
       <w:rPr>
-        <w:rFonts w:asciiTheme="majorHAnsi" w:eastAsiaTheme="majorEastAsia" w:hAnsiTheme="majorHAnsi" w:cstheme="majorBidi"/>
+        <w:rFonts w:ascii="Arial" w:hAnsi="Arial" w:cs="Arial" w:eastAsia="Arial"/>
         <w:b/>
         <w:bCs/>
       </w:rPr>
@@ -3513,14 +3513,14 @@
     </w:tblStylePr>
     <w:tblStylePr w:type="firstCol">
       <w:rPr>
-        <w:rFonts w:asciiTheme="majorHAnsi" w:eastAsiaTheme="majorEastAsia" w:hAnsiTheme="majorHAnsi" w:cstheme="majorBidi"/>
+        <w:rFonts w:ascii="Arial" w:hAnsi="Arial" w:cs="Arial" w:eastAsia="Arial"/>
         <w:b/>
         <w:bCs/>
       </w:rPr>
     </w:tblStylePr>
     <w:tblStylePr w:type="lastCol">
       <w:rPr>
-        <w:rFonts w:asciiTheme="majorHAnsi" w:eastAsiaTheme="majorEastAsia" w:hAnsiTheme="majorHAnsi" w:cstheme="majorBidi"/>
+        <w:rFonts w:ascii="Arial" w:hAnsi="Arial" w:cs="Arial" w:eastAsia="Arial"/>
         <w:b/>
         <w:bCs/>
       </w:rPr>
@@ -3604,7 +3604,7 @@
         <w:spacing w:before="0" w:after="0" w:line="240" w:lineRule="auto"/>
       </w:pPr>
       <w:rPr>
-        <w:rFonts w:asciiTheme="majorHAnsi" w:eastAsiaTheme="majorEastAsia" w:hAnsiTheme="majorHAnsi" w:cstheme="majorBidi"/>
+        <w:rFonts w:ascii="Arial" w:hAnsi="Arial" w:cs="Arial" w:eastAsia="Arial"/>
         <w:b/>
         <w:bCs/>
       </w:rPr>
@@ -3625,7 +3625,7 @@
         <w:spacing w:before="0" w:after="0" w:line="240" w:lineRule="auto"/>
       </w:pPr>
       <w:rPr>
-        <w:rFonts w:asciiTheme="majorHAnsi" w:eastAsiaTheme="majorEastAsia" w:hAnsiTheme="majorHAnsi" w:cstheme="majorBidi"/>
+        <w:rFonts w:ascii="Arial" w:hAnsi="Arial" w:cs="Arial" w:eastAsia="Arial"/>
         <w:b/>
         <w:bCs/>
       </w:rPr>
@@ -3643,14 +3643,14 @@
     </w:tblStylePr>
     <w:tblStylePr w:type="firstCol">
       <w:rPr>
-        <w:rFonts w:asciiTheme="majorHAnsi" w:eastAsiaTheme="majorEastAsia" w:hAnsiTheme="majorHAnsi" w:cstheme="majorBidi"/>
+        <w:rFonts w:ascii="Arial" w:hAnsi="Arial" w:cs="Arial" w:eastAsia="Arial"/>
         <w:b/>
         <w:bCs/>
       </w:rPr>
     </w:tblStylePr>
     <w:tblStylePr w:type="lastCol">
       <w:rPr>
-        <w:rFonts w:asciiTheme="majorHAnsi" w:eastAsiaTheme="majorEastAsia" w:hAnsiTheme="majorHAnsi" w:cstheme="majorBidi"/>
+        <w:rFonts w:ascii="Arial" w:hAnsi="Arial" w:cs="Arial" w:eastAsia="Arial"/>
         <w:b/>
         <w:bCs/>
       </w:rPr>
@@ -3734,7 +3734,7 @@
         <w:spacing w:before="0" w:after="0" w:line="240" w:lineRule="auto"/>
       </w:pPr>
       <w:rPr>
-        <w:rFonts w:asciiTheme="majorHAnsi" w:eastAsiaTheme="majorEastAsia" w:hAnsiTheme="majorHAnsi" w:cstheme="majorBidi"/>
+        <w:rFonts w:ascii="Arial" w:hAnsi="Arial" w:cs="Arial" w:eastAsia="Arial"/>
         <w:b/>
         <w:bCs/>
       </w:rPr>
@@ -3755,7 +3755,7 @@
         <w:spacing w:before="0" w:after="0" w:line="240" w:lineRule="auto"/>
       </w:pPr>
       <w:rPr>
-        <w:rFonts w:asciiTheme="majorHAnsi" w:eastAsiaTheme="majorEastAsia" w:hAnsiTheme="majorHAnsi" w:cstheme="majorBidi"/>
+        <w:rFonts w:ascii="Arial" w:hAnsi="Arial" w:cs="Arial" w:eastAsia="Arial"/>
         <w:b/>
         <w:bCs/>
       </w:rPr>
@@ -3773,14 +3773,14 @@
     </w:tblStylePr>
     <w:tblStylePr w:type="firstCol">
       <w:rPr>
-        <w:rFonts w:asciiTheme="majorHAnsi" w:eastAsiaTheme="majorEastAsia" w:hAnsiTheme="majorHAnsi" w:cstheme="majorBidi"/>
+        <w:rFonts w:ascii="Arial" w:hAnsi="Arial" w:cs="Arial" w:eastAsia="Arial"/>
         <w:b/>
         <w:bCs/>
       </w:rPr>
     </w:tblStylePr>
     <w:tblStylePr w:type="lastCol">
       <w:rPr>
-        <w:rFonts w:asciiTheme="majorHAnsi" w:eastAsiaTheme="majorEastAsia" w:hAnsiTheme="majorHAnsi" w:cstheme="majorBidi"/>
+        <w:rFonts w:ascii="Arial" w:hAnsi="Arial" w:cs="Arial" w:eastAsia="Arial"/>
         <w:b/>
         <w:bCs/>
       </w:rPr>
@@ -3864,7 +3864,7 @@
         <w:spacing w:before="0" w:after="0" w:line="240" w:lineRule="auto"/>
       </w:pPr>
       <w:rPr>
-        <w:rFonts w:asciiTheme="majorHAnsi" w:eastAsiaTheme="majorEastAsia" w:hAnsiTheme="majorHAnsi" w:cstheme="majorBidi"/>
+        <w:rFonts w:ascii="Arial" w:hAnsi="Arial" w:cs="Arial" w:eastAsia="Arial"/>
         <w:b/>
         <w:bCs/>
       </w:rPr>
@@ -3885,7 +3885,7 @@
         <w:spacing w:before="0" w:after="0" w:line="240" w:lineRule="auto"/>
       </w:pPr>
       <w:rPr>
-        <w:rFonts w:asciiTheme="majorHAnsi" w:eastAsiaTheme="majorEastAsia" w:hAnsiTheme="majorHAnsi" w:cstheme="majorBidi"/>
+        <w:rFonts w:ascii="Arial" w:hAnsi="Arial" w:cs="Arial" w:eastAsia="Arial"/>
         <w:b/>
         <w:bCs/>
       </w:rPr>
@@ -3903,14 +3903,14 @@
     </w:tblStylePr>
     <w:tblStylePr w:type="firstCol">
       <w:rPr>
-        <w:rFonts w:asciiTheme="majorHAnsi" w:eastAsiaTheme="majorEastAsia" w:hAnsiTheme="majorHAnsi" w:cstheme="majorBidi"/>
+        <w:rFonts w:ascii="Arial" w:hAnsi="Arial" w:cs="Arial" w:eastAsia="Arial"/>
         <w:b/>
         <w:bCs/>
       </w:rPr>
     </w:tblStylePr>
     <w:tblStylePr w:type="lastCol">
       <w:rPr>
-        <w:rFonts w:asciiTheme="majorHAnsi" w:eastAsiaTheme="majorEastAsia" w:hAnsiTheme="majorHAnsi" w:cstheme="majorBidi"/>
+        <w:rFonts w:ascii="Arial" w:hAnsi="Arial" w:cs="Arial" w:eastAsia="Arial"/>
         <w:b/>
         <w:bCs/>
       </w:rPr>
@@ -3994,7 +3994,7 @@
         <w:spacing w:before="0" w:after="0" w:line="240" w:lineRule="auto"/>
       </w:pPr>
       <w:rPr>
-        <w:rFonts w:asciiTheme="majorHAnsi" w:eastAsiaTheme="majorEastAsia" w:hAnsiTheme="majorHAnsi" w:cstheme="majorBidi"/>
+        <w:rFonts w:ascii="Arial" w:hAnsi="Arial" w:cs="Arial" w:eastAsia="Arial"/>
         <w:b/>
         <w:bCs/>
       </w:rPr>
@@ -4015,7 +4015,7 @@
         <w:spacing w:before="0" w:after="0" w:line="240" w:lineRule="auto"/>
       </w:pPr>
       <w:rPr>
-        <w:rFonts w:asciiTheme="majorHAnsi" w:eastAsiaTheme="majorEastAsia" w:hAnsiTheme="majorHAnsi" w:cstheme="majorBidi"/>
+        <w:rFonts w:ascii="Arial" w:hAnsi="Arial" w:cs="Arial" w:eastAsia="Arial"/>
         <w:b/>
         <w:bCs/>
       </w:rPr>
@@ -4033,14 +4033,14 @@
     </w:tblStylePr>
     <w:tblStylePr w:type="firstCol">
       <w:rPr>
-        <w:rFonts w:asciiTheme="majorHAnsi" w:eastAsiaTheme="majorEastAsia" w:hAnsiTheme="majorHAnsi" w:cstheme="majorBidi"/>
+        <w:rFonts w:ascii="Arial" w:hAnsi="Arial" w:cs="Arial" w:eastAsia="Arial"/>
         <w:b/>
         <w:bCs/>
       </w:rPr>
     </w:tblStylePr>
     <w:tblStylePr w:type="lastCol">
       <w:rPr>
-        <w:rFonts w:asciiTheme="majorHAnsi" w:eastAsiaTheme="majorEastAsia" w:hAnsiTheme="majorHAnsi" w:cstheme="majorBidi"/>
+        <w:rFonts w:ascii="Arial" w:hAnsi="Arial" w:cs="Arial" w:eastAsia="Arial"/>
         <w:b/>
         <w:bCs/>
       </w:rPr>
@@ -5905,7 +5905,7 @@
     </w:tblPr>
     <w:tblStylePr w:type="firstRow">
       <w:rPr>
-        <w:rFonts w:asciiTheme="majorHAnsi" w:eastAsiaTheme="majorEastAsia" w:hAnsiTheme="majorHAnsi" w:cstheme="majorBidi"/>
+        <w:rFonts w:ascii="Arial" w:hAnsi="Arial" w:cs="Arial" w:eastAsia="Arial"/>
       </w:rPr>
       <w:tblPr/>
       <w:tcPr>
@@ -5989,7 +5989,7 @@
     </w:tblPr>
     <w:tblStylePr w:type="firstRow">
       <w:rPr>
-        <w:rFonts w:asciiTheme="majorHAnsi" w:eastAsiaTheme="majorEastAsia" w:hAnsiTheme="majorHAnsi" w:cstheme="majorBidi"/>
+        <w:rFonts w:ascii="Arial" w:hAnsi="Arial" w:cs="Arial" w:eastAsia="Arial"/>
       </w:rPr>
       <w:tblPr/>
       <w:tcPr>
@@ -6073,7 +6073,7 @@
     </w:tblPr>
     <w:tblStylePr w:type="firstRow">
       <w:rPr>
-        <w:rFonts w:asciiTheme="majorHAnsi" w:eastAsiaTheme="majorEastAsia" w:hAnsiTheme="majorHAnsi" w:cstheme="majorBidi"/>
+        <w:rFonts w:ascii="Arial" w:hAnsi="Arial" w:cs="Arial" w:eastAsia="Arial"/>
       </w:rPr>
       <w:tblPr/>
       <w:tcPr>
@@ -6157,7 +6157,7 @@
     </w:tblPr>
     <w:tblStylePr w:type="firstRow">
       <w:rPr>
-        <w:rFonts w:asciiTheme="majorHAnsi" w:eastAsiaTheme="majorEastAsia" w:hAnsiTheme="majorHAnsi" w:cstheme="majorBidi"/>
+        <w:rFonts w:ascii="Arial" w:hAnsi="Arial" w:cs="Arial" w:eastAsia="Arial"/>
       </w:rPr>
       <w:tblPr/>
       <w:tcPr>
@@ -6241,7 +6241,7 @@
     </w:tblPr>
     <w:tblStylePr w:type="firstRow">
       <w:rPr>
-        <w:rFonts w:asciiTheme="majorHAnsi" w:eastAsiaTheme="majorEastAsia" w:hAnsiTheme="majorHAnsi" w:cstheme="majorBidi"/>
+        <w:rFonts w:ascii="Arial" w:hAnsi="Arial" w:cs="Arial" w:eastAsia="Arial"/>
       </w:rPr>
       <w:tblPr/>
       <w:tcPr>
@@ -6325,7 +6325,7 @@
     </w:tblPr>
     <w:tblStylePr w:type="firstRow">
       <w:rPr>
-        <w:rFonts w:asciiTheme="majorHAnsi" w:eastAsiaTheme="majorEastAsia" w:hAnsiTheme="majorHAnsi" w:cstheme="majorBidi"/>
+        <w:rFonts w:ascii="Arial" w:hAnsi="Arial" w:cs="Arial" w:eastAsia="Arial"/>
       </w:rPr>
       <w:tblPr/>
       <w:tcPr>
@@ -6409,7 +6409,7 @@
     </w:tblPr>
     <w:tblStylePr w:type="firstRow">
       <w:rPr>
-        <w:rFonts w:asciiTheme="majorHAnsi" w:eastAsiaTheme="majorEastAsia" w:hAnsiTheme="majorHAnsi" w:cstheme="majorBidi"/>
+        <w:rFonts w:ascii="Arial" w:hAnsi="Arial" w:cs="Arial" w:eastAsia="Arial"/>
       </w:rPr>
       <w:tblPr/>
       <w:tcPr>
@@ -6474,7 +6474,7 @@
       <w:spacing w:after="0" w:line="240" w:lineRule="auto"/>
     </w:pPr>
     <w:rPr>
-      <w:rFonts w:asciiTheme="majorHAnsi" w:eastAsiaTheme="majorEastAsia" w:hAnsiTheme="majorHAnsi" w:cstheme="majorBidi"/>
+      <w:rFonts w:ascii="Arial" w:hAnsi="Arial" w:cs="Arial" w:eastAsia="Arial"/>
       <w:color w:val="000000" w:themeColor="text1"/>
     </w:rPr>
     <w:tblPr>
@@ -6602,7 +6602,7 @@
       <w:spacing w:after="0" w:line="240" w:lineRule="auto"/>
     </w:pPr>
     <w:rPr>
-      <w:rFonts w:asciiTheme="majorHAnsi" w:eastAsiaTheme="majorEastAsia" w:hAnsiTheme="majorHAnsi" w:cstheme="majorBidi"/>
+      <w:rFonts w:ascii="Arial" w:hAnsi="Arial" w:cs="Arial" w:eastAsia="Arial"/>
       <w:color w:val="000000" w:themeColor="text1"/>
     </w:rPr>
     <w:tblPr>
@@ -6730,7 +6730,7 @@
       <w:spacing w:after="0" w:line="240" w:lineRule="auto"/>
     </w:pPr>
     <w:rPr>
-      <w:rFonts w:asciiTheme="majorHAnsi" w:eastAsiaTheme="majorEastAsia" w:hAnsiTheme="majorHAnsi" w:cstheme="majorBidi"/>
+      <w:rFonts w:ascii="Arial" w:hAnsi="Arial" w:cs="Arial" w:eastAsia="Arial"/>
       <w:color w:val="000000" w:themeColor="text1"/>
     </w:rPr>
     <w:tblPr>
@@ -6858,7 +6858,7 @@
       <w:spacing w:after="0" w:line="240" w:lineRule="auto"/>
     </w:pPr>
     <w:rPr>
-      <w:rFonts w:asciiTheme="majorHAnsi" w:eastAsiaTheme="majorEastAsia" w:hAnsiTheme="majorHAnsi" w:cstheme="majorBidi"/>
+      <w:rFonts w:ascii="Arial" w:hAnsi="Arial" w:cs="Arial" w:eastAsia="Arial"/>
       <w:color w:val="000000" w:themeColor="text1"/>
     </w:rPr>
     <w:tblPr>
@@ -6986,7 +6986,7 @@
       <w:spacing w:after="0" w:line="240" w:lineRule="auto"/>
     </w:pPr>
     <w:rPr>
-      <w:rFonts w:asciiTheme="majorHAnsi" w:eastAsiaTheme="majorEastAsia" w:hAnsiTheme="majorHAnsi" w:cstheme="majorBidi"/>
+      <w:rFonts w:ascii="Arial" w:hAnsi="Arial" w:cs="Arial" w:eastAsia="Arial"/>
       <w:color w:val="000000" w:themeColor="text1"/>
     </w:rPr>
     <w:tblPr>
@@ -7114,7 +7114,7 @@
       <w:spacing w:after="0" w:line="240" w:lineRule="auto"/>
     </w:pPr>
     <w:rPr>
-      <w:rFonts w:asciiTheme="majorHAnsi" w:eastAsiaTheme="majorEastAsia" w:hAnsiTheme="majorHAnsi" w:cstheme="majorBidi"/>
+      <w:rFonts w:ascii="Arial" w:hAnsi="Arial" w:cs="Arial" w:eastAsia="Arial"/>
       <w:color w:val="000000" w:themeColor="text1"/>
     </w:rPr>
     <w:tblPr>
@@ -7242,7 +7242,7 @@
       <w:spacing w:after="0" w:line="240" w:lineRule="auto"/>
     </w:pPr>
     <w:rPr>
-      <w:rFonts w:asciiTheme="majorHAnsi" w:eastAsiaTheme="majorEastAsia" w:hAnsiTheme="majorHAnsi" w:cstheme="majorBidi"/>
+      <w:rFonts w:ascii="Arial" w:hAnsi="Arial" w:cs="Arial" w:eastAsia="Arial"/>
       <w:color w:val="000000" w:themeColor="text1"/>
     </w:rPr>
     <w:tblPr>
@@ -7881,7 +7881,7 @@
       <w:spacing w:after="0" w:line="240" w:lineRule="auto"/>
     </w:pPr>
     <w:rPr>
-      <w:rFonts w:asciiTheme="majorHAnsi" w:eastAsiaTheme="majorEastAsia" w:hAnsiTheme="majorHAnsi" w:cstheme="majorBidi"/>
+      <w:rFonts w:ascii="Arial" w:hAnsi="Arial" w:cs="Arial" w:eastAsia="Arial"/>
       <w:color w:val="000000" w:themeColor="text1"/>
     </w:rPr>
     <w:tblPr>
@@ -8006,7 +8006,7 @@
       <w:spacing w:after="0" w:line="240" w:lineRule="auto"/>
     </w:pPr>
     <w:rPr>
-      <w:rFonts w:asciiTheme="majorHAnsi" w:eastAsiaTheme="majorEastAsia" w:hAnsiTheme="majorHAnsi" w:cstheme="majorBidi"/>
+      <w:rFonts w:ascii="Arial" w:hAnsi="Arial" w:cs="Arial" w:eastAsia="Arial"/>
       <w:color w:val="000000" w:themeColor="text1"/>
     </w:rPr>
     <w:tblPr>
@@ -8131,7 +8131,7 @@
       <w:spacing w:after="0" w:line="240" w:lineRule="auto"/>
     </w:pPr>
     <w:rPr>
-      <w:rFonts w:asciiTheme="majorHAnsi" w:eastAsiaTheme="majorEastAsia" w:hAnsiTheme="majorHAnsi" w:cstheme="majorBidi"/>
+      <w:rFonts w:ascii="Arial" w:hAnsi="Arial" w:cs="Arial" w:eastAsia="Arial"/>
       <w:color w:val="000000" w:themeColor="text1"/>
     </w:rPr>
     <w:tblPr>
@@ -8256,7 +8256,7 @@
       <w:spacing w:after="0" w:line="240" w:lineRule="auto"/>
     </w:pPr>
     <w:rPr>
-      <w:rFonts w:asciiTheme="majorHAnsi" w:eastAsiaTheme="majorEastAsia" w:hAnsiTheme="majorHAnsi" w:cstheme="majorBidi"/>
+      <w:rFonts w:ascii="Arial" w:hAnsi="Arial" w:cs="Arial" w:eastAsia="Arial"/>
       <w:color w:val="000000" w:themeColor="text1"/>
     </w:rPr>
     <w:tblPr>
@@ -8381,7 +8381,7 @@
       <w:spacing w:after="0" w:line="240" w:lineRule="auto"/>
     </w:pPr>
     <w:rPr>
-      <w:rFonts w:asciiTheme="majorHAnsi" w:eastAsiaTheme="majorEastAsia" w:hAnsiTheme="majorHAnsi" w:cstheme="majorBidi"/>
+      <w:rFonts w:ascii="Arial" w:hAnsi="Arial" w:cs="Arial" w:eastAsia="Arial"/>
       <w:color w:val="000000" w:themeColor="text1"/>
     </w:rPr>
     <w:tblPr>
@@ -8506,7 +8506,7 @@
       <w:spacing w:after="0" w:line="240" w:lineRule="auto"/>
     </w:pPr>
     <w:rPr>
-      <w:rFonts w:asciiTheme="majorHAnsi" w:eastAsiaTheme="majorEastAsia" w:hAnsiTheme="majorHAnsi" w:cstheme="majorBidi"/>
+      <w:rFonts w:ascii="Arial" w:hAnsi="Arial" w:cs="Arial" w:eastAsia="Arial"/>
       <w:color w:val="000000" w:themeColor="text1"/>
     </w:rPr>
     <w:tblPr>
@@ -8631,7 +8631,7 @@
       <w:spacing w:after="0" w:line="240" w:lineRule="auto"/>
     </w:pPr>
     <w:rPr>
-      <w:rFonts w:asciiTheme="majorHAnsi" w:eastAsiaTheme="majorEastAsia" w:hAnsiTheme="majorHAnsi" w:cstheme="majorBidi"/>
+      <w:rFonts w:ascii="Arial" w:hAnsi="Arial" w:cs="Arial" w:eastAsia="Arial"/>
       <w:color w:val="000000" w:themeColor="text1"/>
     </w:rPr>
     <w:tblPr>
@@ -12546,7 +12546,7 @@
   <w:docDefaults>
     <w:rPrDefault>
       <w:rPr>
-        <w:rFonts w:asciiTheme="minorHAnsi" w:eastAsiaTheme="minorEastAsia" w:hAnsiTheme="minorHAnsi" w:cstheme="minorBidi"/>
+        <w:rFonts w:ascii="Arial" w:hAnsi="Arial" w:cs="Arial" w:eastAsia="Arial"/>
         <w:sz w:val="22"/>
         <w:szCs w:val="22"/>
         <w:lang w:val="en-US" w:eastAsia="en-US" w:bidi="ar-SA"/>
@@ -12717,7 +12717,7 @@
       <w:outlineLvl w:val="0"/>
     </w:pPr>
     <w:rPr>
-      <w:rFonts w:asciiTheme="majorHAnsi" w:eastAsiaTheme="majorEastAsia" w:hAnsiTheme="majorHAnsi" w:cstheme="majorBidi"/>
+      <w:rFonts w:ascii="Arial" w:hAnsi="Arial" w:cs="Arial" w:eastAsia="Arial"/>
       <w:b/>
       <w:bCs/>
       <w:color w:val="365F91" w:themeColor="accent1" w:themeShade="BF"/>
@@ -12741,7 +12741,7 @@
       <w:outlineLvl w:val="1"/>
     </w:pPr>
     <w:rPr>
-      <w:rFonts w:asciiTheme="majorHAnsi" w:eastAsiaTheme="majorEastAsia" w:hAnsiTheme="majorHAnsi" w:cstheme="majorBidi"/>
+      <w:rFonts w:ascii="Arial" w:hAnsi="Arial" w:cs="Arial" w:eastAsia="Arial"/>
       <w:b/>
       <w:bCs/>
       <w:color w:val="4F81BD" w:themeColor="accent1"/>
@@ -12765,7 +12765,7 @@
       <w:outlineLvl w:val="2"/>
     </w:pPr>
     <w:rPr>
-      <w:rFonts w:asciiTheme="majorHAnsi" w:eastAsiaTheme="majorEastAsia" w:hAnsiTheme="majorHAnsi" w:cstheme="majorBidi"/>
+      <w:rFonts w:ascii="Arial" w:hAnsi="Arial" w:cs="Arial" w:eastAsia="Arial"/>
       <w:b/>
       <w:bCs/>
       <w:color w:val="4F81BD" w:themeColor="accent1"/>
@@ -12788,7 +12788,7 @@
       <w:outlineLvl w:val="3"/>
     </w:pPr>
     <w:rPr>
-      <w:rFonts w:asciiTheme="majorHAnsi" w:eastAsiaTheme="majorEastAsia" w:hAnsiTheme="majorHAnsi" w:cstheme="majorBidi"/>
+      <w:rFonts w:ascii="Arial" w:hAnsi="Arial" w:cs="Arial" w:eastAsia="Arial"/>
       <w:b/>
       <w:bCs/>
       <w:i/>
@@ -12813,7 +12813,7 @@
       <w:outlineLvl w:val="4"/>
     </w:pPr>
     <w:rPr>
-      <w:rFonts w:asciiTheme="majorHAnsi" w:eastAsiaTheme="majorEastAsia" w:hAnsiTheme="majorHAnsi" w:cstheme="majorBidi"/>
+      <w:rFonts w:ascii="Arial" w:hAnsi="Arial" w:cs="Arial" w:eastAsia="Arial"/>
       <w:color w:val="243F60" w:themeColor="accent1" w:themeShade="7F"/>
     </w:rPr>
   </w:style>
@@ -12834,7 +12834,7 @@
       <w:outlineLvl w:val="5"/>
     </w:pPr>
     <w:rPr>
-      <w:rFonts w:asciiTheme="majorHAnsi" w:eastAsiaTheme="majorEastAsia" w:hAnsiTheme="majorHAnsi" w:cstheme="majorBidi"/>
+      <w:rFonts w:ascii="Arial" w:hAnsi="Arial" w:cs="Arial" w:eastAsia="Arial"/>
       <w:i/>
       <w:iCs/>
       <w:color w:val="243F60" w:themeColor="accent1" w:themeShade="7F"/>
@@ -12857,7 +12857,7 @@
       <w:outlineLvl w:val="6"/>
     </w:pPr>
     <w:rPr>
-      <w:rFonts w:asciiTheme="majorHAnsi" w:eastAsiaTheme="majorEastAsia" w:hAnsiTheme="majorHAnsi" w:cstheme="majorBidi"/>
+      <w:rFonts w:ascii="Arial" w:hAnsi="Arial" w:cs="Arial" w:eastAsia="Arial"/>
       <w:i/>
       <w:iCs/>
       <w:color w:val="404040" w:themeColor="text1" w:themeTint="BF"/>
@@ -12880,7 +12880,7 @@
       <w:outlineLvl w:val="7"/>
     </w:pPr>
     <w:rPr>
-      <w:rFonts w:asciiTheme="majorHAnsi" w:eastAsiaTheme="majorEastAsia" w:hAnsiTheme="majorHAnsi" w:cstheme="majorBidi"/>
+      <w:rFonts w:ascii="Arial" w:hAnsi="Arial" w:cs="Arial" w:eastAsia="Arial"/>
       <w:color w:val="4F81BD" w:themeColor="accent1"/>
       <w:sz w:val="20"/>
       <w:szCs w:val="20"/>
@@ -12903,7 +12903,7 @@
       <w:outlineLvl w:val="8"/>
     </w:pPr>
     <w:rPr>
-      <w:rFonts w:asciiTheme="majorHAnsi" w:eastAsiaTheme="majorEastAsia" w:hAnsiTheme="majorHAnsi" w:cstheme="majorBidi"/>
+      <w:rFonts w:ascii="Arial" w:hAnsi="Arial" w:cs="Arial" w:eastAsia="Arial"/>
       <w:i/>
       <w:iCs/>
       <w:color w:val="404040" w:themeColor="text1" w:themeTint="BF"/>
@@ -12954,7 +12954,7 @@
     <w:uiPriority w:val="9"/>
     <w:rsid w:val="00FC693F"/>
     <w:rPr>
-      <w:rFonts w:asciiTheme="majorHAnsi" w:eastAsiaTheme="majorEastAsia" w:hAnsiTheme="majorHAnsi" w:cstheme="majorBidi"/>
+      <w:rFonts w:ascii="Arial" w:hAnsi="Arial" w:cs="Arial" w:eastAsia="Arial"/>
       <w:b/>
       <w:bCs/>
       <w:color w:val="365F91" w:themeColor="accent1" w:themeShade="BF"/>
@@ -12969,7 +12969,7 @@
     <w:uiPriority w:val="9"/>
     <w:rsid w:val="00FC693F"/>
     <w:rPr>
-      <w:rFonts w:asciiTheme="majorHAnsi" w:eastAsiaTheme="majorEastAsia" w:hAnsiTheme="majorHAnsi" w:cstheme="majorBidi"/>
+      <w:rFonts w:ascii="Arial" w:hAnsi="Arial" w:cs="Arial" w:eastAsia="Arial"/>
       <w:b/>
       <w:bCs/>
       <w:color w:val="4F81BD" w:themeColor="accent1"/>
@@ -12984,7 +12984,7 @@
     <w:uiPriority w:val="9"/>
     <w:rsid w:val="00FC693F"/>
     <w:rPr>
-      <w:rFonts w:asciiTheme="majorHAnsi" w:eastAsiaTheme="majorEastAsia" w:hAnsiTheme="majorHAnsi" w:cstheme="majorBidi"/>
+      <w:rFonts w:ascii="Arial" w:hAnsi="Arial" w:cs="Arial" w:eastAsia="Arial"/>
       <w:b/>
       <w:bCs/>
       <w:color w:val="4F81BD" w:themeColor="accent1"/>
@@ -13006,7 +13006,7 @@
       <w:contextualSpacing/>
     </w:pPr>
     <w:rPr>
-      <w:rFonts w:asciiTheme="majorHAnsi" w:eastAsiaTheme="majorEastAsia" w:hAnsiTheme="majorHAnsi" w:cstheme="majorBidi"/>
+      <w:rFonts w:ascii="Arial" w:hAnsi="Arial" w:cs="Arial" w:eastAsia="Arial"/>
       <w:color w:val="17365D" w:themeColor="text2" w:themeShade="BF"/>
       <w:spacing w:val="5"/>
       <w:kern w:val="28"/>
@@ -13021,7 +13021,7 @@
     <w:uiPriority w:val="10"/>
     <w:rsid w:val="00FC693F"/>
     <w:rPr>
-      <w:rFonts w:asciiTheme="majorHAnsi" w:eastAsiaTheme="majorEastAsia" w:hAnsiTheme="majorHAnsi" w:cstheme="majorBidi"/>
+      <w:rFonts w:ascii="Arial" w:hAnsi="Arial" w:cs="Arial" w:eastAsia="Arial"/>
       <w:color w:val="17365D" w:themeColor="text2" w:themeShade="BF"/>
       <w:spacing w:val="5"/>
       <w:kern w:val="28"/>
@@ -13043,7 +13043,7 @@
       </w:numPr>
     </w:pPr>
     <w:rPr>
-      <w:rFonts w:asciiTheme="majorHAnsi" w:eastAsiaTheme="majorEastAsia" w:hAnsiTheme="majorHAnsi" w:cstheme="majorBidi"/>
+      <w:rFonts w:ascii="Arial" w:hAnsi="Arial" w:cs="Arial" w:eastAsia="Arial"/>
       <w:i/>
       <w:iCs/>
       <w:color w:val="4F81BD" w:themeColor="accent1"/>
@@ -13059,7 +13059,7 @@
     <w:uiPriority w:val="11"/>
     <w:rsid w:val="00FC693F"/>
     <w:rPr>
-      <w:rFonts w:asciiTheme="majorHAnsi" w:eastAsiaTheme="majorEastAsia" w:hAnsiTheme="majorHAnsi" w:cstheme="majorBidi"/>
+      <w:rFonts w:ascii="Arial" w:hAnsi="Arial" w:cs="Arial" w:eastAsia="Arial"/>
       <w:i/>
       <w:iCs/>
       <w:color w:val="4F81BD" w:themeColor="accent1"/>
@@ -13306,7 +13306,7 @@
       </w:tabs>
     </w:pPr>
     <w:rPr>
-      <w:rFonts w:ascii="Courier" w:hAnsi="Courier"/>
+      <w:rFonts w:ascii="Arial" w:hAnsi="Arial" w:cs="Arial" w:eastAsia="Arial"/>
       <w:sz w:val="20"/>
       <w:szCs w:val="20"/>
     </w:rPr>
@@ -13318,7 +13318,7 @@
     <w:uiPriority w:val="99"/>
     <w:rsid w:val="0029639D"/>
     <w:rPr>
-      <w:rFonts w:ascii="Courier" w:hAnsi="Courier"/>
+      <w:rFonts w:ascii="Arial" w:hAnsi="Arial" w:cs="Arial" w:eastAsia="Arial"/>
       <w:sz w:val="20"/>
       <w:szCs w:val="20"/>
     </w:rPr>
@@ -13357,7 +13357,7 @@
     <w:semiHidden/>
     <w:rsid w:val="00FC693F"/>
     <w:rPr>
-      <w:rFonts w:asciiTheme="majorHAnsi" w:eastAsiaTheme="majorEastAsia" w:hAnsiTheme="majorHAnsi" w:cstheme="majorBidi"/>
+      <w:rFonts w:ascii="Arial" w:hAnsi="Arial" w:cs="Arial" w:eastAsia="Arial"/>
       <w:b/>
       <w:bCs/>
       <w:i/>
@@ -13373,7 +13373,7 @@
     <w:semiHidden/>
     <w:rsid w:val="00FC693F"/>
     <w:rPr>
-      <w:rFonts w:asciiTheme="majorHAnsi" w:eastAsiaTheme="majorEastAsia" w:hAnsiTheme="majorHAnsi" w:cstheme="majorBidi"/>
+      <w:rFonts w:ascii="Arial" w:hAnsi="Arial" w:cs="Arial" w:eastAsia="Arial"/>
       <w:color w:val="243F60" w:themeColor="accent1" w:themeShade="7F"/>
     </w:rPr>
   </w:style>
@@ -13385,7 +13385,7 @@
     <w:semiHidden/>
     <w:rsid w:val="00FC693F"/>
     <w:rPr>
-      <w:rFonts w:asciiTheme="majorHAnsi" w:eastAsiaTheme="majorEastAsia" w:hAnsiTheme="majorHAnsi" w:cstheme="majorBidi"/>
+      <w:rFonts w:ascii="Arial" w:hAnsi="Arial" w:cs="Arial" w:eastAsia="Arial"/>
       <w:i/>
       <w:iCs/>
       <w:color w:val="243F60" w:themeColor="accent1" w:themeShade="7F"/>
@@ -13399,7 +13399,7 @@
     <w:semiHidden/>
     <w:rsid w:val="00FC693F"/>
     <w:rPr>
-      <w:rFonts w:asciiTheme="majorHAnsi" w:eastAsiaTheme="majorEastAsia" w:hAnsiTheme="majorHAnsi" w:cstheme="majorBidi"/>
+      <w:rFonts w:ascii="Arial" w:hAnsi="Arial" w:cs="Arial" w:eastAsia="Arial"/>
       <w:i/>
       <w:iCs/>
       <w:color w:val="404040" w:themeColor="text1" w:themeTint="BF"/>
@@ -13413,7 +13413,7 @@
     <w:semiHidden/>
     <w:rsid w:val="00FC693F"/>
     <w:rPr>
-      <w:rFonts w:asciiTheme="majorHAnsi" w:eastAsiaTheme="majorEastAsia" w:hAnsiTheme="majorHAnsi" w:cstheme="majorBidi"/>
+      <w:rFonts w:ascii="Arial" w:hAnsi="Arial" w:cs="Arial" w:eastAsia="Arial"/>
       <w:color w:val="4F81BD" w:themeColor="accent1"/>
       <w:sz w:val="20"/>
       <w:szCs w:val="20"/>
@@ -13427,7 +13427,7 @@
     <w:semiHidden/>
     <w:rsid w:val="00FC693F"/>
     <w:rPr>
-      <w:rFonts w:asciiTheme="majorHAnsi" w:eastAsiaTheme="majorEastAsia" w:hAnsiTheme="majorHAnsi" w:cstheme="majorBidi"/>
+      <w:rFonts w:ascii="Arial" w:hAnsi="Arial" w:cs="Arial" w:eastAsia="Arial"/>
       <w:i/>
       <w:iCs/>
       <w:color w:val="404040" w:themeColor="text1" w:themeTint="BF"/>
@@ -15016,7 +15016,7 @@
         <w:spacing w:before="0" w:after="0" w:line="240" w:lineRule="auto"/>
       </w:pPr>
       <w:rPr>
-        <w:rFonts w:asciiTheme="majorHAnsi" w:eastAsiaTheme="majorEastAsia" w:hAnsiTheme="majorHAnsi" w:cstheme="majorBidi"/>
+        <w:rFonts w:ascii="Arial" w:hAnsi="Arial" w:cs="Arial" w:eastAsia="Arial"/>
         <w:b/>
         <w:bCs/>
       </w:rPr>
@@ -15037,7 +15037,7 @@
         <w:spacing w:before="0" w:after="0" w:line="240" w:lineRule="auto"/>
       </w:pPr>
       <w:rPr>
-        <w:rFonts w:asciiTheme="majorHAnsi" w:eastAsiaTheme="majorEastAsia" w:hAnsiTheme="majorHAnsi" w:cstheme="majorBidi"/>
+        <w:rFonts w:ascii="Arial" w:hAnsi="Arial" w:cs="Arial" w:eastAsia="Arial"/>
         <w:b/>
         <w:bCs/>
       </w:rPr>
@@ -15055,14 +15055,14 @@
     </w:tblStylePr>
     <w:tblStylePr w:type="firstCol">
       <w:rPr>
-        <w:rFonts w:asciiTheme="majorHAnsi" w:eastAsiaTheme="majorEastAsia" w:hAnsiTheme="majorHAnsi" w:cstheme="majorBidi"/>
+        <w:rFonts w:ascii="Arial" w:hAnsi="Arial" w:cs="Arial" w:eastAsia="Arial"/>
         <w:b/>
         <w:bCs/>
       </w:rPr>
     </w:tblStylePr>
     <w:tblStylePr w:type="lastCol">
       <w:rPr>
-        <w:rFonts w:asciiTheme="majorHAnsi" w:eastAsiaTheme="majorEastAsia" w:hAnsiTheme="majorHAnsi" w:cstheme="majorBidi"/>
+        <w:rFonts w:ascii="Arial" w:hAnsi="Arial" w:cs="Arial" w:eastAsia="Arial"/>
         <w:b/>
         <w:bCs/>
       </w:rPr>
@@ -15146,7 +15146,7 @@
         <w:spacing w:before="0" w:after="0" w:line="240" w:lineRule="auto"/>
       </w:pPr>
       <w:rPr>
-        <w:rFonts w:asciiTheme="majorHAnsi" w:eastAsiaTheme="majorEastAsia" w:hAnsiTheme="majorHAnsi" w:cstheme="majorBidi"/>
+        <w:rFonts w:ascii="Arial" w:hAnsi="Arial" w:cs="Arial" w:eastAsia="Arial"/>
         <w:b/>
         <w:bCs/>
       </w:rPr>
@@ -15167,7 +15167,7 @@
         <w:spacing w:before="0" w:after="0" w:line="240" w:lineRule="auto"/>
       </w:pPr>
       <w:rPr>
-        <w:rFonts w:asciiTheme="majorHAnsi" w:eastAsiaTheme="majorEastAsia" w:hAnsiTheme="majorHAnsi" w:cstheme="majorBidi"/>
+        <w:rFonts w:ascii="Arial" w:hAnsi="Arial" w:cs="Arial" w:eastAsia="Arial"/>
         <w:b/>
         <w:bCs/>
       </w:rPr>
@@ -15185,14 +15185,14 @@
     </w:tblStylePr>
     <w:tblStylePr w:type="firstCol">
       <w:rPr>
-        <w:rFonts w:asciiTheme="majorHAnsi" w:eastAsiaTheme="majorEastAsia" w:hAnsiTheme="majorHAnsi" w:cstheme="majorBidi"/>
+        <w:rFonts w:ascii="Arial" w:hAnsi="Arial" w:cs="Arial" w:eastAsia="Arial"/>
         <w:b/>
         <w:bCs/>
       </w:rPr>
     </w:tblStylePr>
     <w:tblStylePr w:type="lastCol">
       <w:rPr>
-        <w:rFonts w:asciiTheme="majorHAnsi" w:eastAsiaTheme="majorEastAsia" w:hAnsiTheme="majorHAnsi" w:cstheme="majorBidi"/>
+        <w:rFonts w:ascii="Arial" w:hAnsi="Arial" w:cs="Arial" w:eastAsia="Arial"/>
         <w:b/>
         <w:bCs/>
       </w:rPr>
@@ -15276,7 +15276,7 @@
         <w:spacing w:before="0" w:after="0" w:line="240" w:lineRule="auto"/>
       </w:pPr>
       <w:rPr>
-        <w:rFonts w:asciiTheme="majorHAnsi" w:eastAsiaTheme="majorEastAsia" w:hAnsiTheme="majorHAnsi" w:cstheme="majorBidi"/>
+        <w:rFonts w:ascii="Arial" w:hAnsi="Arial" w:cs="Arial" w:eastAsia="Arial"/>
         <w:b/>
         <w:bCs/>
       </w:rPr>
@@ -15297,7 +15297,7 @@
         <w:spacing w:before="0" w:after="0" w:line="240" w:lineRule="auto"/>
       </w:pPr>
       <w:rPr>
-        <w:rFonts w:asciiTheme="majorHAnsi" w:eastAsiaTheme="majorEastAsia" w:hAnsiTheme="majorHAnsi" w:cstheme="majorBidi"/>
+        <w:rFonts w:ascii="Arial" w:hAnsi="Arial" w:cs="Arial" w:eastAsia="Arial"/>
         <w:b/>
         <w:bCs/>
       </w:rPr>
@@ -15315,14 +15315,14 @@
     </w:tblStylePr>
     <w:tblStylePr w:type="firstCol">
       <w:rPr>
-        <w:rFonts w:asciiTheme="majorHAnsi" w:eastAsiaTheme="majorEastAsia" w:hAnsiTheme="majorHAnsi" w:cstheme="majorBidi"/>
+        <w:rFonts w:ascii="Arial" w:hAnsi="Arial" w:cs="Arial" w:eastAsia="Arial"/>
         <w:b/>
         <w:bCs/>
       </w:rPr>
     </w:tblStylePr>
     <w:tblStylePr w:type="lastCol">
       <w:rPr>
-        <w:rFonts w:asciiTheme="majorHAnsi" w:eastAsiaTheme="majorEastAsia" w:hAnsiTheme="majorHAnsi" w:cstheme="majorBidi"/>
+        <w:rFonts w:ascii="Arial" w:hAnsi="Arial" w:cs="Arial" w:eastAsia="Arial"/>
         <w:b/>
         <w:bCs/>
       </w:rPr>
@@ -15406,7 +15406,7 @@
         <w:spacing w:before="0" w:after="0" w:line="240" w:lineRule="auto"/>
       </w:pPr>
       <w:rPr>
-        <w:rFonts w:asciiTheme="majorHAnsi" w:eastAsiaTheme="majorEastAsia" w:hAnsiTheme="majorHAnsi" w:cstheme="majorBidi"/>
+        <w:rFonts w:ascii="Arial" w:hAnsi="Arial" w:cs="Arial" w:eastAsia="Arial"/>
         <w:b/>
         <w:bCs/>
       </w:rPr>
@@ -15427,7 +15427,7 @@
         <w:spacing w:before="0" w:after="0" w:line="240" w:lineRule="auto"/>
       </w:pPr>
       <w:rPr>
-        <w:rFonts w:asciiTheme="majorHAnsi" w:eastAsiaTheme="majorEastAsia" w:hAnsiTheme="majorHAnsi" w:cstheme="majorBidi"/>
+        <w:rFonts w:ascii="Arial" w:hAnsi="Arial" w:cs="Arial" w:eastAsia="Arial"/>
         <w:b/>
         <w:bCs/>
       </w:rPr>
@@ -15445,14 +15445,14 @@
     </w:tblStylePr>
     <w:tblStylePr w:type="firstCol">
       <w:rPr>
-        <w:rFonts w:asciiTheme="majorHAnsi" w:eastAsiaTheme="majorEastAsia" w:hAnsiTheme="majorHAnsi" w:cstheme="majorBidi"/>
+        <w:rFonts w:ascii="Arial" w:hAnsi="Arial" w:cs="Arial" w:eastAsia="Arial"/>
         <w:b/>
         <w:bCs/>
       </w:rPr>
     </w:tblStylePr>
     <w:tblStylePr w:type="lastCol">
       <w:rPr>
-        <w:rFonts w:asciiTheme="majorHAnsi" w:eastAsiaTheme="majorEastAsia" w:hAnsiTheme="majorHAnsi" w:cstheme="majorBidi"/>
+        <w:rFonts w:ascii="Arial" w:hAnsi="Arial" w:cs="Arial" w:eastAsia="Arial"/>
         <w:b/>
         <w:bCs/>
       </w:rPr>
@@ -15536,7 +15536,7 @@
         <w:spacing w:before="0" w:after="0" w:line="240" w:lineRule="auto"/>
       </w:pPr>
       <w:rPr>
-        <w:rFonts w:asciiTheme="majorHAnsi" w:eastAsiaTheme="majorEastAsia" w:hAnsiTheme="majorHAnsi" w:cstheme="majorBidi"/>
+        <w:rFonts w:ascii="Arial" w:hAnsi="Arial" w:cs="Arial" w:eastAsia="Arial"/>
         <w:b/>
         <w:bCs/>
       </w:rPr>
@@ -15557,7 +15557,7 @@
         <w:spacing w:before="0" w:after="0" w:line="240" w:lineRule="auto"/>
       </w:pPr>
       <w:rPr>
-        <w:rFonts w:asciiTheme="majorHAnsi" w:eastAsiaTheme="majorEastAsia" w:hAnsiTheme="majorHAnsi" w:cstheme="majorBidi"/>
+        <w:rFonts w:ascii="Arial" w:hAnsi="Arial" w:cs="Arial" w:eastAsia="Arial"/>
         <w:b/>
         <w:bCs/>
       </w:rPr>
@@ -15575,14 +15575,14 @@
     </w:tblStylePr>
     <w:tblStylePr w:type="firstCol">
       <w:rPr>
-        <w:rFonts w:asciiTheme="majorHAnsi" w:eastAsiaTheme="majorEastAsia" w:hAnsiTheme="majorHAnsi" w:cstheme="majorBidi"/>
+        <w:rFonts w:ascii="Arial" w:hAnsi="Arial" w:cs="Arial" w:eastAsia="Arial"/>
         <w:b/>
         <w:bCs/>
       </w:rPr>
     </w:tblStylePr>
     <w:tblStylePr w:type="lastCol">
       <w:rPr>
-        <w:rFonts w:asciiTheme="majorHAnsi" w:eastAsiaTheme="majorEastAsia" w:hAnsiTheme="majorHAnsi" w:cstheme="majorBidi"/>
+        <w:rFonts w:ascii="Arial" w:hAnsi="Arial" w:cs="Arial" w:eastAsia="Arial"/>
         <w:b/>
         <w:bCs/>
       </w:rPr>
@@ -15666,7 +15666,7 @@
         <w:spacing w:before="0" w:after="0" w:line="240" w:lineRule="auto"/>
       </w:pPr>
       <w:rPr>
-        <w:rFonts w:asciiTheme="majorHAnsi" w:eastAsiaTheme="majorEastAsia" w:hAnsiTheme="majorHAnsi" w:cstheme="majorBidi"/>
+        <w:rFonts w:ascii="Arial" w:hAnsi="Arial" w:cs="Arial" w:eastAsia="Arial"/>
         <w:b/>
         <w:bCs/>
       </w:rPr>
@@ -15687,7 +15687,7 @@
         <w:spacing w:before="0" w:after="0" w:line="240" w:lineRule="auto"/>
       </w:pPr>
       <w:rPr>
-        <w:rFonts w:asciiTheme="majorHAnsi" w:eastAsiaTheme="majorEastAsia" w:hAnsiTheme="majorHAnsi" w:cstheme="majorBidi"/>
+        <w:rFonts w:ascii="Arial" w:hAnsi="Arial" w:cs="Arial" w:eastAsia="Arial"/>
         <w:b/>
         <w:bCs/>
       </w:rPr>
@@ -15705,14 +15705,14 @@
     </w:tblStylePr>
     <w:tblStylePr w:type="firstCol">
       <w:rPr>
-        <w:rFonts w:asciiTheme="majorHAnsi" w:eastAsiaTheme="majorEastAsia" w:hAnsiTheme="majorHAnsi" w:cstheme="majorBidi"/>
+        <w:rFonts w:ascii="Arial" w:hAnsi="Arial" w:cs="Arial" w:eastAsia="Arial"/>
         <w:b/>
         <w:bCs/>
       </w:rPr>
     </w:tblStylePr>
     <w:tblStylePr w:type="lastCol">
       <w:rPr>
-        <w:rFonts w:asciiTheme="majorHAnsi" w:eastAsiaTheme="majorEastAsia" w:hAnsiTheme="majorHAnsi" w:cstheme="majorBidi"/>
+        <w:rFonts w:ascii="Arial" w:hAnsi="Arial" w:cs="Arial" w:eastAsia="Arial"/>
         <w:b/>
         <w:bCs/>
       </w:rPr>
@@ -15796,7 +15796,7 @@
         <w:spacing w:before="0" w:after="0" w:line="240" w:lineRule="auto"/>
       </w:pPr>
       <w:rPr>
-        <w:rFonts w:asciiTheme="majorHAnsi" w:eastAsiaTheme="majorEastAsia" w:hAnsiTheme="majorHAnsi" w:cstheme="majorBidi"/>
+        <w:rFonts w:ascii="Arial" w:hAnsi="Arial" w:cs="Arial" w:eastAsia="Arial"/>
         <w:b/>
         <w:bCs/>
       </w:rPr>
@@ -15817,7 +15817,7 @@
         <w:spacing w:before="0" w:after="0" w:line="240" w:lineRule="auto"/>
       </w:pPr>
       <w:rPr>
-        <w:rFonts w:asciiTheme="majorHAnsi" w:eastAsiaTheme="majorEastAsia" w:hAnsiTheme="majorHAnsi" w:cstheme="majorBidi"/>
+        <w:rFonts w:ascii="Arial" w:hAnsi="Arial" w:cs="Arial" w:eastAsia="Arial"/>
         <w:b/>
         <w:bCs/>
       </w:rPr>
@@ -15835,14 +15835,14 @@
     </w:tblStylePr>
     <w:tblStylePr w:type="firstCol">
       <w:rPr>
-        <w:rFonts w:asciiTheme="majorHAnsi" w:eastAsiaTheme="majorEastAsia" w:hAnsiTheme="majorHAnsi" w:cstheme="majorBidi"/>
+        <w:rFonts w:ascii="Arial" w:hAnsi="Arial" w:cs="Arial" w:eastAsia="Arial"/>
         <w:b/>
         <w:bCs/>
       </w:rPr>
     </w:tblStylePr>
     <w:tblStylePr w:type="lastCol">
       <w:rPr>
-        <w:rFonts w:asciiTheme="majorHAnsi" w:eastAsiaTheme="majorEastAsia" w:hAnsiTheme="majorHAnsi" w:cstheme="majorBidi"/>
+        <w:rFonts w:ascii="Arial" w:hAnsi="Arial" w:cs="Arial" w:eastAsia="Arial"/>
         <w:b/>
         <w:bCs/>
       </w:rPr>
@@ -17707,7 +17707,7 @@
     </w:tblPr>
     <w:tblStylePr w:type="firstRow">
       <w:rPr>
-        <w:rFonts w:asciiTheme="majorHAnsi" w:eastAsiaTheme="majorEastAsia" w:hAnsiTheme="majorHAnsi" w:cstheme="majorBidi"/>
+        <w:rFonts w:ascii="Arial" w:hAnsi="Arial" w:cs="Arial" w:eastAsia="Arial"/>
       </w:rPr>
       <w:tblPr/>
       <w:tcPr>
@@ -17791,7 +17791,7 @@
     </w:tblPr>
     <w:tblStylePr w:type="firstRow">
       <w:rPr>
-        <w:rFonts w:asciiTheme="majorHAnsi" w:eastAsiaTheme="majorEastAsia" w:hAnsiTheme="majorHAnsi" w:cstheme="majorBidi"/>
+        <w:rFonts w:ascii="Arial" w:hAnsi="Arial" w:cs="Arial" w:eastAsia="Arial"/>
       </w:rPr>
       <w:tblPr/>
       <w:tcPr>
@@ -17875,7 +17875,7 @@
     </w:tblPr>
     <w:tblStylePr w:type="firstRow">
       <w:rPr>
-        <w:rFonts w:asciiTheme="majorHAnsi" w:eastAsiaTheme="majorEastAsia" w:hAnsiTheme="majorHAnsi" w:cstheme="majorBidi"/>
+        <w:rFonts w:ascii="Arial" w:hAnsi="Arial" w:cs="Arial" w:eastAsia="Arial"/>
       </w:rPr>
       <w:tblPr/>
       <w:tcPr>
@@ -17959,7 +17959,7 @@
     </w:tblPr>
     <w:tblStylePr w:type="firstRow">
       <w:rPr>
-        <w:rFonts w:asciiTheme="majorHAnsi" w:eastAsiaTheme="majorEastAsia" w:hAnsiTheme="majorHAnsi" w:cstheme="majorBidi"/>
+        <w:rFonts w:ascii="Arial" w:hAnsi="Arial" w:cs="Arial" w:eastAsia="Arial"/>
       </w:rPr>
       <w:tblPr/>
       <w:tcPr>
@@ -18043,7 +18043,7 @@
     </w:tblPr>
     <w:tblStylePr w:type="firstRow">
       <w:rPr>
-        <w:rFonts w:asciiTheme="majorHAnsi" w:eastAsiaTheme="majorEastAsia" w:hAnsiTheme="majorHAnsi" w:cstheme="majorBidi"/>
+        <w:rFonts w:ascii="Arial" w:hAnsi="Arial" w:cs="Arial" w:eastAsia="Arial"/>
       </w:rPr>
       <w:tblPr/>
       <w:tcPr>
@@ -18127,7 +18127,7 @@
     </w:tblPr>
     <w:tblStylePr w:type="firstRow">
       <w:rPr>
-        <w:rFonts w:asciiTheme="majorHAnsi" w:eastAsiaTheme="majorEastAsia" w:hAnsiTheme="majorHAnsi" w:cstheme="majorBidi"/>
+        <w:rFonts w:ascii="Arial" w:hAnsi="Arial" w:cs="Arial" w:eastAsia="Arial"/>
       </w:rPr>
       <w:tblPr/>
       <w:tcPr>
@@ -18211,7 +18211,7 @@
     </w:tblPr>
     <w:tblStylePr w:type="firstRow">
       <w:rPr>
-        <w:rFonts w:asciiTheme="majorHAnsi" w:eastAsiaTheme="majorEastAsia" w:hAnsiTheme="majorHAnsi" w:cstheme="majorBidi"/>
+        <w:rFonts w:ascii="Arial" w:hAnsi="Arial" w:cs="Arial" w:eastAsia="Arial"/>
       </w:rPr>
       <w:tblPr/>
       <w:tcPr>
@@ -18276,7 +18276,7 @@
       <w:spacing w:after="0" w:line="240" w:lineRule="auto"/>
     </w:pPr>
     <w:rPr>
-      <w:rFonts w:asciiTheme="majorHAnsi" w:eastAsiaTheme="majorEastAsia" w:hAnsiTheme="majorHAnsi" w:cstheme="majorBidi"/>
+      <w:rFonts w:ascii="Arial" w:hAnsi="Arial" w:cs="Arial" w:eastAsia="Arial"/>
       <w:color w:val="000000" w:themeColor="text1"/>
     </w:rPr>
     <w:tblPr>
@@ -18404,7 +18404,7 @@
       <w:spacing w:after="0" w:line="240" w:lineRule="auto"/>
     </w:pPr>
     <w:rPr>
-      <w:rFonts w:asciiTheme="majorHAnsi" w:eastAsiaTheme="majorEastAsia" w:hAnsiTheme="majorHAnsi" w:cstheme="majorBidi"/>
+      <w:rFonts w:ascii="Arial" w:hAnsi="Arial" w:cs="Arial" w:eastAsia="Arial"/>
       <w:color w:val="000000" w:themeColor="text1"/>
     </w:rPr>
     <w:tblPr>
@@ -18532,7 +18532,7 @@
       <w:spacing w:after="0" w:line="240" w:lineRule="auto"/>
     </w:pPr>
     <w:rPr>
-      <w:rFonts w:asciiTheme="majorHAnsi" w:eastAsiaTheme="majorEastAsia" w:hAnsiTheme="majorHAnsi" w:cstheme="majorBidi"/>
+      <w:rFonts w:ascii="Arial" w:hAnsi="Arial" w:cs="Arial" w:eastAsia="Arial"/>
       <w:color w:val="000000" w:themeColor="text1"/>
     </w:rPr>
     <w:tblPr>
@@ -18660,7 +18660,7 @@
       <w:spacing w:after="0" w:line="240" w:lineRule="auto"/>
     </w:pPr>
     <w:rPr>
-      <w:rFonts w:asciiTheme="majorHAnsi" w:eastAsiaTheme="majorEastAsia" w:hAnsiTheme="majorHAnsi" w:cstheme="majorBidi"/>
+      <w:rFonts w:ascii="Arial" w:hAnsi="Arial" w:cs="Arial" w:eastAsia="Arial"/>
       <w:color w:val="000000" w:themeColor="text1"/>
     </w:rPr>
     <w:tblPr>
@@ -18788,7 +18788,7 @@
       <w:spacing w:after="0" w:line="240" w:lineRule="auto"/>
     </w:pPr>
     <w:rPr>
-      <w:rFonts w:asciiTheme="majorHAnsi" w:eastAsiaTheme="majorEastAsia" w:hAnsiTheme="majorHAnsi" w:cstheme="majorBidi"/>
+      <w:rFonts w:ascii="Arial" w:hAnsi="Arial" w:cs="Arial" w:eastAsia="Arial"/>
       <w:color w:val="000000" w:themeColor="text1"/>
     </w:rPr>
     <w:tblPr>
@@ -18916,7 +18916,7 @@
       <w:spacing w:after="0" w:line="240" w:lineRule="auto"/>
     </w:pPr>
     <w:rPr>
-      <w:rFonts w:asciiTheme="majorHAnsi" w:eastAsiaTheme="majorEastAsia" w:hAnsiTheme="majorHAnsi" w:cstheme="majorBidi"/>
+      <w:rFonts w:ascii="Arial" w:hAnsi="Arial" w:cs="Arial" w:eastAsia="Arial"/>
       <w:color w:val="000000" w:themeColor="text1"/>
     </w:rPr>
     <w:tblPr>
@@ -19044,7 +19044,7 @@
       <w:spacing w:after="0" w:line="240" w:lineRule="auto"/>
     </w:pPr>
     <w:rPr>
-      <w:rFonts w:asciiTheme="majorHAnsi" w:eastAsiaTheme="majorEastAsia" w:hAnsiTheme="majorHAnsi" w:cstheme="majorBidi"/>
+      <w:rFonts w:ascii="Arial" w:hAnsi="Arial" w:cs="Arial" w:eastAsia="Arial"/>
       <w:color w:val="000000" w:themeColor="text1"/>
     </w:rPr>
     <w:tblPr>
@@ -19683,7 +19683,7 @@
       <w:spacing w:after="0" w:line="240" w:lineRule="auto"/>
     </w:pPr>
     <w:rPr>
-      <w:rFonts w:asciiTheme="majorHAnsi" w:eastAsiaTheme="majorEastAsia" w:hAnsiTheme="majorHAnsi" w:cstheme="majorBidi"/>
+      <w:rFonts w:ascii="Arial" w:hAnsi="Arial" w:cs="Arial" w:eastAsia="Arial"/>
       <w:color w:val="000000" w:themeColor="text1"/>
     </w:rPr>
     <w:tblPr>
@@ -19808,7 +19808,7 @@
       <w:spacing w:after="0" w:line="240" w:lineRule="auto"/>
     </w:pPr>
     <w:rPr>
-      <w:rFonts w:asciiTheme="majorHAnsi" w:eastAsiaTheme="majorEastAsia" w:hAnsiTheme="majorHAnsi" w:cstheme="majorBidi"/>
+      <w:rFonts w:ascii="Arial" w:hAnsi="Arial" w:cs="Arial" w:eastAsia="Arial"/>
       <w:color w:val="000000" w:themeColor="text1"/>
     </w:rPr>
     <w:tblPr>
@@ -19933,7 +19933,7 @@
       <w:spacing w:after="0" w:line="240" w:lineRule="auto"/>
     </w:pPr>
     <w:rPr>
-      <w:rFonts w:asciiTheme="majorHAnsi" w:eastAsiaTheme="majorEastAsia" w:hAnsiTheme="majorHAnsi" w:cstheme="majorBidi"/>
+      <w:rFonts w:ascii="Arial" w:hAnsi="Arial" w:cs="Arial" w:eastAsia="Arial"/>
       <w:color w:val="000000" w:themeColor="text1"/>
     </w:rPr>
     <w:tblPr>
@@ -20058,7 +20058,7 @@
       <w:spacing w:after="0" w:line="240" w:lineRule="auto"/>
     </w:pPr>
     <w:rPr>
-      <w:rFonts w:asciiTheme="majorHAnsi" w:eastAsiaTheme="majorEastAsia" w:hAnsiTheme="majorHAnsi" w:cstheme="majorBidi"/>
+      <w:rFonts w:ascii="Arial" w:hAnsi="Arial" w:cs="Arial" w:eastAsia="Arial"/>
       <w:color w:val="000000" w:themeColor="text1"/>
     </w:rPr>
     <w:tblPr>
@@ -20183,7 +20183,7 @@
       <w:spacing w:after="0" w:line="240" w:lineRule="auto"/>
     </w:pPr>
     <w:rPr>
-      <w:rFonts w:asciiTheme="majorHAnsi" w:eastAsiaTheme="majorEastAsia" w:hAnsiTheme="majorHAnsi" w:cstheme="majorBidi"/>
+      <w:rFonts w:ascii="Arial" w:hAnsi="Arial" w:cs="Arial" w:eastAsia="Arial"/>
       <w:color w:val="000000" w:themeColor="text1"/>
     </w:rPr>
     <w:tblPr>
@@ -20308,7 +20308,7 @@
       <w:spacing w:after="0" w:line="240" w:lineRule="auto"/>
     </w:pPr>
     <w:rPr>
-      <w:rFonts w:asciiTheme="majorHAnsi" w:eastAsiaTheme="majorEastAsia" w:hAnsiTheme="majorHAnsi" w:cstheme="majorBidi"/>
+      <w:rFonts w:ascii="Arial" w:hAnsi="Arial" w:cs="Arial" w:eastAsia="Arial"/>
       <w:color w:val="000000" w:themeColor="text1"/>
     </w:rPr>
     <w:tblPr>
@@ -20433,7 +20433,7 @@
       <w:spacing w:after="0" w:line="240" w:lineRule="auto"/>
     </w:pPr>
     <w:rPr>
-      <w:rFonts w:asciiTheme="majorHAnsi" w:eastAsiaTheme="majorEastAsia" w:hAnsiTheme="majorHAnsi" w:cstheme="majorBidi"/>
+      <w:rFonts w:ascii="Arial" w:hAnsi="Arial" w:cs="Arial" w:eastAsia="Arial"/>
       <w:color w:val="000000" w:themeColor="text1"/>
     </w:rPr>
     <w:tblPr>
@@ -24386,7 +24386,7 @@
     </a:clrScheme>
     <a:fontScheme name="Office">
       <a:majorFont>
-        <a:latin typeface="Calibri"/>
+        <a:latin typeface="Arial"/>
         <a:ea typeface=""/>
         <a:cs typeface=""/>
         <a:font script="Jpan" typeface="ＭＳ ゴシック"/>
@@ -24421,7 +24421,7 @@
         <a:font script="Geor" typeface="Sylfaen"/>
       </a:majorFont>
       <a:minorFont>
-        <a:latin typeface="Cambria"/>
+        <a:latin typeface="Arial"/>
         <a:ea typeface=""/>
         <a:cs typeface=""/>
         <a:font script="Jpan" typeface="ＭＳ 明朝"/>

--- a/assets/lessons/horn-construction/stand-assembly-2021.docx
+++ b/assets/lessons/horn-construction/stand-assembly-2021.docx
@@ -454,15 +454,39 @@
     <w:pPr>
       <w:pStyle w:val="Header"/>
       <w:tabs>
-        <w:tab w:pos="10080" w:val="right"/>
+        <w:tab w:val="clear" w:pos="576"/>
+        <w:tab w:val="clear" w:pos="1152"/>
+        <w:tab w:val="clear" w:pos="1728"/>
+        <w:tab w:val="clear" w:pos="2304"/>
+        <w:tab w:val="clear" w:pos="2880"/>
+        <w:tab w:val="clear" w:pos="3456"/>
+        <w:tab w:val="clear" w:pos="4032"/>
+        <w:tab w:pos="9820" w:val="right"/>
       </w:tabs>
+      <w:spacing w:before="0" w:after="0" w:lineRule="exact" w:line="480"/>
+      <w:shd w:val="clear" w:fill="002855"/>
+      <w:pBdr>
+        <w:bottom w:val="single" w:sz="16" w:space="0" w:color="EEAA00"/>
+      </w:pBdr>
     </w:pPr>
     <w:r>
       <w:rPr>
-        <w:b/>
-        <w:color w:val="002855"/>
-      </w:rPr>
-      <w:t>WVU DSPIRA</w:t>
+        <w:rFonts w:ascii="Arial" w:hAnsi="Arial"/>
+        <w:b/>
+        <w:color w:val="FFFFFF"/>
+        <w:sz w:val="32"/>
+      </w:rPr>
+      <w:t xml:space="preserve">  WVU DSPIRA</w:t>
+    </w:r>
+    <w:r>
+      <w:rPr>
+        <w:rFonts w:ascii="Arial" w:hAnsi="Arial"/>
+        <w:b w:val="0"/>
+        <w:color w:val="FFFFFF"/>
+        <w:sz w:val="18"/>
+      </w:rPr>
+      <w:tab/>
+      <w:t>WEST VIRGINIA UNIVERSITY</w:t>
     </w:r>
   </w:p>
 </w:hdr>

--- a/assets/lessons/horn-construction/stand-assembly-2021.docx
+++ b/assets/lessons/horn-construction/stand-assembly-2021.docx
@@ -5,7 +5,6 @@
     <w:p>
       <w:pPr>
         <w:pStyle w:val="Title"/>
-        <w:keepNext/>
       </w:pPr>
       <w:r>
         <w:t>Horn telescope stand assembly</w:t>
@@ -14,10 +13,14 @@
     <w:p>
       <w:pPr>
         <w:pStyle w:val="Subtitle"/>
-        <w:keepNext/>
       </w:pPr>
       <w:r>
-        <w:t>Teaching guide</w:t>
+        <w:t>Construction guide | 2021 design</w:t>
+      </w:r>
+    </w:p>
+    <w:p>
+      <w:r>
+        <w:t>Build a wooden stand for the horn telescope cradle. Notched base pieces allow the stand to come apart for transport.</w:t>
       </w:r>
     </w:p>
     <w:p>
@@ -25,87 +28,408 @@
         <w:pStyle w:val="Heading1"/>
       </w:pPr>
       <w:r>
-        <w:t>MATERIALS NEEDED</w:t>
+        <w:t>Materials</w:t>
+      </w:r>
+    </w:p>
+    <w:tbl>
+      <w:tblPr>
+        <w:tblStyle w:val="TableGrid"/>
+        <w:tblW w:w="0" w:type="auto"/>
+        <w:jc w:val="center"/>
+        <w:tblLayout w:type="fixed"/>
+        <w:tblLook w:val="04A0" w:firstRow="1" w:lastRow="0" w:firstColumn="1" w:lastColumn="0" w:noHBand="0" w:noVBand="1"/>
+      </w:tblPr>
+      <w:tblGrid>
+        <w:gridCol w:w="1296"/>
+        <w:gridCol w:w="8784"/>
+      </w:tblGrid>
+      <w:tr>
+        <w:trPr>
+          <w:cantSplit/>
+          <w:tblHeader/>
+          <w:jc w:val="center"/>
+        </w:trPr>
+        <w:tc>
+          <w:tcPr>
+            <w:tcW w:w="1296" w:type="dxa"/>
+            <w:tcBorders>
+              <w:top w:val="single" w:sz="4" w:space="0" w:color="D9D9D9"/>
+              <w:left w:val="single" w:sz="4" w:space="0" w:color="D9D9D9"/>
+              <w:bottom w:val="single" w:sz="4" w:space="0" w:color="D9D9D9"/>
+              <w:right w:val="single" w:sz="4" w:space="0" w:color="D9D9D9"/>
+            </w:tcBorders>
+            <w:shd w:val="clear" w:color="auto" w:fill="002855"/>
+            <w:tcMar>
+              <w:top w:w="70" w:type="dxa"/>
+              <w:left w:w="90" w:type="dxa"/>
+              <w:bottom w:w="70" w:type="dxa"/>
+              <w:right w:w="90" w:type="dxa"/>
+            </w:tcMar>
+            <w:vAlign w:val="center"/>
+          </w:tcPr>
+          <w:p>
+            <w:pPr>
+              <w:spacing w:after="0"/>
+            </w:pPr>
+            <w:r>
+              <w:rPr>
+                <w:b/>
+                <w:color w:val="FFFFFF"/>
+              </w:rPr>
+              <w:t>Quantity</w:t>
+            </w:r>
+          </w:p>
+        </w:tc>
+        <w:tc>
+          <w:tcPr>
+            <w:tcW w:w="8784" w:type="dxa"/>
+            <w:tcBorders>
+              <w:top w:val="single" w:sz="4" w:space="0" w:color="D9D9D9"/>
+              <w:left w:val="single" w:sz="4" w:space="0" w:color="D9D9D9"/>
+              <w:bottom w:val="single" w:sz="4" w:space="0" w:color="D9D9D9"/>
+              <w:right w:val="single" w:sz="4" w:space="0" w:color="D9D9D9"/>
+            </w:tcBorders>
+            <w:shd w:val="clear" w:color="auto" w:fill="002855"/>
+            <w:tcMar>
+              <w:top w:w="70" w:type="dxa"/>
+              <w:left w:w="90" w:type="dxa"/>
+              <w:bottom w:w="70" w:type="dxa"/>
+              <w:right w:w="90" w:type="dxa"/>
+            </w:tcMar>
+            <w:vAlign w:val="center"/>
+          </w:tcPr>
+          <w:p>
+            <w:pPr>
+              <w:spacing w:after="0"/>
+            </w:pPr>
+            <w:r>
+              <w:rPr>
+                <w:b/>
+                <w:color w:val="FFFFFF"/>
+              </w:rPr>
+              <w:t>Part</w:t>
+            </w:r>
+          </w:p>
+        </w:tc>
+      </w:tr>
+      <w:tr>
+        <w:trPr>
+          <w:cantSplit/>
+          <w:jc w:val="center"/>
+        </w:trPr>
+        <w:tc>
+          <w:tcPr>
+            <w:tcW w:w="1296" w:type="dxa"/>
+            <w:tcBorders>
+              <w:top w:val="single" w:sz="4" w:space="0" w:color="D9D9D9"/>
+              <w:left w:val="single" w:sz="4" w:space="0" w:color="D9D9D9"/>
+              <w:bottom w:val="single" w:sz="4" w:space="0" w:color="D9D9D9"/>
+              <w:right w:val="single" w:sz="4" w:space="0" w:color="D9D9D9"/>
+            </w:tcBorders>
+            <w:shd w:val="clear" w:color="auto" w:fill="F3F5F7"/>
+            <w:tcMar>
+              <w:top w:w="70" w:type="dxa"/>
+              <w:left w:w="90" w:type="dxa"/>
+              <w:bottom w:w="70" w:type="dxa"/>
+              <w:right w:w="90" w:type="dxa"/>
+            </w:tcMar>
+            <w:vAlign w:val="center"/>
+          </w:tcPr>
+          <w:p>
+            <w:pPr>
+              <w:spacing w:after="0"/>
+            </w:pPr>
+            <w:r>
+              <w:t>4</w:t>
+            </w:r>
+          </w:p>
+        </w:tc>
+        <w:tc>
+          <w:tcPr>
+            <w:tcW w:w="8784" w:type="dxa"/>
+            <w:tcBorders>
+              <w:top w:val="single" w:sz="4" w:space="0" w:color="D9D9D9"/>
+              <w:left w:val="single" w:sz="4" w:space="0" w:color="D9D9D9"/>
+              <w:bottom w:val="single" w:sz="4" w:space="0" w:color="D9D9D9"/>
+              <w:right w:val="single" w:sz="4" w:space="0" w:color="D9D9D9"/>
+            </w:tcBorders>
+            <w:shd w:val="clear" w:color="auto" w:fill="F3F5F7"/>
+            <w:tcMar>
+              <w:top w:w="70" w:type="dxa"/>
+              <w:left w:w="90" w:type="dxa"/>
+              <w:bottom w:w="70" w:type="dxa"/>
+              <w:right w:w="90" w:type="dxa"/>
+            </w:tcMar>
+            <w:vAlign w:val="center"/>
+          </w:tcPr>
+          <w:p>
+            <w:pPr>
+              <w:spacing w:after="0"/>
+            </w:pPr>
+            <w:r>
+              <w:t>2 × 4 boards, 3 feet long</w:t>
+            </w:r>
+          </w:p>
+        </w:tc>
+      </w:tr>
+      <w:tr>
+        <w:trPr>
+          <w:cantSplit/>
+          <w:jc w:val="center"/>
+        </w:trPr>
+        <w:tc>
+          <w:tcPr>
+            <w:tcW w:w="1296" w:type="dxa"/>
+            <w:tcBorders>
+              <w:top w:val="single" w:sz="4" w:space="0" w:color="D9D9D9"/>
+              <w:left w:val="single" w:sz="4" w:space="0" w:color="D9D9D9"/>
+              <w:bottom w:val="single" w:sz="4" w:space="0" w:color="D9D9D9"/>
+              <w:right w:val="single" w:sz="4" w:space="0" w:color="D9D9D9"/>
+            </w:tcBorders>
+            <w:shd w:val="clear" w:color="auto" w:fill="FFFFFF"/>
+            <w:tcMar>
+              <w:top w:w="70" w:type="dxa"/>
+              <w:left w:w="90" w:type="dxa"/>
+              <w:bottom w:w="70" w:type="dxa"/>
+              <w:right w:w="90" w:type="dxa"/>
+            </w:tcMar>
+            <w:vAlign w:val="center"/>
+          </w:tcPr>
+          <w:p>
+            <w:pPr>
+              <w:spacing w:after="0"/>
+            </w:pPr>
+            <w:r>
+              <w:t>2</w:t>
+            </w:r>
+          </w:p>
+        </w:tc>
+        <w:tc>
+          <w:tcPr>
+            <w:tcW w:w="8784" w:type="dxa"/>
+            <w:tcBorders>
+              <w:top w:val="single" w:sz="4" w:space="0" w:color="D9D9D9"/>
+              <w:left w:val="single" w:sz="4" w:space="0" w:color="D9D9D9"/>
+              <w:bottom w:val="single" w:sz="4" w:space="0" w:color="D9D9D9"/>
+              <w:right w:val="single" w:sz="4" w:space="0" w:color="D9D9D9"/>
+            </w:tcBorders>
+            <w:shd w:val="clear" w:color="auto" w:fill="FFFFFF"/>
+            <w:tcMar>
+              <w:top w:w="70" w:type="dxa"/>
+              <w:left w:w="90" w:type="dxa"/>
+              <w:bottom w:w="70" w:type="dxa"/>
+              <w:right w:w="90" w:type="dxa"/>
+            </w:tcMar>
+            <w:vAlign w:val="center"/>
+          </w:tcPr>
+          <w:p>
+            <w:pPr>
+              <w:spacing w:after="0"/>
+            </w:pPr>
+            <w:r>
+              <w:t>2 × 4 boards, 2 feet long</w:t>
+            </w:r>
+          </w:p>
+        </w:tc>
+      </w:tr>
+      <w:tr>
+        <w:trPr>
+          <w:cantSplit/>
+          <w:jc w:val="center"/>
+        </w:trPr>
+        <w:tc>
+          <w:tcPr>
+            <w:tcW w:w="1296" w:type="dxa"/>
+            <w:tcBorders>
+              <w:top w:val="single" w:sz="4" w:space="0" w:color="D9D9D9"/>
+              <w:left w:val="single" w:sz="4" w:space="0" w:color="D9D9D9"/>
+              <w:bottom w:val="single" w:sz="4" w:space="0" w:color="D9D9D9"/>
+              <w:right w:val="single" w:sz="4" w:space="0" w:color="D9D9D9"/>
+            </w:tcBorders>
+            <w:shd w:val="clear" w:color="auto" w:fill="F3F5F7"/>
+            <w:tcMar>
+              <w:top w:w="70" w:type="dxa"/>
+              <w:left w:w="90" w:type="dxa"/>
+              <w:bottom w:w="70" w:type="dxa"/>
+              <w:right w:w="90" w:type="dxa"/>
+            </w:tcMar>
+            <w:vAlign w:val="center"/>
+          </w:tcPr>
+          <w:p>
+            <w:pPr>
+              <w:spacing w:after="0"/>
+            </w:pPr>
+            <w:r>
+              <w:t>2</w:t>
+            </w:r>
+          </w:p>
+        </w:tc>
+        <w:tc>
+          <w:tcPr>
+            <w:tcW w:w="8784" w:type="dxa"/>
+            <w:tcBorders>
+              <w:top w:val="single" w:sz="4" w:space="0" w:color="D9D9D9"/>
+              <w:left w:val="single" w:sz="4" w:space="0" w:color="D9D9D9"/>
+              <w:bottom w:val="single" w:sz="4" w:space="0" w:color="D9D9D9"/>
+              <w:right w:val="single" w:sz="4" w:space="0" w:color="D9D9D9"/>
+            </w:tcBorders>
+            <w:shd w:val="clear" w:color="auto" w:fill="F3F5F7"/>
+            <w:tcMar>
+              <w:top w:w="70" w:type="dxa"/>
+              <w:left w:w="90" w:type="dxa"/>
+              <w:bottom w:w="70" w:type="dxa"/>
+              <w:right w:w="90" w:type="dxa"/>
+            </w:tcMar>
+            <w:vAlign w:val="center"/>
+          </w:tcPr>
+          <w:p>
+            <w:pPr>
+              <w:spacing w:after="0"/>
+            </w:pPr>
+            <w:r>
+              <w:t>2 × 4 braces, 2 feet long, with a 45° cut at one end</w:t>
+            </w:r>
+          </w:p>
+        </w:tc>
+      </w:tr>
+      <w:tr>
+        <w:trPr>
+          <w:cantSplit/>
+          <w:jc w:val="center"/>
+        </w:trPr>
+        <w:tc>
+          <w:tcPr>
+            <w:tcW w:w="1296" w:type="dxa"/>
+            <w:tcBorders>
+              <w:top w:val="single" w:sz="4" w:space="0" w:color="D9D9D9"/>
+              <w:left w:val="single" w:sz="4" w:space="0" w:color="D9D9D9"/>
+              <w:bottom w:val="single" w:sz="4" w:space="0" w:color="D9D9D9"/>
+              <w:right w:val="single" w:sz="4" w:space="0" w:color="D9D9D9"/>
+            </w:tcBorders>
+            <w:shd w:val="clear" w:color="auto" w:fill="FFFFFF"/>
+            <w:tcMar>
+              <w:top w:w="70" w:type="dxa"/>
+              <w:left w:w="90" w:type="dxa"/>
+              <w:bottom w:w="70" w:type="dxa"/>
+              <w:right w:w="90" w:type="dxa"/>
+            </w:tcMar>
+            <w:vAlign w:val="center"/>
+          </w:tcPr>
+          <w:p>
+            <w:pPr>
+              <w:spacing w:after="0"/>
+            </w:pPr>
+            <w:r>
+              <w:t>As needed</w:t>
+            </w:r>
+          </w:p>
+        </w:tc>
+        <w:tc>
+          <w:tcPr>
+            <w:tcW w:w="8784" w:type="dxa"/>
+            <w:tcBorders>
+              <w:top w:val="single" w:sz="4" w:space="0" w:color="D9D9D9"/>
+              <w:left w:val="single" w:sz="4" w:space="0" w:color="D9D9D9"/>
+              <w:bottom w:val="single" w:sz="4" w:space="0" w:color="D9D9D9"/>
+              <w:right w:val="single" w:sz="4" w:space="0" w:color="D9D9D9"/>
+            </w:tcBorders>
+            <w:shd w:val="clear" w:color="auto" w:fill="FFFFFF"/>
+            <w:tcMar>
+              <w:top w:w="70" w:type="dxa"/>
+              <w:left w:w="90" w:type="dxa"/>
+              <w:bottom w:w="70" w:type="dxa"/>
+              <w:right w:w="90" w:type="dxa"/>
+            </w:tcMar>
+            <w:vAlign w:val="center"/>
+          </w:tcPr>
+          <w:p>
+            <w:pPr>
+              <w:spacing w:after="0"/>
+            </w:pPr>
+            <w:r>
+              <w:t>2 1/2-inch construction screws</w:t>
+            </w:r>
+          </w:p>
+        </w:tc>
+      </w:tr>
+      <w:tr>
+        <w:trPr>
+          <w:cantSplit/>
+          <w:jc w:val="center"/>
+        </w:trPr>
+        <w:tc>
+          <w:tcPr>
+            <w:tcW w:w="1296" w:type="dxa"/>
+            <w:tcBorders>
+              <w:top w:val="single" w:sz="4" w:space="0" w:color="D9D9D9"/>
+              <w:left w:val="single" w:sz="4" w:space="0" w:color="D9D9D9"/>
+              <w:bottom w:val="single" w:sz="4" w:space="0" w:color="D9D9D9"/>
+              <w:right w:val="single" w:sz="4" w:space="0" w:color="D9D9D9"/>
+            </w:tcBorders>
+            <w:shd w:val="clear" w:color="auto" w:fill="F3F5F7"/>
+            <w:tcMar>
+              <w:top w:w="70" w:type="dxa"/>
+              <w:left w:w="90" w:type="dxa"/>
+              <w:bottom w:w="70" w:type="dxa"/>
+              <w:right w:w="90" w:type="dxa"/>
+            </w:tcMar>
+            <w:vAlign w:val="center"/>
+          </w:tcPr>
+          <w:p>
+            <w:pPr>
+              <w:spacing w:after="0"/>
+            </w:pPr>
+            <w:r>
+              <w:t>2 each</w:t>
+            </w:r>
+          </w:p>
+        </w:tc>
+        <w:tc>
+          <w:tcPr>
+            <w:tcW w:w="8784" w:type="dxa"/>
+            <w:tcBorders>
+              <w:top w:val="single" w:sz="4" w:space="0" w:color="D9D9D9"/>
+              <w:left w:val="single" w:sz="4" w:space="0" w:color="D9D9D9"/>
+              <w:bottom w:val="single" w:sz="4" w:space="0" w:color="D9D9D9"/>
+              <w:right w:val="single" w:sz="4" w:space="0" w:color="D9D9D9"/>
+            </w:tcBorders>
+            <w:shd w:val="clear" w:color="auto" w:fill="F3F5F7"/>
+            <w:tcMar>
+              <w:top w:w="70" w:type="dxa"/>
+              <w:left w:w="90" w:type="dxa"/>
+              <w:bottom w:w="70" w:type="dxa"/>
+              <w:right w:w="90" w:type="dxa"/>
+            </w:tcMar>
+            <w:vAlign w:val="center"/>
+          </w:tcPr>
+          <w:p>
+            <w:pPr>
+              <w:spacing w:after="0"/>
+            </w:pPr>
+            <w:r>
+              <w:t>3 1/2-inch-long 1/4-20 bolts, wing nuts, and washers</w:t>
+            </w:r>
+          </w:p>
+        </w:tc>
+      </w:tr>
+    </w:tbl>
+    <w:p>
+      <w:pPr>
+        <w:pStyle w:val="Heading2"/>
+      </w:pPr>
+      <w:r>
+        <w:t>1 Cut the base notches</w:t>
+      </w:r>
+    </w:p>
+    <w:p>
+      <w:r>
+        <w:t>Cut matching saddle notches in the base boards, as shown below. Each notch is 1 1/2 inches wide and 1 3/4 inches deep. Fit the notches together to form the base.</w:t>
       </w:r>
     </w:p>
     <w:p>
       <w:pPr>
-        <w:pStyle w:val="ListBullet"/>
-      </w:pPr>
-      <w:r>
-        <w:t>four 3’ long 2 × 4’s</w:t>
-      </w:r>
-    </w:p>
-    <w:p>
-      <w:pPr>
-        <w:pStyle w:val="ListBullet"/>
-      </w:pPr>
-      <w:r>
-        <w:t>two 2’ long 2 × 4’s</w:t>
-      </w:r>
-    </w:p>
-    <w:p>
-      <w:pPr>
-        <w:pStyle w:val="ListBullet"/>
-      </w:pPr>
-      <w:r>
-        <w:t>two 2’ long 2 × 4’s with 45</w:t>
-      </w:r>
-      <w:r>
-        <w:rPr>
-          <w:vertAlign w:val="superscript"/>
-        </w:rPr>
-        <w:t>o</w:t>
-      </w:r>
-      <w:r>
-        <w:t xml:space="preserve"> cut at one end for support brace</w:t>
-      </w:r>
-    </w:p>
-    <w:p>
-      <w:pPr>
-        <w:pStyle w:val="ListBullet"/>
-      </w:pPr>
-      <w:r>
-        <w:t>2 ½“ construction screws – for assembling the base stand</w:t>
-      </w:r>
-    </w:p>
-    <w:p>
-      <w:pPr>
-        <w:pStyle w:val="ListBullet"/>
-      </w:pPr>
-      <w:r>
-        <w:t>3 ½ “ long ¼-20 bolts &amp; wing nuts – for connecting cradle to the base</w:t>
-      </w:r>
-    </w:p>
-    <w:p>
-      <w:pPr>
-        <w:pStyle w:val="ListBullet"/>
-      </w:pPr>
-      <w:r>
-        <w:t>Washers</w:t>
-      </w:r>
-    </w:p>
-    <w:p>
-      <w:pPr>
-        <w:pStyle w:val="Heading1"/>
-      </w:pPr>
-      <w:r>
-        <w:t>ASSEMBLING THE BASE STAND</w:t>
-      </w:r>
-    </w:p>
-    <w:p>
-      <w:r>
-        <w:t>The bottom pieces of the base consists of 2 × 4’s notched together, enabling the base pieces to  fit together like a log cabin for easy assembly/disassembly.</w:t>
-      </w:r>
-    </w:p>
-    <w:p>
-      <w:r>
-        <w:t>1. Cut saddle notches in the 2 × 4’s as illustrated below. Each notch is 1 ½ “ (the width of a 2×4)  by 1 ¾ “ (half the height of a 2×4).</w:t>
-      </w:r>
-    </w:p>
-    <w:p>
-      <w:pPr>
-        <w:spacing w:before="100" w:after="160"/>
+        <w:keepNext/>
+        <w:spacing w:before="80" w:after="60"/>
         <w:jc w:val="center"/>
       </w:pPr>
       <w:r>
@@ -113,10 +437,10 @@
           <w:noProof/>
         </w:rPr>
         <w:drawing>
-          <wp:inline distT="0" distB="0" distL="0" distR="0" wp14:anchorId="59D6F4F1" wp14:editId="267FA595">
-            <wp:extent cx="2103120" cy="2763731"/>
+          <wp:inline distT="0" distB="0" distL="0" distR="0">
+            <wp:extent cx="1704789" cy="2240280"/>
             <wp:effectExtent l="0" t="0" r="0" b="0"/>
-            <wp:docPr id="1" name="Picture 1" descr="Horn telescope stand assembly illustration"/>
+            <wp:docPr id="1" name="Picture 1" descr="Figure 1. The matching notches let the base boards fit together."/>
             <wp:cNvGraphicFramePr>
               <a:graphicFrameLocks xmlns:a="http://schemas.openxmlformats.org/drawingml/2006/main" noChangeAspect="1"/>
             </wp:cNvGraphicFramePr>
@@ -124,7 +448,7 @@
               <a:graphicData uri="http://schemas.openxmlformats.org/drawingml/2006/picture">
                 <pic:pic xmlns:pic="http://schemas.openxmlformats.org/drawingml/2006/picture">
                   <pic:nvPicPr>
-                    <pic:cNvPr id="0" name="stand-assembly-2021-1-2.png"/>
+                    <pic:cNvPr id="0" name="image1.png"/>
                     <pic:cNvPicPr/>
                   </pic:nvPicPr>
                   <pic:blipFill>
@@ -136,7 +460,7 @@
                   <pic:spPr>
                     <a:xfrm>
                       <a:off x="0" y="0"/>
-                      <a:ext cx="2103120" cy="2763731"/>
+                      <a:ext cx="1704789" cy="2240280"/>
                     </a:xfrm>
                     <a:prstGeom prst="rect">
                       <a:avLst/>
@@ -150,48 +474,78 @@
       </w:r>
     </w:p>
     <w:p>
+      <w:pPr>
+        <w:pStyle w:val="Caption"/>
+        <w:jc w:val="center"/>
+      </w:pPr>
       <w:r>
-        <w:t>2. Use the 2 ½ “ screws to attach two of the 3’ long 2×4’s to the other two 3’ long 2×4’s at 90</w:t>
+        <w:t>Figure 1. The matching notches let the base boards fit together.</w:t>
       </w:r>
+    </w:p>
+    <w:p>
+      <w:pPr>
+        <w:pStyle w:val="Heading1"/>
+        <w:pageBreakBefore/>
+      </w:pPr>
       <w:r>
-        <w:rPr>
-          <w:vertAlign w:val="superscript"/>
-        </w:rPr>
-        <w:t>o</w:t>
+        <w:lastRenderedPageBreak/>
+        <w:t>Assemble the stand</w:t>
       </w:r>
+    </w:p>
+    <w:p>
+      <w:pPr>
+        <w:pStyle w:val="Heading2"/>
+      </w:pPr>
       <w:r>
-        <w:t xml:space="preserve"> at  a distance of 10 ½ “ from one end.</w:t>
+        <w:t>2 Attach the uprights</w:t>
       </w:r>
     </w:p>
     <w:p>
       <w:r>
-        <w:t>3. Attach the 2’ long 2×4’s with the 45</w:t>
-      </w:r>
-      <w:r>
-        <w:rPr>
-          <w:vertAlign w:val="superscript"/>
-        </w:rPr>
-        <w:t>o</w:t>
-      </w:r>
-      <w:r>
-        <w:t xml:space="preserve"> end cuts to the two 3’ long 2×4 pieces, as illustrated  below.</w:t>
+        <w:t>Use 2 1/2-inch screws to join the four 3-foot boards in two right-angle pairs. Position each joint 10 1/2 inches from one end, as shown in the finished stand.</w:t>
       </w:r>
     </w:p>
     <w:p>
       <w:pPr>
-        <w:spacing w:before="100" w:after="160"/>
+        <w:pStyle w:val="Heading2"/>
+      </w:pPr>
+      <w:r>
+        <w:t>3 Add the braces</w:t>
+      </w:r>
+    </w:p>
+    <w:p>
+      <w:r>
+        <w:t>Attach the two 2-foot braces to the 3-foot boards. Use the 45° ends to support the right-angle joints, as shown in Figure 2.</w:t>
+      </w:r>
+    </w:p>
+    <w:p>
+      <w:pPr>
+        <w:pStyle w:val="Heading2"/>
+      </w:pPr>
+      <w:r>
+        <w:t>4 Attach the cradle</w:t>
+      </w:r>
+    </w:p>
+    <w:p>
+      <w:r>
+        <w:t>Connect the cradle to the stand with the 1/4-20 bolts, washers, and wing nuts. The completed telescope is shown in Figure 3.</w:t>
+      </w:r>
+    </w:p>
+    <w:p>
+      <w:pPr>
+        <w:keepNext/>
+        <w:spacing w:after="60"/>
         <w:jc w:val="center"/>
       </w:pPr>
       <w:r>
         <w:rPr>
           <w:noProof/>
         </w:rPr>
-        <w:lastRenderedPageBreak/>
         <w:drawing>
-          <wp:inline distT="0" distB="0" distL="0" distR="0" wp14:anchorId="0A000B6A" wp14:editId="3EC2A385">
-            <wp:extent cx="2103120" cy="2049656"/>
+          <wp:inline distT="0" distB="0" distL="0" distR="0">
+            <wp:extent cx="3236967" cy="3154680"/>
             <wp:effectExtent l="0" t="0" r="0" b="0"/>
-            <wp:docPr id="2" name="Picture 2" descr="Horn telescope stand assembly illustration"/>
+            <wp:docPr id="2" name="Picture 2" descr="Figure 2. Diagonal braces support the uprights."/>
             <wp:cNvGraphicFramePr>
               <a:graphicFrameLocks xmlns:a="http://schemas.openxmlformats.org/drawingml/2006/main" noChangeAspect="1"/>
             </wp:cNvGraphicFramePr>
@@ -199,7 +553,7 @@
               <a:graphicData uri="http://schemas.openxmlformats.org/drawingml/2006/picture">
                 <pic:pic xmlns:pic="http://schemas.openxmlformats.org/drawingml/2006/picture">
                   <pic:nvPicPr>
-                    <pic:cNvPr id="0" name="stand-assembly-2021-1-1.png"/>
+                    <pic:cNvPr id="0" name="image2.png"/>
                     <pic:cNvPicPr/>
                   </pic:nvPicPr>
                   <pic:blipFill>
@@ -211,7 +565,50 @@
                   <pic:spPr>
                     <a:xfrm>
                       <a:off x="0" y="0"/>
-                      <a:ext cx="2103120" cy="2049656"/>
+                      <a:ext cx="3236967" cy="3154680"/>
+                    </a:xfrm>
+                    <a:prstGeom prst="rect">
+                      <a:avLst/>
+                    </a:prstGeom>
+                  </pic:spPr>
+                </pic:pic>
+              </a:graphicData>
+            </a:graphic>
+          </wp:inline>
+        </w:drawing>
+      </w:r>
+      <w:r>
+        <w:t xml:space="preserve">   </w:t>
+      </w:r>
+      <w:r>
+        <w:rPr>
+          <w:noProof/>
+        </w:rPr>
+        <w:drawing>
+          <wp:inline distT="0" distB="0" distL="0" distR="0">
+            <wp:extent cx="2208276" cy="3154680"/>
+            <wp:effectExtent l="0" t="0" r="0" b="0"/>
+            <wp:docPr id="3" name="Picture 3" descr="Figure 3. The completed stand supports the horn telescope."/>
+            <wp:cNvGraphicFramePr>
+              <a:graphicFrameLocks xmlns:a="http://schemas.openxmlformats.org/drawingml/2006/main" noChangeAspect="1"/>
+            </wp:cNvGraphicFramePr>
+            <a:graphic xmlns:a="http://schemas.openxmlformats.org/drawingml/2006/main">
+              <a:graphicData uri="http://schemas.openxmlformats.org/drawingml/2006/picture">
+                <pic:pic xmlns:pic="http://schemas.openxmlformats.org/drawingml/2006/picture">
+                  <pic:nvPicPr>
+                    <pic:cNvPr id="0" name="image3.png"/>
+                    <pic:cNvPicPr/>
+                  </pic:nvPicPr>
+                  <pic:blipFill>
+                    <a:blip r:embed="rId10"/>
+                    <a:stretch>
+                      <a:fillRect/>
+                    </a:stretch>
+                  </pic:blipFill>
+                  <pic:spPr>
+                    <a:xfrm>
+                      <a:off x="0" y="0"/>
+                      <a:ext cx="2208276" cy="3154680"/>
                     </a:xfrm>
                     <a:prstGeom prst="rect">
                       <a:avLst/>
@@ -225,70 +622,42 @@
       </w:r>
     </w:p>
     <w:p>
+      <w:pPr>
+        <w:pStyle w:val="Caption"/>
+        <w:jc w:val="center"/>
+      </w:pPr>
       <w:r>
-        <w:t>FINAL CONSTRUCTION OF STAND WITH HORN ATTACHED:</w:t>
-      </w:r>
-    </w:p>
-    <w:p>
-      <w:r>
-        <w:t>The final structure is illustrated below:</w:t>
+        <w:t>Figure 2. Braced frame (left). Figure 3. Stand with the horn telescope attached (right).</w:t>
       </w:r>
     </w:p>
     <w:p>
       <w:pPr>
-        <w:spacing w:before="100" w:after="160"/>
-        <w:jc w:val="center"/>
+        <w:pStyle w:val="Heading1"/>
       </w:pPr>
       <w:r>
-        <w:rPr>
-          <w:noProof/>
-        </w:rPr>
-        <w:drawing>
-          <wp:inline distT="0" distB="0" distL="0" distR="0" wp14:anchorId="4C080021" wp14:editId="69F9D185">
-            <wp:extent cx="3114675" cy="4449536"/>
-            <wp:effectExtent l="0" t="0" r="0" b="0"/>
-            <wp:docPr id="3" name="Picture 3" descr="Horn telescope stand assembly illustration"/>
-            <wp:cNvGraphicFramePr>
-              <a:graphicFrameLocks xmlns:a="http://schemas.openxmlformats.org/drawingml/2006/main" noChangeAspect="1"/>
-            </wp:cNvGraphicFramePr>
-            <a:graphic xmlns:a="http://schemas.openxmlformats.org/drawingml/2006/main">
-              <a:graphicData uri="http://schemas.openxmlformats.org/drawingml/2006/picture">
-                <pic:pic xmlns:pic="http://schemas.openxmlformats.org/drawingml/2006/picture">
-                  <pic:nvPicPr>
-                    <pic:cNvPr id="0" name="stand-assembly-2021-2-1.png"/>
-                    <pic:cNvPicPr/>
-                  </pic:nvPicPr>
-                  <pic:blipFill>
-                    <a:blip r:embed="rId10"/>
-                    <a:stretch>
-                      <a:fillRect/>
-                    </a:stretch>
-                  </pic:blipFill>
-                  <pic:spPr>
-                    <a:xfrm>
-                      <a:off x="0" y="0"/>
-                      <a:ext cx="3114675" cy="4449536"/>
-                    </a:xfrm>
-                    <a:prstGeom prst="rect">
-                      <a:avLst/>
-                    </a:prstGeom>
-                  </pic:spPr>
-                </pic:pic>
-              </a:graphicData>
-            </a:graphic>
-          </wp:inline>
-        </w:drawing>
+        <w:t>Related construction guide</w:t>
       </w:r>
     </w:p>
+    <w:p>
+      <w:hyperlink r:id="rId11">
+        <w:r>
+          <w:rPr>
+            <w:color w:val="002855"/>
+            <w:u w:val="single"/>
+          </w:rPr>
+          <w:t>Horn telescope cradle assembly</w:t>
+        </w:r>
+      </w:hyperlink>
+    </w:p>
     <w:sectPr>
-      <w:headerReference w:type="even" r:id="rId11"/>
-      <w:headerReference w:type="default" r:id="rId12"/>
-      <w:footerReference w:type="even" r:id="rId13"/>
-      <w:footerReference w:type="default" r:id="rId14"/>
-      <w:headerReference w:type="first" r:id="rId15"/>
-      <w:footerReference w:type="first" r:id="rId16"/>
+      <w:headerReference w:type="even" r:id="rId12"/>
+      <w:headerReference w:type="default" r:id="rId13"/>
+      <w:footerReference w:type="even" r:id="rId14"/>
+      <w:footerReference w:type="default" r:id="rId15"/>
+      <w:headerReference w:type="first" r:id="rId16"/>
+      <w:footerReference w:type="first" r:id="rId17"/>
       <w:pgSz w:w="12240" w:h="15840"/>
-      <w:pgMar w:top="1512" w:right="1080" w:bottom="1080" w:left="1080" w:header="432" w:footer="432" w:gutter="0"/>
+      <w:pgMar w:top="1512" w:right="1080" w:bottom="1008" w:left="1080" w:header="432" w:footer="432" w:gutter="0"/>
       <w:cols w:space="720"/>
       <w:docGrid w:linePitch="360"/>
     </w:sectPr>
@@ -646,31 +1015,31 @@
       </w:rPr>
     </w:lvl>
   </w:abstractNum>
-  <w:num w:numId="1" w16cid:durableId="1012729112">
+  <w:num w:numId="1" w16cid:durableId="2013213653">
     <w:abstractNumId w:val="8"/>
   </w:num>
-  <w:num w:numId="2" w16cid:durableId="1047490275">
+  <w:num w:numId="2" w16cid:durableId="1314718113">
     <w:abstractNumId w:val="6"/>
   </w:num>
-  <w:num w:numId="3" w16cid:durableId="49380667">
+  <w:num w:numId="3" w16cid:durableId="561213874">
     <w:abstractNumId w:val="5"/>
   </w:num>
-  <w:num w:numId="4" w16cid:durableId="1144158977">
+  <w:num w:numId="4" w16cid:durableId="637957408">
     <w:abstractNumId w:val="4"/>
   </w:num>
-  <w:num w:numId="5" w16cid:durableId="982850439">
+  <w:num w:numId="5" w16cid:durableId="904952620">
     <w:abstractNumId w:val="7"/>
   </w:num>
-  <w:num w:numId="6" w16cid:durableId="2020111277">
+  <w:num w:numId="6" w16cid:durableId="1595548113">
     <w:abstractNumId w:val="3"/>
   </w:num>
-  <w:num w:numId="7" w16cid:durableId="1050423530">
+  <w:num w:numId="7" w16cid:durableId="1391727043">
     <w:abstractNumId w:val="2"/>
   </w:num>
-  <w:num w:numId="8" w16cid:durableId="518928435">
+  <w:num w:numId="8" w16cid:durableId="926695197">
     <w:abstractNumId w:val="1"/>
   </w:num>
-  <w:num w:numId="9" w16cid:durableId="1215920891">
+  <w:num w:numId="9" w16cid:durableId="533272150">
     <w:abstractNumId w:val="0"/>
   </w:num>
 </w:numbering>
@@ -681,7 +1050,7 @@
   <w:docDefaults>
     <w:rPrDefault>
       <w:rPr>
-        <w:rFonts w:ascii="Arial" w:eastAsia="Arial" w:hAnsi="Arial" w:cs="Arial"/>
+        <w:rFonts w:asciiTheme="minorHAnsi" w:eastAsiaTheme="minorEastAsia" w:hAnsiTheme="minorHAnsi" w:cstheme="minorBidi"/>
         <w:sz w:val="22"/>
         <w:szCs w:val="22"/>
         <w:lang w:val="en-US" w:eastAsia="en-US" w:bidi="ar-SA"/>
@@ -1070,6 +1439,7 @@
       <w:spacing w:after="140" w:line="264" w:lineRule="auto"/>
     </w:pPr>
     <w:rPr>
+      <w:rFonts w:ascii="Arial" w:hAnsi="Arial"/>
       <w:color w:val="000000"/>
     </w:rPr>
   </w:style>
@@ -1157,7 +1527,6 @@
       <w:bCs/>
       <w:i/>
       <w:iCs/>
-      <w:color w:val="4F81BD" w:themeColor="accent1"/>
     </w:rPr>
   </w:style>
   <w:style w:type="paragraph" w:styleId="Heading5">
@@ -1176,9 +1545,6 @@
       <w:spacing w:before="200" w:after="0"/>
       <w:outlineLvl w:val="4"/>
     </w:pPr>
-    <w:rPr>
-      <w:color w:val="243F60" w:themeColor="accent1" w:themeShade="7F"/>
-    </w:rPr>
   </w:style>
   <w:style w:type="paragraph" w:styleId="Heading6">
     <w:name w:val="heading 6"/>
@@ -1199,7 +1565,6 @@
     <w:rPr>
       <w:i/>
       <w:iCs/>
-      <w:color w:val="243F60" w:themeColor="accent1" w:themeShade="7F"/>
     </w:rPr>
   </w:style>
   <w:style w:type="paragraph" w:styleId="Heading7">
@@ -1221,7 +1586,6 @@
     <w:rPr>
       <w:i/>
       <w:iCs/>
-      <w:color w:val="404040" w:themeColor="text1" w:themeTint="BF"/>
     </w:rPr>
   </w:style>
   <w:style w:type="paragraph" w:styleId="Heading8">
@@ -1241,7 +1605,6 @@
       <w:outlineLvl w:val="7"/>
     </w:pPr>
     <w:rPr>
-      <w:color w:val="4F81BD" w:themeColor="accent1"/>
       <w:sz w:val="20"/>
       <w:szCs w:val="20"/>
     </w:rPr>
@@ -1265,7 +1628,6 @@
     <w:rPr>
       <w:i/>
       <w:iCs/>
-      <w:color w:val="404040" w:themeColor="text1" w:themeTint="BF"/>
       <w:sz w:val="20"/>
       <w:szCs w:val="20"/>
     </w:rPr>
@@ -1315,7 +1677,8 @@
     <w:uiPriority w:val="99"/>
     <w:rsid w:val="00E618BF"/>
     <w:rPr>
-      <w:rFonts w:ascii="Arial" w:eastAsia="Arial" w:hAnsi="Arial" w:cs="Arial"/>
+      <w:rFonts w:ascii="Arial" w:hAnsi="Arial"/>
+      <w:color w:val="000000"/>
     </w:rPr>
   </w:style>
   <w:style w:type="paragraph" w:styleId="Footer">
@@ -1339,7 +1702,8 @@
     <w:uiPriority w:val="99"/>
     <w:rsid w:val="00E618BF"/>
     <w:rPr>
-      <w:rFonts w:ascii="Arial" w:eastAsia="Arial" w:hAnsi="Arial" w:cs="Arial"/>
+      <w:rFonts w:ascii="Arial" w:hAnsi="Arial"/>
+      <w:color w:val="000000"/>
     </w:rPr>
   </w:style>
   <w:style w:type="paragraph" w:styleId="NoSpacing">
@@ -1350,6 +1714,10 @@
     <w:pPr>
       <w:spacing w:after="0" w:line="240" w:lineRule="auto"/>
     </w:pPr>
+    <w:rPr>
+      <w:rFonts w:ascii="Arial" w:hAnsi="Arial"/>
+      <w:color w:val="000000"/>
+    </w:rPr>
   </w:style>
   <w:style w:type="character" w:customStyle="1" w:styleId="Heading1Char">
     <w:name w:val="Heading 1 Char"/>
@@ -1358,10 +1726,11 @@
     <w:uiPriority w:val="9"/>
     <w:rsid w:val="00FC693F"/>
     <w:rPr>
+      <w:rFonts w:ascii="Arial" w:hAnsi="Arial"/>
       <w:b/>
       <w:bCs/>
       <w:color w:val="000000"/>
-      <w:sz w:val="30"/>
+      <w:sz w:val="28"/>
       <w:szCs w:val="28"/>
     </w:rPr>
   </w:style>
@@ -1372,10 +1741,11 @@
     <w:uiPriority w:val="9"/>
     <w:rsid w:val="00FC693F"/>
     <w:rPr>
+      <w:rFonts w:ascii="Arial" w:hAnsi="Arial"/>
       <w:b/>
       <w:bCs/>
       <w:color w:val="000000"/>
-      <w:sz w:val="24"/>
+      <w:sz w:val="26"/>
       <w:szCs w:val="26"/>
     </w:rPr>
   </w:style>
@@ -1386,6 +1756,7 @@
     <w:uiPriority w:val="9"/>
     <w:rsid w:val="00FC693F"/>
     <w:rPr>
+      <w:rFonts w:ascii="Arial" w:hAnsi="Arial"/>
       <w:b/>
       <w:bCs/>
       <w:color w:val="000000"/>
@@ -1400,7 +1771,7 @@
     <w:qFormat/>
     <w:rsid w:val="00FC693F"/>
     <w:pPr>
-      <w:spacing w:after="160" w:line="240" w:lineRule="auto"/>
+      <w:spacing w:line="240" w:lineRule="auto"/>
       <w:contextualSpacing/>
     </w:pPr>
     <w:rPr>
@@ -1416,9 +1787,10 @@
     <w:uiPriority w:val="10"/>
     <w:rsid w:val="00FC693F"/>
     <w:rPr>
+      <w:rFonts w:ascii="Arial" w:hAnsi="Arial"/>
       <w:color w:val="000000"/>
       <w:kern w:val="28"/>
-      <w:sz w:val="48"/>
+      <w:sz w:val="52"/>
       <w:szCs w:val="52"/>
     </w:rPr>
   </w:style>
@@ -1434,7 +1806,6 @@
       <w:numPr>
         <w:ilvl w:val="1"/>
       </w:numPr>
-      <w:spacing w:after="160"/>
     </w:pPr>
     <w:rPr>
       <w:iCs/>
@@ -1448,8 +1819,11 @@
     <w:uiPriority w:val="11"/>
     <w:rsid w:val="00FC693F"/>
     <w:rPr>
+      <w:rFonts w:ascii="Arial" w:hAnsi="Arial"/>
+      <w:i/>
       <w:iCs/>
       <w:color w:val="000000"/>
+      <w:sz w:val="24"/>
       <w:szCs w:val="24"/>
     </w:rPr>
   </w:style>
@@ -1482,7 +1856,8 @@
     <w:uiPriority w:val="99"/>
     <w:rsid w:val="00AA1D8D"/>
     <w:rPr>
-      <w:rFonts w:ascii="Arial" w:eastAsia="Arial" w:hAnsi="Arial" w:cs="Arial"/>
+      <w:rFonts w:ascii="Arial" w:hAnsi="Arial"/>
+      <w:color w:val="000000"/>
     </w:rPr>
   </w:style>
   <w:style w:type="paragraph" w:styleId="BodyText2">
@@ -1503,7 +1878,8 @@
     <w:uiPriority w:val="99"/>
     <w:rsid w:val="00AA1D8D"/>
     <w:rPr>
-      <w:rFonts w:ascii="Arial" w:eastAsia="Arial" w:hAnsi="Arial" w:cs="Arial"/>
+      <w:rFonts w:ascii="Arial" w:hAnsi="Arial"/>
+      <w:color w:val="000000"/>
     </w:rPr>
   </w:style>
   <w:style w:type="paragraph" w:styleId="BodyText3">
@@ -1528,7 +1904,8 @@
     <w:uiPriority w:val="99"/>
     <w:rsid w:val="00AA1D8D"/>
     <w:rPr>
-      <w:rFonts w:ascii="Arial" w:eastAsia="Arial" w:hAnsi="Arial" w:cs="Arial"/>
+      <w:rFonts w:ascii="Arial" w:hAnsi="Arial"/>
+      <w:color w:val="000000"/>
       <w:sz w:val="16"/>
       <w:szCs w:val="16"/>
     </w:rPr>
@@ -1698,6 +2075,8 @@
       </w:tabs>
     </w:pPr>
     <w:rPr>
+      <w:rFonts w:ascii="Arial" w:hAnsi="Arial"/>
+      <w:color w:val="000000"/>
       <w:sz w:val="20"/>
       <w:szCs w:val="20"/>
     </w:rPr>
@@ -1709,7 +2088,8 @@
     <w:uiPriority w:val="99"/>
     <w:rsid w:val="0029639D"/>
     <w:rPr>
-      <w:rFonts w:ascii="Arial" w:eastAsia="Arial" w:hAnsi="Arial" w:cs="Arial"/>
+      <w:rFonts w:ascii="Arial" w:hAnsi="Arial"/>
+      <w:color w:val="000000"/>
       <w:sz w:val="20"/>
       <w:szCs w:val="20"/>
     </w:rPr>
@@ -1725,7 +2105,6 @@
     <w:rPr>
       <w:i/>
       <w:iCs/>
-      <w:color w:val="000000" w:themeColor="text1"/>
     </w:rPr>
   </w:style>
   <w:style w:type="character" w:customStyle="1" w:styleId="QuoteChar">
@@ -1735,10 +2114,10 @@
     <w:uiPriority w:val="29"/>
     <w:rsid w:val="00FC693F"/>
     <w:rPr>
-      <w:rFonts w:ascii="Arial" w:eastAsia="Arial" w:hAnsi="Arial" w:cs="Arial"/>
+      <w:rFonts w:ascii="Arial" w:hAnsi="Arial"/>
       <w:i/>
       <w:iCs/>
-      <w:color w:val="000000" w:themeColor="text1"/>
+      <w:color w:val="000000"/>
     </w:rPr>
   </w:style>
   <w:style w:type="character" w:customStyle="1" w:styleId="Heading4Char">
@@ -1749,12 +2128,12 @@
     <w:semiHidden/>
     <w:rsid w:val="00FC693F"/>
     <w:rPr>
-      <w:rFonts w:ascii="Arial" w:eastAsia="Arial" w:hAnsi="Arial" w:cs="Arial"/>
+      <w:rFonts w:ascii="Arial" w:hAnsi="Arial"/>
       <w:b/>
       <w:bCs/>
       <w:i/>
       <w:iCs/>
-      <w:color w:val="4F81BD" w:themeColor="accent1"/>
+      <w:color w:val="000000"/>
     </w:rPr>
   </w:style>
   <w:style w:type="character" w:customStyle="1" w:styleId="Heading5Char">
@@ -1765,8 +2144,8 @@
     <w:semiHidden/>
     <w:rsid w:val="00FC693F"/>
     <w:rPr>
-      <w:rFonts w:ascii="Arial" w:eastAsia="Arial" w:hAnsi="Arial" w:cs="Arial"/>
-      <w:color w:val="243F60" w:themeColor="accent1" w:themeShade="7F"/>
+      <w:rFonts w:ascii="Arial" w:hAnsi="Arial"/>
+      <w:color w:val="000000"/>
     </w:rPr>
   </w:style>
   <w:style w:type="character" w:customStyle="1" w:styleId="Heading6Char">
@@ -1777,10 +2156,10 @@
     <w:semiHidden/>
     <w:rsid w:val="00FC693F"/>
     <w:rPr>
-      <w:rFonts w:ascii="Arial" w:eastAsia="Arial" w:hAnsi="Arial" w:cs="Arial"/>
+      <w:rFonts w:ascii="Arial" w:hAnsi="Arial"/>
       <w:i/>
       <w:iCs/>
-      <w:color w:val="243F60" w:themeColor="accent1" w:themeShade="7F"/>
+      <w:color w:val="000000"/>
     </w:rPr>
   </w:style>
   <w:style w:type="character" w:customStyle="1" w:styleId="Heading7Char">
@@ -1791,10 +2170,10 @@
     <w:semiHidden/>
     <w:rsid w:val="00FC693F"/>
     <w:rPr>
-      <w:rFonts w:ascii="Arial" w:eastAsia="Arial" w:hAnsi="Arial" w:cs="Arial"/>
+      <w:rFonts w:ascii="Arial" w:hAnsi="Arial"/>
       <w:i/>
       <w:iCs/>
-      <w:color w:val="404040" w:themeColor="text1" w:themeTint="BF"/>
+      <w:color w:val="000000"/>
     </w:rPr>
   </w:style>
   <w:style w:type="character" w:customStyle="1" w:styleId="Heading8Char">
@@ -1805,8 +2184,8 @@
     <w:semiHidden/>
     <w:rsid w:val="00FC693F"/>
     <w:rPr>
-      <w:rFonts w:ascii="Arial" w:eastAsia="Arial" w:hAnsi="Arial" w:cs="Arial"/>
-      <w:color w:val="4F81BD" w:themeColor="accent1"/>
+      <w:rFonts w:ascii="Arial" w:hAnsi="Arial"/>
+      <w:color w:val="000000"/>
       <w:sz w:val="20"/>
       <w:szCs w:val="20"/>
     </w:rPr>
@@ -1819,10 +2198,10 @@
     <w:semiHidden/>
     <w:rsid w:val="00FC693F"/>
     <w:rPr>
-      <w:rFonts w:ascii="Arial" w:eastAsia="Arial" w:hAnsi="Arial" w:cs="Arial"/>
+      <w:rFonts w:ascii="Arial" w:hAnsi="Arial"/>
       <w:i/>
       <w:iCs/>
-      <w:color w:val="404040" w:themeColor="text1" w:themeTint="BF"/>
+      <w:color w:val="000000"/>
       <w:sz w:val="20"/>
       <w:szCs w:val="20"/>
     </w:rPr>
@@ -1840,6 +2219,7 @@
       <w:spacing w:line="240" w:lineRule="auto"/>
     </w:pPr>
     <w:rPr>
+      <w:b/>
       <w:bCs/>
       <w:sz w:val="20"/>
       <w:szCs w:val="18"/>
@@ -1852,9 +2232,10 @@
     <w:qFormat/>
     <w:rsid w:val="00FC693F"/>
     <w:rPr>
-      <w:rFonts w:ascii="Arial" w:eastAsia="Arial" w:hAnsi="Arial" w:cs="Arial"/>
+      <w:rFonts w:ascii="Arial" w:hAnsi="Arial"/>
       <w:b/>
       <w:bCs/>
+      <w:color w:val="000000"/>
     </w:rPr>
   </w:style>
   <w:style w:type="character" w:styleId="Emphasis">
@@ -1864,9 +2245,10 @@
     <w:qFormat/>
     <w:rsid w:val="00FC693F"/>
     <w:rPr>
-      <w:rFonts w:ascii="Arial" w:eastAsia="Arial" w:hAnsi="Arial" w:cs="Arial"/>
+      <w:rFonts w:ascii="Arial" w:hAnsi="Arial"/>
       <w:i/>
       <w:iCs/>
+      <w:color w:val="000000"/>
     </w:rPr>
   </w:style>
   <w:style w:type="paragraph" w:styleId="IntenseQuote">
@@ -1878,6 +2260,9 @@
     <w:qFormat/>
     <w:rsid w:val="00FC693F"/>
     <w:pPr>
+      <w:pBdr>
+        <w:bottom w:val="single" w:sz="4" w:space="4" w:color="4F81BD" w:themeColor="accent1"/>
+      </w:pBdr>
       <w:spacing w:before="200" w:after="280"/>
       <w:ind w:left="936" w:right="936"/>
     </w:pPr>
@@ -1886,7 +2271,6 @@
       <w:bCs/>
       <w:i/>
       <w:iCs/>
-      <w:color w:val="4F81BD" w:themeColor="accent1"/>
     </w:rPr>
   </w:style>
   <w:style w:type="character" w:customStyle="1" w:styleId="IntenseQuoteChar">
@@ -1896,12 +2280,12 @@
     <w:uiPriority w:val="30"/>
     <w:rsid w:val="00FC693F"/>
     <w:rPr>
-      <w:rFonts w:ascii="Arial" w:eastAsia="Arial" w:hAnsi="Arial" w:cs="Arial"/>
+      <w:rFonts w:ascii="Arial" w:hAnsi="Arial"/>
       <w:b/>
       <w:bCs/>
       <w:i/>
       <w:iCs/>
-      <w:color w:val="4F81BD" w:themeColor="accent1"/>
+      <w:color w:val="000000"/>
     </w:rPr>
   </w:style>
   <w:style w:type="character" w:styleId="SubtleEmphasis">
@@ -1911,10 +2295,10 @@
     <w:qFormat/>
     <w:rsid w:val="00FC693F"/>
     <w:rPr>
-      <w:rFonts w:ascii="Arial" w:eastAsia="Arial" w:hAnsi="Arial" w:cs="Arial"/>
+      <w:rFonts w:ascii="Arial" w:hAnsi="Arial"/>
       <w:i/>
       <w:iCs/>
-      <w:color w:val="808080" w:themeColor="text1" w:themeTint="7F"/>
+      <w:color w:val="000000"/>
     </w:rPr>
   </w:style>
   <w:style w:type="character" w:styleId="IntenseEmphasis">
@@ -1924,12 +2308,12 @@
     <w:qFormat/>
     <w:rsid w:val="00FC693F"/>
     <w:rPr>
-      <w:rFonts w:ascii="Arial" w:eastAsia="Arial" w:hAnsi="Arial" w:cs="Arial"/>
+      <w:rFonts w:ascii="Arial" w:hAnsi="Arial"/>
       <w:b/>
       <w:bCs/>
       <w:i/>
       <w:iCs/>
-      <w:color w:val="4F81BD" w:themeColor="accent1"/>
+      <w:color w:val="000000"/>
     </w:rPr>
   </w:style>
   <w:style w:type="character" w:styleId="SubtleReference">
@@ -1939,9 +2323,9 @@
     <w:qFormat/>
     <w:rsid w:val="00FC693F"/>
     <w:rPr>
-      <w:rFonts w:ascii="Arial" w:eastAsia="Arial" w:hAnsi="Arial" w:cs="Arial"/>
+      <w:rFonts w:ascii="Arial" w:hAnsi="Arial"/>
       <w:smallCaps/>
-      <w:color w:val="C0504D" w:themeColor="accent2"/>
+      <w:color w:val="000000"/>
       <w:u w:val="single"/>
     </w:rPr>
   </w:style>
@@ -1952,11 +2336,11 @@
     <w:qFormat/>
     <w:rsid w:val="00FC693F"/>
     <w:rPr>
-      <w:rFonts w:ascii="Arial" w:eastAsia="Arial" w:hAnsi="Arial" w:cs="Arial"/>
+      <w:rFonts w:ascii="Arial" w:hAnsi="Arial"/>
       <w:b/>
       <w:bCs/>
       <w:smallCaps/>
-      <w:color w:val="C0504D" w:themeColor="accent2"/>
+      <w:color w:val="000000"/>
       <w:spacing w:val="5"/>
       <w:u w:val="single"/>
     </w:rPr>
@@ -1968,10 +2352,11 @@
     <w:qFormat/>
     <w:rsid w:val="00FC693F"/>
     <w:rPr>
-      <w:rFonts w:ascii="Arial" w:eastAsia="Arial" w:hAnsi="Arial" w:cs="Arial"/>
+      <w:rFonts w:ascii="Arial" w:hAnsi="Arial"/>
       <w:b/>
       <w:bCs/>
       <w:smallCaps/>
+      <w:color w:val="000000"/>
       <w:spacing w:val="5"/>
     </w:rPr>
   </w:style>
@@ -2031,7 +2416,6 @@
         <w:spacing w:before="0" w:after="0" w:line="240" w:lineRule="auto"/>
       </w:pPr>
       <w:rPr>
-        <w:rFonts w:ascii="Arial" w:eastAsia="Arial" w:hAnsi="Arial" w:cs="Arial"/>
         <w:b/>
         <w:bCs/>
       </w:rPr>
@@ -2052,7 +2436,6 @@
         <w:spacing w:before="0" w:after="0" w:line="240" w:lineRule="auto"/>
       </w:pPr>
       <w:rPr>
-        <w:rFonts w:ascii="Arial" w:eastAsia="Arial" w:hAnsi="Arial" w:cs="Arial"/>
         <w:b/>
         <w:bCs/>
       </w:rPr>
@@ -2070,14 +2453,12 @@
     </w:tblStylePr>
     <w:tblStylePr w:type="firstCol">
       <w:rPr>
-        <w:rFonts w:ascii="Arial" w:eastAsia="Arial" w:hAnsi="Arial" w:cs="Arial"/>
         <w:b/>
         <w:bCs/>
       </w:rPr>
     </w:tblStylePr>
     <w:tblStylePr w:type="lastCol">
       <w:rPr>
-        <w:rFonts w:ascii="Arial" w:eastAsia="Arial" w:hAnsi="Arial" w:cs="Arial"/>
         <w:b/>
         <w:bCs/>
       </w:rPr>
@@ -2131,7 +2512,6 @@
         <w:spacing w:before="0" w:after="0" w:line="240" w:lineRule="auto"/>
       </w:pPr>
       <w:rPr>
-        <w:rFonts w:ascii="Arial" w:eastAsia="Arial" w:hAnsi="Arial" w:cs="Arial"/>
         <w:b/>
         <w:bCs/>
       </w:rPr>
@@ -2152,7 +2532,6 @@
         <w:spacing w:before="0" w:after="0" w:line="240" w:lineRule="auto"/>
       </w:pPr>
       <w:rPr>
-        <w:rFonts w:ascii="Arial" w:eastAsia="Arial" w:hAnsi="Arial" w:cs="Arial"/>
         <w:b/>
         <w:bCs/>
       </w:rPr>
@@ -2170,14 +2549,12 @@
     </w:tblStylePr>
     <w:tblStylePr w:type="firstCol">
       <w:rPr>
-        <w:rFonts w:ascii="Arial" w:eastAsia="Arial" w:hAnsi="Arial" w:cs="Arial"/>
         <w:b/>
         <w:bCs/>
       </w:rPr>
     </w:tblStylePr>
     <w:tblStylePr w:type="lastCol">
       <w:rPr>
-        <w:rFonts w:ascii="Arial" w:eastAsia="Arial" w:hAnsi="Arial" w:cs="Arial"/>
         <w:b/>
         <w:bCs/>
       </w:rPr>
@@ -2231,7 +2608,6 @@
         <w:spacing w:before="0" w:after="0" w:line="240" w:lineRule="auto"/>
       </w:pPr>
       <w:rPr>
-        <w:rFonts w:ascii="Arial" w:eastAsia="Arial" w:hAnsi="Arial" w:cs="Arial"/>
         <w:b/>
         <w:bCs/>
       </w:rPr>
@@ -2252,7 +2628,6 @@
         <w:spacing w:before="0" w:after="0" w:line="240" w:lineRule="auto"/>
       </w:pPr>
       <w:rPr>
-        <w:rFonts w:ascii="Arial" w:eastAsia="Arial" w:hAnsi="Arial" w:cs="Arial"/>
         <w:b/>
         <w:bCs/>
       </w:rPr>
@@ -2270,14 +2645,12 @@
     </w:tblStylePr>
     <w:tblStylePr w:type="firstCol">
       <w:rPr>
-        <w:rFonts w:ascii="Arial" w:eastAsia="Arial" w:hAnsi="Arial" w:cs="Arial"/>
         <w:b/>
         <w:bCs/>
       </w:rPr>
     </w:tblStylePr>
     <w:tblStylePr w:type="lastCol">
       <w:rPr>
-        <w:rFonts w:ascii="Arial" w:eastAsia="Arial" w:hAnsi="Arial" w:cs="Arial"/>
         <w:b/>
         <w:bCs/>
       </w:rPr>
@@ -2331,7 +2704,6 @@
         <w:spacing w:before="0" w:after="0" w:line="240" w:lineRule="auto"/>
       </w:pPr>
       <w:rPr>
-        <w:rFonts w:ascii="Arial" w:eastAsia="Arial" w:hAnsi="Arial" w:cs="Arial"/>
         <w:b/>
         <w:bCs/>
       </w:rPr>
@@ -2352,7 +2724,6 @@
         <w:spacing w:before="0" w:after="0" w:line="240" w:lineRule="auto"/>
       </w:pPr>
       <w:rPr>
-        <w:rFonts w:ascii="Arial" w:eastAsia="Arial" w:hAnsi="Arial" w:cs="Arial"/>
         <w:b/>
         <w:bCs/>
       </w:rPr>
@@ -2370,14 +2741,12 @@
     </w:tblStylePr>
     <w:tblStylePr w:type="firstCol">
       <w:rPr>
-        <w:rFonts w:ascii="Arial" w:eastAsia="Arial" w:hAnsi="Arial" w:cs="Arial"/>
         <w:b/>
         <w:bCs/>
       </w:rPr>
     </w:tblStylePr>
     <w:tblStylePr w:type="lastCol">
       <w:rPr>
-        <w:rFonts w:ascii="Arial" w:eastAsia="Arial" w:hAnsi="Arial" w:cs="Arial"/>
         <w:b/>
         <w:bCs/>
       </w:rPr>
@@ -2431,7 +2800,6 @@
         <w:spacing w:before="0" w:after="0" w:line="240" w:lineRule="auto"/>
       </w:pPr>
       <w:rPr>
-        <w:rFonts w:ascii="Arial" w:eastAsia="Arial" w:hAnsi="Arial" w:cs="Arial"/>
         <w:b/>
         <w:bCs/>
       </w:rPr>
@@ -2452,7 +2820,6 @@
         <w:spacing w:before="0" w:after="0" w:line="240" w:lineRule="auto"/>
       </w:pPr>
       <w:rPr>
-        <w:rFonts w:ascii="Arial" w:eastAsia="Arial" w:hAnsi="Arial" w:cs="Arial"/>
         <w:b/>
         <w:bCs/>
       </w:rPr>
@@ -2470,14 +2837,12 @@
     </w:tblStylePr>
     <w:tblStylePr w:type="firstCol">
       <w:rPr>
-        <w:rFonts w:ascii="Arial" w:eastAsia="Arial" w:hAnsi="Arial" w:cs="Arial"/>
         <w:b/>
         <w:bCs/>
       </w:rPr>
     </w:tblStylePr>
     <w:tblStylePr w:type="lastCol">
       <w:rPr>
-        <w:rFonts w:ascii="Arial" w:eastAsia="Arial" w:hAnsi="Arial" w:cs="Arial"/>
         <w:b/>
         <w:bCs/>
       </w:rPr>
@@ -2531,7 +2896,6 @@
         <w:spacing w:before="0" w:after="0" w:line="240" w:lineRule="auto"/>
       </w:pPr>
       <w:rPr>
-        <w:rFonts w:ascii="Arial" w:eastAsia="Arial" w:hAnsi="Arial" w:cs="Arial"/>
         <w:b/>
         <w:bCs/>
       </w:rPr>
@@ -2552,7 +2916,6 @@
         <w:spacing w:before="0" w:after="0" w:line="240" w:lineRule="auto"/>
       </w:pPr>
       <w:rPr>
-        <w:rFonts w:ascii="Arial" w:eastAsia="Arial" w:hAnsi="Arial" w:cs="Arial"/>
         <w:b/>
         <w:bCs/>
       </w:rPr>
@@ -2570,14 +2933,12 @@
     </w:tblStylePr>
     <w:tblStylePr w:type="firstCol">
       <w:rPr>
-        <w:rFonts w:ascii="Arial" w:eastAsia="Arial" w:hAnsi="Arial" w:cs="Arial"/>
         <w:b/>
         <w:bCs/>
       </w:rPr>
     </w:tblStylePr>
     <w:tblStylePr w:type="lastCol">
       <w:rPr>
-        <w:rFonts w:ascii="Arial" w:eastAsia="Arial" w:hAnsi="Arial" w:cs="Arial"/>
         <w:b/>
         <w:bCs/>
       </w:rPr>
@@ -2631,7 +2992,6 @@
         <w:spacing w:before="0" w:after="0" w:line="240" w:lineRule="auto"/>
       </w:pPr>
       <w:rPr>
-        <w:rFonts w:ascii="Arial" w:eastAsia="Arial" w:hAnsi="Arial" w:cs="Arial"/>
         <w:b/>
         <w:bCs/>
       </w:rPr>
@@ -2652,7 +3012,6 @@
         <w:spacing w:before="0" w:after="0" w:line="240" w:lineRule="auto"/>
       </w:pPr>
       <w:rPr>
-        <w:rFonts w:ascii="Arial" w:eastAsia="Arial" w:hAnsi="Arial" w:cs="Arial"/>
         <w:b/>
         <w:bCs/>
       </w:rPr>
@@ -2670,14 +3029,12 @@
     </w:tblStylePr>
     <w:tblStylePr w:type="firstCol">
       <w:rPr>
-        <w:rFonts w:ascii="Arial" w:eastAsia="Arial" w:hAnsi="Arial" w:cs="Arial"/>
         <w:b/>
         <w:bCs/>
       </w:rPr>
     </w:tblStylePr>
     <w:tblStylePr w:type="lastCol">
       <w:rPr>
-        <w:rFonts w:ascii="Arial" w:eastAsia="Arial" w:hAnsi="Arial" w:cs="Arial"/>
         <w:b/>
         <w:bCs/>
       </w:rPr>
@@ -2730,7 +3087,6 @@
         <w:spacing w:before="0" w:after="0" w:line="240" w:lineRule="auto"/>
       </w:pPr>
       <w:rPr>
-        <w:rFonts w:ascii="Arial" w:eastAsia="Arial" w:hAnsi="Arial" w:cs="Arial"/>
         <w:b/>
         <w:bCs/>
         <w:color w:val="FFFFFF" w:themeColor="background1"/>
@@ -2745,7 +3101,6 @@
         <w:spacing w:before="0" w:after="0" w:line="240" w:lineRule="auto"/>
       </w:pPr>
       <w:rPr>
-        <w:rFonts w:ascii="Arial" w:eastAsia="Arial" w:hAnsi="Arial" w:cs="Arial"/>
         <w:b/>
         <w:bCs/>
       </w:rPr>
@@ -2761,14 +3116,12 @@
     </w:tblStylePr>
     <w:tblStylePr w:type="firstCol">
       <w:rPr>
-        <w:rFonts w:ascii="Arial" w:eastAsia="Arial" w:hAnsi="Arial" w:cs="Arial"/>
         <w:b/>
         <w:bCs/>
       </w:rPr>
     </w:tblStylePr>
     <w:tblStylePr w:type="lastCol">
       <w:rPr>
-        <w:rFonts w:ascii="Arial" w:eastAsia="Arial" w:hAnsi="Arial" w:cs="Arial"/>
         <w:b/>
         <w:bCs/>
       </w:rPr>
@@ -2819,7 +3172,6 @@
         <w:spacing w:before="0" w:after="0" w:line="240" w:lineRule="auto"/>
       </w:pPr>
       <w:rPr>
-        <w:rFonts w:ascii="Arial" w:eastAsia="Arial" w:hAnsi="Arial" w:cs="Arial"/>
         <w:b/>
         <w:bCs/>
         <w:color w:val="FFFFFF" w:themeColor="background1"/>
@@ -2834,7 +3186,6 @@
         <w:spacing w:before="0" w:after="0" w:line="240" w:lineRule="auto"/>
       </w:pPr>
       <w:rPr>
-        <w:rFonts w:ascii="Arial" w:eastAsia="Arial" w:hAnsi="Arial" w:cs="Arial"/>
         <w:b/>
         <w:bCs/>
       </w:rPr>
@@ -2850,14 +3201,12 @@
     </w:tblStylePr>
     <w:tblStylePr w:type="firstCol">
       <w:rPr>
-        <w:rFonts w:ascii="Arial" w:eastAsia="Arial" w:hAnsi="Arial" w:cs="Arial"/>
         <w:b/>
         <w:bCs/>
       </w:rPr>
     </w:tblStylePr>
     <w:tblStylePr w:type="lastCol">
       <w:rPr>
-        <w:rFonts w:ascii="Arial" w:eastAsia="Arial" w:hAnsi="Arial" w:cs="Arial"/>
         <w:b/>
         <w:bCs/>
       </w:rPr>
@@ -2908,7 +3257,6 @@
         <w:spacing w:before="0" w:after="0" w:line="240" w:lineRule="auto"/>
       </w:pPr>
       <w:rPr>
-        <w:rFonts w:ascii="Arial" w:eastAsia="Arial" w:hAnsi="Arial" w:cs="Arial"/>
         <w:b/>
         <w:bCs/>
         <w:color w:val="FFFFFF" w:themeColor="background1"/>
@@ -2923,7 +3271,6 @@
         <w:spacing w:before="0" w:after="0" w:line="240" w:lineRule="auto"/>
       </w:pPr>
       <w:rPr>
-        <w:rFonts w:ascii="Arial" w:eastAsia="Arial" w:hAnsi="Arial" w:cs="Arial"/>
         <w:b/>
         <w:bCs/>
       </w:rPr>
@@ -2939,14 +3286,12 @@
     </w:tblStylePr>
     <w:tblStylePr w:type="firstCol">
       <w:rPr>
-        <w:rFonts w:ascii="Arial" w:eastAsia="Arial" w:hAnsi="Arial" w:cs="Arial"/>
         <w:b/>
         <w:bCs/>
       </w:rPr>
     </w:tblStylePr>
     <w:tblStylePr w:type="lastCol">
       <w:rPr>
-        <w:rFonts w:ascii="Arial" w:eastAsia="Arial" w:hAnsi="Arial" w:cs="Arial"/>
         <w:b/>
         <w:bCs/>
       </w:rPr>
@@ -2997,7 +3342,6 @@
         <w:spacing w:before="0" w:after="0" w:line="240" w:lineRule="auto"/>
       </w:pPr>
       <w:rPr>
-        <w:rFonts w:ascii="Arial" w:eastAsia="Arial" w:hAnsi="Arial" w:cs="Arial"/>
         <w:b/>
         <w:bCs/>
         <w:color w:val="FFFFFF" w:themeColor="background1"/>
@@ -3012,7 +3356,6 @@
         <w:spacing w:before="0" w:after="0" w:line="240" w:lineRule="auto"/>
       </w:pPr>
       <w:rPr>
-        <w:rFonts w:ascii="Arial" w:eastAsia="Arial" w:hAnsi="Arial" w:cs="Arial"/>
         <w:b/>
         <w:bCs/>
       </w:rPr>
@@ -3028,14 +3371,12 @@
     </w:tblStylePr>
     <w:tblStylePr w:type="firstCol">
       <w:rPr>
-        <w:rFonts w:ascii="Arial" w:eastAsia="Arial" w:hAnsi="Arial" w:cs="Arial"/>
         <w:b/>
         <w:bCs/>
       </w:rPr>
     </w:tblStylePr>
     <w:tblStylePr w:type="lastCol">
       <w:rPr>
-        <w:rFonts w:ascii="Arial" w:eastAsia="Arial" w:hAnsi="Arial" w:cs="Arial"/>
         <w:b/>
         <w:bCs/>
       </w:rPr>
@@ -3086,7 +3427,6 @@
         <w:spacing w:before="0" w:after="0" w:line="240" w:lineRule="auto"/>
       </w:pPr>
       <w:rPr>
-        <w:rFonts w:ascii="Arial" w:eastAsia="Arial" w:hAnsi="Arial" w:cs="Arial"/>
         <w:b/>
         <w:bCs/>
         <w:color w:val="FFFFFF" w:themeColor="background1"/>
@@ -3101,7 +3441,6 @@
         <w:spacing w:before="0" w:after="0" w:line="240" w:lineRule="auto"/>
       </w:pPr>
       <w:rPr>
-        <w:rFonts w:ascii="Arial" w:eastAsia="Arial" w:hAnsi="Arial" w:cs="Arial"/>
         <w:b/>
         <w:bCs/>
       </w:rPr>
@@ -3117,14 +3456,12 @@
     </w:tblStylePr>
     <w:tblStylePr w:type="firstCol">
       <w:rPr>
-        <w:rFonts w:ascii="Arial" w:eastAsia="Arial" w:hAnsi="Arial" w:cs="Arial"/>
         <w:b/>
         <w:bCs/>
       </w:rPr>
     </w:tblStylePr>
     <w:tblStylePr w:type="lastCol">
       <w:rPr>
-        <w:rFonts w:ascii="Arial" w:eastAsia="Arial" w:hAnsi="Arial" w:cs="Arial"/>
         <w:b/>
         <w:bCs/>
       </w:rPr>
@@ -3175,7 +3512,6 @@
         <w:spacing w:before="0" w:after="0" w:line="240" w:lineRule="auto"/>
       </w:pPr>
       <w:rPr>
-        <w:rFonts w:ascii="Arial" w:eastAsia="Arial" w:hAnsi="Arial" w:cs="Arial"/>
         <w:b/>
         <w:bCs/>
         <w:color w:val="FFFFFF" w:themeColor="background1"/>
@@ -3190,7 +3526,6 @@
         <w:spacing w:before="0" w:after="0" w:line="240" w:lineRule="auto"/>
       </w:pPr>
       <w:rPr>
-        <w:rFonts w:ascii="Arial" w:eastAsia="Arial" w:hAnsi="Arial" w:cs="Arial"/>
         <w:b/>
         <w:bCs/>
       </w:rPr>
@@ -3206,14 +3541,12 @@
     </w:tblStylePr>
     <w:tblStylePr w:type="firstCol">
       <w:rPr>
-        <w:rFonts w:ascii="Arial" w:eastAsia="Arial" w:hAnsi="Arial" w:cs="Arial"/>
         <w:b/>
         <w:bCs/>
       </w:rPr>
     </w:tblStylePr>
     <w:tblStylePr w:type="lastCol">
       <w:rPr>
-        <w:rFonts w:ascii="Arial" w:eastAsia="Arial" w:hAnsi="Arial" w:cs="Arial"/>
         <w:b/>
         <w:bCs/>
       </w:rPr>
@@ -3264,7 +3597,6 @@
         <w:spacing w:before="0" w:after="0" w:line="240" w:lineRule="auto"/>
       </w:pPr>
       <w:rPr>
-        <w:rFonts w:ascii="Arial" w:eastAsia="Arial" w:hAnsi="Arial" w:cs="Arial"/>
         <w:b/>
         <w:bCs/>
         <w:color w:val="FFFFFF" w:themeColor="background1"/>
@@ -3279,7 +3611,6 @@
         <w:spacing w:before="0" w:after="0" w:line="240" w:lineRule="auto"/>
       </w:pPr>
       <w:rPr>
-        <w:rFonts w:ascii="Arial" w:eastAsia="Arial" w:hAnsi="Arial" w:cs="Arial"/>
         <w:b/>
         <w:bCs/>
       </w:rPr>
@@ -3295,14 +3626,12 @@
     </w:tblStylePr>
     <w:tblStylePr w:type="firstCol">
       <w:rPr>
-        <w:rFonts w:ascii="Arial" w:eastAsia="Arial" w:hAnsi="Arial" w:cs="Arial"/>
         <w:b/>
         <w:bCs/>
       </w:rPr>
     </w:tblStylePr>
     <w:tblStylePr w:type="lastCol">
       <w:rPr>
-        <w:rFonts w:ascii="Arial" w:eastAsia="Arial" w:hAnsi="Arial" w:cs="Arial"/>
         <w:b/>
         <w:bCs/>
       </w:rPr>
@@ -3355,7 +3684,7 @@
         <w:spacing w:before="0" w:after="0" w:line="240" w:lineRule="auto"/>
       </w:pPr>
       <w:rPr>
-        <w:rFonts w:ascii="Arial" w:eastAsia="Arial" w:hAnsi="Arial" w:cs="Arial"/>
+        <w:rFonts w:asciiTheme="majorHAnsi" w:eastAsiaTheme="majorEastAsia" w:hAnsiTheme="majorHAnsi" w:cstheme="majorBidi"/>
         <w:b/>
         <w:bCs/>
       </w:rPr>
@@ -3376,7 +3705,7 @@
         <w:spacing w:before="0" w:after="0" w:line="240" w:lineRule="auto"/>
       </w:pPr>
       <w:rPr>
-        <w:rFonts w:ascii="Arial" w:eastAsia="Arial" w:hAnsi="Arial" w:cs="Arial"/>
+        <w:rFonts w:asciiTheme="majorHAnsi" w:eastAsiaTheme="majorEastAsia" w:hAnsiTheme="majorHAnsi" w:cstheme="majorBidi"/>
         <w:b/>
         <w:bCs/>
       </w:rPr>
@@ -3394,14 +3723,14 @@
     </w:tblStylePr>
     <w:tblStylePr w:type="firstCol">
       <w:rPr>
-        <w:rFonts w:ascii="Arial" w:eastAsia="Arial" w:hAnsi="Arial" w:cs="Arial"/>
+        <w:rFonts w:asciiTheme="majorHAnsi" w:eastAsiaTheme="majorEastAsia" w:hAnsiTheme="majorHAnsi" w:cstheme="majorBidi"/>
         <w:b/>
         <w:bCs/>
       </w:rPr>
     </w:tblStylePr>
     <w:tblStylePr w:type="lastCol">
       <w:rPr>
-        <w:rFonts w:ascii="Arial" w:eastAsia="Arial" w:hAnsi="Arial" w:cs="Arial"/>
+        <w:rFonts w:asciiTheme="majorHAnsi" w:eastAsiaTheme="majorEastAsia" w:hAnsiTheme="majorHAnsi" w:cstheme="majorBidi"/>
         <w:b/>
         <w:bCs/>
       </w:rPr>
@@ -3478,7 +3807,7 @@
         <w:spacing w:before="0" w:after="0" w:line="240" w:lineRule="auto"/>
       </w:pPr>
       <w:rPr>
-        <w:rFonts w:ascii="Arial" w:eastAsia="Arial" w:hAnsi="Arial" w:cs="Arial"/>
+        <w:rFonts w:asciiTheme="majorHAnsi" w:eastAsiaTheme="majorEastAsia" w:hAnsiTheme="majorHAnsi" w:cstheme="majorBidi"/>
         <w:b/>
         <w:bCs/>
       </w:rPr>
@@ -3499,7 +3828,7 @@
         <w:spacing w:before="0" w:after="0" w:line="240" w:lineRule="auto"/>
       </w:pPr>
       <w:rPr>
-        <w:rFonts w:ascii="Arial" w:eastAsia="Arial" w:hAnsi="Arial" w:cs="Arial"/>
+        <w:rFonts w:asciiTheme="majorHAnsi" w:eastAsiaTheme="majorEastAsia" w:hAnsiTheme="majorHAnsi" w:cstheme="majorBidi"/>
         <w:b/>
         <w:bCs/>
       </w:rPr>
@@ -3517,14 +3846,14 @@
     </w:tblStylePr>
     <w:tblStylePr w:type="firstCol">
       <w:rPr>
-        <w:rFonts w:ascii="Arial" w:eastAsia="Arial" w:hAnsi="Arial" w:cs="Arial"/>
+        <w:rFonts w:asciiTheme="majorHAnsi" w:eastAsiaTheme="majorEastAsia" w:hAnsiTheme="majorHAnsi" w:cstheme="majorBidi"/>
         <w:b/>
         <w:bCs/>
       </w:rPr>
     </w:tblStylePr>
     <w:tblStylePr w:type="lastCol">
       <w:rPr>
-        <w:rFonts w:ascii="Arial" w:eastAsia="Arial" w:hAnsi="Arial" w:cs="Arial"/>
+        <w:rFonts w:asciiTheme="majorHAnsi" w:eastAsiaTheme="majorEastAsia" w:hAnsiTheme="majorHAnsi" w:cstheme="majorBidi"/>
         <w:b/>
         <w:bCs/>
       </w:rPr>
@@ -3601,7 +3930,7 @@
         <w:spacing w:before="0" w:after="0" w:line="240" w:lineRule="auto"/>
       </w:pPr>
       <w:rPr>
-        <w:rFonts w:ascii="Arial" w:eastAsia="Arial" w:hAnsi="Arial" w:cs="Arial"/>
+        <w:rFonts w:asciiTheme="majorHAnsi" w:eastAsiaTheme="majorEastAsia" w:hAnsiTheme="majorHAnsi" w:cstheme="majorBidi"/>
         <w:b/>
         <w:bCs/>
       </w:rPr>
@@ -3622,7 +3951,7 @@
         <w:spacing w:before="0" w:after="0" w:line="240" w:lineRule="auto"/>
       </w:pPr>
       <w:rPr>
-        <w:rFonts w:ascii="Arial" w:eastAsia="Arial" w:hAnsi="Arial" w:cs="Arial"/>
+        <w:rFonts w:asciiTheme="majorHAnsi" w:eastAsiaTheme="majorEastAsia" w:hAnsiTheme="majorHAnsi" w:cstheme="majorBidi"/>
         <w:b/>
         <w:bCs/>
       </w:rPr>
@@ -3640,14 +3969,14 @@
     </w:tblStylePr>
     <w:tblStylePr w:type="firstCol">
       <w:rPr>
-        <w:rFonts w:ascii="Arial" w:eastAsia="Arial" w:hAnsi="Arial" w:cs="Arial"/>
+        <w:rFonts w:asciiTheme="majorHAnsi" w:eastAsiaTheme="majorEastAsia" w:hAnsiTheme="majorHAnsi" w:cstheme="majorBidi"/>
         <w:b/>
         <w:bCs/>
       </w:rPr>
     </w:tblStylePr>
     <w:tblStylePr w:type="lastCol">
       <w:rPr>
-        <w:rFonts w:ascii="Arial" w:eastAsia="Arial" w:hAnsi="Arial" w:cs="Arial"/>
+        <w:rFonts w:asciiTheme="majorHAnsi" w:eastAsiaTheme="majorEastAsia" w:hAnsiTheme="majorHAnsi" w:cstheme="majorBidi"/>
         <w:b/>
         <w:bCs/>
       </w:rPr>
@@ -3724,7 +4053,7 @@
         <w:spacing w:before="0" w:after="0" w:line="240" w:lineRule="auto"/>
       </w:pPr>
       <w:rPr>
-        <w:rFonts w:ascii="Arial" w:eastAsia="Arial" w:hAnsi="Arial" w:cs="Arial"/>
+        <w:rFonts w:asciiTheme="majorHAnsi" w:eastAsiaTheme="majorEastAsia" w:hAnsiTheme="majorHAnsi" w:cstheme="majorBidi"/>
         <w:b/>
         <w:bCs/>
       </w:rPr>
@@ -3745,7 +4074,7 @@
         <w:spacing w:before="0" w:after="0" w:line="240" w:lineRule="auto"/>
       </w:pPr>
       <w:rPr>
-        <w:rFonts w:ascii="Arial" w:eastAsia="Arial" w:hAnsi="Arial" w:cs="Arial"/>
+        <w:rFonts w:asciiTheme="majorHAnsi" w:eastAsiaTheme="majorEastAsia" w:hAnsiTheme="majorHAnsi" w:cstheme="majorBidi"/>
         <w:b/>
         <w:bCs/>
       </w:rPr>
@@ -3763,14 +4092,14 @@
     </w:tblStylePr>
     <w:tblStylePr w:type="firstCol">
       <w:rPr>
-        <w:rFonts w:ascii="Arial" w:eastAsia="Arial" w:hAnsi="Arial" w:cs="Arial"/>
+        <w:rFonts w:asciiTheme="majorHAnsi" w:eastAsiaTheme="majorEastAsia" w:hAnsiTheme="majorHAnsi" w:cstheme="majorBidi"/>
         <w:b/>
         <w:bCs/>
       </w:rPr>
     </w:tblStylePr>
     <w:tblStylePr w:type="lastCol">
       <w:rPr>
-        <w:rFonts w:ascii="Arial" w:eastAsia="Arial" w:hAnsi="Arial" w:cs="Arial"/>
+        <w:rFonts w:asciiTheme="majorHAnsi" w:eastAsiaTheme="majorEastAsia" w:hAnsiTheme="majorHAnsi" w:cstheme="majorBidi"/>
         <w:b/>
         <w:bCs/>
       </w:rPr>
@@ -3847,7 +4176,7 @@
         <w:spacing w:before="0" w:after="0" w:line="240" w:lineRule="auto"/>
       </w:pPr>
       <w:rPr>
-        <w:rFonts w:ascii="Arial" w:eastAsia="Arial" w:hAnsi="Arial" w:cs="Arial"/>
+        <w:rFonts w:asciiTheme="majorHAnsi" w:eastAsiaTheme="majorEastAsia" w:hAnsiTheme="majorHAnsi" w:cstheme="majorBidi"/>
         <w:b/>
         <w:bCs/>
       </w:rPr>
@@ -3868,7 +4197,7 @@
         <w:spacing w:before="0" w:after="0" w:line="240" w:lineRule="auto"/>
       </w:pPr>
       <w:rPr>
-        <w:rFonts w:ascii="Arial" w:eastAsia="Arial" w:hAnsi="Arial" w:cs="Arial"/>
+        <w:rFonts w:asciiTheme="majorHAnsi" w:eastAsiaTheme="majorEastAsia" w:hAnsiTheme="majorHAnsi" w:cstheme="majorBidi"/>
         <w:b/>
         <w:bCs/>
       </w:rPr>
@@ -3886,14 +4215,14 @@
     </w:tblStylePr>
     <w:tblStylePr w:type="firstCol">
       <w:rPr>
-        <w:rFonts w:ascii="Arial" w:eastAsia="Arial" w:hAnsi="Arial" w:cs="Arial"/>
+        <w:rFonts w:asciiTheme="majorHAnsi" w:eastAsiaTheme="majorEastAsia" w:hAnsiTheme="majorHAnsi" w:cstheme="majorBidi"/>
         <w:b/>
         <w:bCs/>
       </w:rPr>
     </w:tblStylePr>
     <w:tblStylePr w:type="lastCol">
       <w:rPr>
-        <w:rFonts w:ascii="Arial" w:eastAsia="Arial" w:hAnsi="Arial" w:cs="Arial"/>
+        <w:rFonts w:asciiTheme="majorHAnsi" w:eastAsiaTheme="majorEastAsia" w:hAnsiTheme="majorHAnsi" w:cstheme="majorBidi"/>
         <w:b/>
         <w:bCs/>
       </w:rPr>
@@ -3970,7 +4299,7 @@
         <w:spacing w:before="0" w:after="0" w:line="240" w:lineRule="auto"/>
       </w:pPr>
       <w:rPr>
-        <w:rFonts w:ascii="Arial" w:eastAsia="Arial" w:hAnsi="Arial" w:cs="Arial"/>
+        <w:rFonts w:asciiTheme="majorHAnsi" w:eastAsiaTheme="majorEastAsia" w:hAnsiTheme="majorHAnsi" w:cstheme="majorBidi"/>
         <w:b/>
         <w:bCs/>
       </w:rPr>
@@ -3991,7 +4320,7 @@
         <w:spacing w:before="0" w:after="0" w:line="240" w:lineRule="auto"/>
       </w:pPr>
       <w:rPr>
-        <w:rFonts w:ascii="Arial" w:eastAsia="Arial" w:hAnsi="Arial" w:cs="Arial"/>
+        <w:rFonts w:asciiTheme="majorHAnsi" w:eastAsiaTheme="majorEastAsia" w:hAnsiTheme="majorHAnsi" w:cstheme="majorBidi"/>
         <w:b/>
         <w:bCs/>
       </w:rPr>
@@ -4009,14 +4338,14 @@
     </w:tblStylePr>
     <w:tblStylePr w:type="firstCol">
       <w:rPr>
-        <w:rFonts w:ascii="Arial" w:eastAsia="Arial" w:hAnsi="Arial" w:cs="Arial"/>
+        <w:rFonts w:asciiTheme="majorHAnsi" w:eastAsiaTheme="majorEastAsia" w:hAnsiTheme="majorHAnsi" w:cstheme="majorBidi"/>
         <w:b/>
         <w:bCs/>
       </w:rPr>
     </w:tblStylePr>
     <w:tblStylePr w:type="lastCol">
       <w:rPr>
-        <w:rFonts w:ascii="Arial" w:eastAsia="Arial" w:hAnsi="Arial" w:cs="Arial"/>
+        <w:rFonts w:asciiTheme="majorHAnsi" w:eastAsiaTheme="majorEastAsia" w:hAnsiTheme="majorHAnsi" w:cstheme="majorBidi"/>
         <w:b/>
         <w:bCs/>
       </w:rPr>
@@ -4093,7 +4422,7 @@
         <w:spacing w:before="0" w:after="0" w:line="240" w:lineRule="auto"/>
       </w:pPr>
       <w:rPr>
-        <w:rFonts w:ascii="Arial" w:eastAsia="Arial" w:hAnsi="Arial" w:cs="Arial"/>
+        <w:rFonts w:asciiTheme="majorHAnsi" w:eastAsiaTheme="majorEastAsia" w:hAnsiTheme="majorHAnsi" w:cstheme="majorBidi"/>
         <w:b/>
         <w:bCs/>
       </w:rPr>
@@ -4114,7 +4443,7 @@
         <w:spacing w:before="0" w:after="0" w:line="240" w:lineRule="auto"/>
       </w:pPr>
       <w:rPr>
-        <w:rFonts w:ascii="Arial" w:eastAsia="Arial" w:hAnsi="Arial" w:cs="Arial"/>
+        <w:rFonts w:asciiTheme="majorHAnsi" w:eastAsiaTheme="majorEastAsia" w:hAnsiTheme="majorHAnsi" w:cstheme="majorBidi"/>
         <w:b/>
         <w:bCs/>
       </w:rPr>
@@ -4132,14 +4461,14 @@
     </w:tblStylePr>
     <w:tblStylePr w:type="firstCol">
       <w:rPr>
-        <w:rFonts w:ascii="Arial" w:eastAsia="Arial" w:hAnsi="Arial" w:cs="Arial"/>
+        <w:rFonts w:asciiTheme="majorHAnsi" w:eastAsiaTheme="majorEastAsia" w:hAnsiTheme="majorHAnsi" w:cstheme="majorBidi"/>
         <w:b/>
         <w:bCs/>
       </w:rPr>
     </w:tblStylePr>
     <w:tblStylePr w:type="lastCol">
       <w:rPr>
-        <w:rFonts w:ascii="Arial" w:eastAsia="Arial" w:hAnsi="Arial" w:cs="Arial"/>
+        <w:rFonts w:asciiTheme="majorHAnsi" w:eastAsiaTheme="majorEastAsia" w:hAnsiTheme="majorHAnsi" w:cstheme="majorBidi"/>
         <w:b/>
         <w:bCs/>
       </w:rPr>
@@ -4215,7 +4544,6 @@
         <w:spacing w:before="0" w:after="0" w:line="240" w:lineRule="auto"/>
       </w:pPr>
       <w:rPr>
-        <w:rFonts w:ascii="Arial" w:eastAsia="Arial" w:hAnsi="Arial" w:cs="Arial"/>
         <w:b/>
         <w:bCs/>
         <w:color w:val="FFFFFF" w:themeColor="background1"/>
@@ -4238,7 +4566,6 @@
         <w:spacing w:before="0" w:after="0" w:line="240" w:lineRule="auto"/>
       </w:pPr>
       <w:rPr>
-        <w:rFonts w:ascii="Arial" w:eastAsia="Arial" w:hAnsi="Arial" w:cs="Arial"/>
         <w:b/>
         <w:bCs/>
       </w:rPr>
@@ -4256,14 +4583,12 @@
     </w:tblStylePr>
     <w:tblStylePr w:type="firstCol">
       <w:rPr>
-        <w:rFonts w:ascii="Arial" w:eastAsia="Arial" w:hAnsi="Arial" w:cs="Arial"/>
         <w:b/>
         <w:bCs/>
       </w:rPr>
     </w:tblStylePr>
     <w:tblStylePr w:type="lastCol">
       <w:rPr>
-        <w:rFonts w:ascii="Arial" w:eastAsia="Arial" w:hAnsi="Arial" w:cs="Arial"/>
         <w:b/>
         <w:bCs/>
       </w:rPr>
@@ -4318,7 +4643,6 @@
         <w:spacing w:before="0" w:after="0" w:line="240" w:lineRule="auto"/>
       </w:pPr>
       <w:rPr>
-        <w:rFonts w:ascii="Arial" w:eastAsia="Arial" w:hAnsi="Arial" w:cs="Arial"/>
         <w:b/>
         <w:bCs/>
         <w:color w:val="FFFFFF" w:themeColor="background1"/>
@@ -4341,7 +4665,6 @@
         <w:spacing w:before="0" w:after="0" w:line="240" w:lineRule="auto"/>
       </w:pPr>
       <w:rPr>
-        <w:rFonts w:ascii="Arial" w:eastAsia="Arial" w:hAnsi="Arial" w:cs="Arial"/>
         <w:b/>
         <w:bCs/>
       </w:rPr>
@@ -4359,14 +4682,12 @@
     </w:tblStylePr>
     <w:tblStylePr w:type="firstCol">
       <w:rPr>
-        <w:rFonts w:ascii="Arial" w:eastAsia="Arial" w:hAnsi="Arial" w:cs="Arial"/>
         <w:b/>
         <w:bCs/>
       </w:rPr>
     </w:tblStylePr>
     <w:tblStylePr w:type="lastCol">
       <w:rPr>
-        <w:rFonts w:ascii="Arial" w:eastAsia="Arial" w:hAnsi="Arial" w:cs="Arial"/>
         <w:b/>
         <w:bCs/>
       </w:rPr>
@@ -4421,7 +4742,6 @@
         <w:spacing w:before="0" w:after="0" w:line="240" w:lineRule="auto"/>
       </w:pPr>
       <w:rPr>
-        <w:rFonts w:ascii="Arial" w:eastAsia="Arial" w:hAnsi="Arial" w:cs="Arial"/>
         <w:b/>
         <w:bCs/>
         <w:color w:val="FFFFFF" w:themeColor="background1"/>
@@ -4444,7 +4764,6 @@
         <w:spacing w:before="0" w:after="0" w:line="240" w:lineRule="auto"/>
       </w:pPr>
       <w:rPr>
-        <w:rFonts w:ascii="Arial" w:eastAsia="Arial" w:hAnsi="Arial" w:cs="Arial"/>
         <w:b/>
         <w:bCs/>
       </w:rPr>
@@ -4462,14 +4781,12 @@
     </w:tblStylePr>
     <w:tblStylePr w:type="firstCol">
       <w:rPr>
-        <w:rFonts w:ascii="Arial" w:eastAsia="Arial" w:hAnsi="Arial" w:cs="Arial"/>
         <w:b/>
         <w:bCs/>
       </w:rPr>
     </w:tblStylePr>
     <w:tblStylePr w:type="lastCol">
       <w:rPr>
-        <w:rFonts w:ascii="Arial" w:eastAsia="Arial" w:hAnsi="Arial" w:cs="Arial"/>
         <w:b/>
         <w:bCs/>
       </w:rPr>
@@ -4524,7 +4841,6 @@
         <w:spacing w:before="0" w:after="0" w:line="240" w:lineRule="auto"/>
       </w:pPr>
       <w:rPr>
-        <w:rFonts w:ascii="Arial" w:eastAsia="Arial" w:hAnsi="Arial" w:cs="Arial"/>
         <w:b/>
         <w:bCs/>
         <w:color w:val="FFFFFF" w:themeColor="background1"/>
@@ -4547,7 +4863,6 @@
         <w:spacing w:before="0" w:after="0" w:line="240" w:lineRule="auto"/>
       </w:pPr>
       <w:rPr>
-        <w:rFonts w:ascii="Arial" w:eastAsia="Arial" w:hAnsi="Arial" w:cs="Arial"/>
         <w:b/>
         <w:bCs/>
       </w:rPr>
@@ -4565,14 +4880,12 @@
     </w:tblStylePr>
     <w:tblStylePr w:type="firstCol">
       <w:rPr>
-        <w:rFonts w:ascii="Arial" w:eastAsia="Arial" w:hAnsi="Arial" w:cs="Arial"/>
         <w:b/>
         <w:bCs/>
       </w:rPr>
     </w:tblStylePr>
     <w:tblStylePr w:type="lastCol">
       <w:rPr>
-        <w:rFonts w:ascii="Arial" w:eastAsia="Arial" w:hAnsi="Arial" w:cs="Arial"/>
         <w:b/>
         <w:bCs/>
       </w:rPr>
@@ -4627,7 +4940,6 @@
         <w:spacing w:before="0" w:after="0" w:line="240" w:lineRule="auto"/>
       </w:pPr>
       <w:rPr>
-        <w:rFonts w:ascii="Arial" w:eastAsia="Arial" w:hAnsi="Arial" w:cs="Arial"/>
         <w:b/>
         <w:bCs/>
         <w:color w:val="FFFFFF" w:themeColor="background1"/>
@@ -4650,7 +4962,6 @@
         <w:spacing w:before="0" w:after="0" w:line="240" w:lineRule="auto"/>
       </w:pPr>
       <w:rPr>
-        <w:rFonts w:ascii="Arial" w:eastAsia="Arial" w:hAnsi="Arial" w:cs="Arial"/>
         <w:b/>
         <w:bCs/>
       </w:rPr>
@@ -4668,14 +4979,12 @@
     </w:tblStylePr>
     <w:tblStylePr w:type="firstCol">
       <w:rPr>
-        <w:rFonts w:ascii="Arial" w:eastAsia="Arial" w:hAnsi="Arial" w:cs="Arial"/>
         <w:b/>
         <w:bCs/>
       </w:rPr>
     </w:tblStylePr>
     <w:tblStylePr w:type="lastCol">
       <w:rPr>
-        <w:rFonts w:ascii="Arial" w:eastAsia="Arial" w:hAnsi="Arial" w:cs="Arial"/>
         <w:b/>
         <w:bCs/>
       </w:rPr>
@@ -4730,7 +5039,6 @@
         <w:spacing w:before="0" w:after="0" w:line="240" w:lineRule="auto"/>
       </w:pPr>
       <w:rPr>
-        <w:rFonts w:ascii="Arial" w:eastAsia="Arial" w:hAnsi="Arial" w:cs="Arial"/>
         <w:b/>
         <w:bCs/>
         <w:color w:val="FFFFFF" w:themeColor="background1"/>
@@ -4753,7 +5061,6 @@
         <w:spacing w:before="0" w:after="0" w:line="240" w:lineRule="auto"/>
       </w:pPr>
       <w:rPr>
-        <w:rFonts w:ascii="Arial" w:eastAsia="Arial" w:hAnsi="Arial" w:cs="Arial"/>
         <w:b/>
         <w:bCs/>
       </w:rPr>
@@ -4771,14 +5078,12 @@
     </w:tblStylePr>
     <w:tblStylePr w:type="firstCol">
       <w:rPr>
-        <w:rFonts w:ascii="Arial" w:eastAsia="Arial" w:hAnsi="Arial" w:cs="Arial"/>
         <w:b/>
         <w:bCs/>
       </w:rPr>
     </w:tblStylePr>
     <w:tblStylePr w:type="lastCol">
       <w:rPr>
-        <w:rFonts w:ascii="Arial" w:eastAsia="Arial" w:hAnsi="Arial" w:cs="Arial"/>
         <w:b/>
         <w:bCs/>
       </w:rPr>
@@ -4833,7 +5138,6 @@
         <w:spacing w:before="0" w:after="0" w:line="240" w:lineRule="auto"/>
       </w:pPr>
       <w:rPr>
-        <w:rFonts w:ascii="Arial" w:eastAsia="Arial" w:hAnsi="Arial" w:cs="Arial"/>
         <w:b/>
         <w:bCs/>
         <w:color w:val="FFFFFF" w:themeColor="background1"/>
@@ -4856,7 +5160,6 @@
         <w:spacing w:before="0" w:after="0" w:line="240" w:lineRule="auto"/>
       </w:pPr>
       <w:rPr>
-        <w:rFonts w:ascii="Arial" w:eastAsia="Arial" w:hAnsi="Arial" w:cs="Arial"/>
         <w:b/>
         <w:bCs/>
       </w:rPr>
@@ -4874,14 +5177,12 @@
     </w:tblStylePr>
     <w:tblStylePr w:type="firstCol">
       <w:rPr>
-        <w:rFonts w:ascii="Arial" w:eastAsia="Arial" w:hAnsi="Arial" w:cs="Arial"/>
         <w:b/>
         <w:bCs/>
       </w:rPr>
     </w:tblStylePr>
     <w:tblStylePr w:type="lastCol">
       <w:rPr>
-        <w:rFonts w:ascii="Arial" w:eastAsia="Arial" w:hAnsi="Arial" w:cs="Arial"/>
         <w:b/>
         <w:bCs/>
       </w:rPr>
@@ -4933,7 +5234,6 @@
         <w:spacing w:before="0" w:after="0" w:line="240" w:lineRule="auto"/>
       </w:pPr>
       <w:rPr>
-        <w:rFonts w:ascii="Arial" w:eastAsia="Arial" w:hAnsi="Arial" w:cs="Arial"/>
         <w:b/>
         <w:bCs/>
         <w:color w:val="FFFFFF" w:themeColor="background1"/>
@@ -4956,7 +5256,6 @@
         <w:spacing w:before="0" w:after="0" w:line="240" w:lineRule="auto"/>
       </w:pPr>
       <w:rPr>
-        <w:rFonts w:ascii="Arial" w:eastAsia="Arial" w:hAnsi="Arial" w:cs="Arial"/>
         <w:color w:val="auto"/>
       </w:rPr>
       <w:tblPr/>
@@ -4974,7 +5273,6 @@
     </w:tblStylePr>
     <w:tblStylePr w:type="firstCol">
       <w:rPr>
-        <w:rFonts w:ascii="Arial" w:eastAsia="Arial" w:hAnsi="Arial" w:cs="Arial"/>
         <w:b/>
         <w:bCs/>
         <w:color w:val="FFFFFF" w:themeColor="background1"/>
@@ -4994,7 +5292,6 @@
     </w:tblStylePr>
     <w:tblStylePr w:type="lastCol">
       <w:rPr>
-        <w:rFonts w:ascii="Arial" w:eastAsia="Arial" w:hAnsi="Arial" w:cs="Arial"/>
         <w:b/>
         <w:bCs/>
         <w:color w:val="FFFFFF" w:themeColor="background1"/>
@@ -5043,7 +5340,6 @@
     </w:tblStylePr>
     <w:tblStylePr w:type="nwCell">
       <w:rPr>
-        <w:rFonts w:ascii="Arial" w:eastAsia="Arial" w:hAnsi="Arial" w:cs="Arial"/>
         <w:color w:val="FFFFFF" w:themeColor="background1"/>
       </w:rPr>
       <w:tblPr/>
@@ -5080,7 +5376,6 @@
         <w:spacing w:before="0" w:after="0" w:line="240" w:lineRule="auto"/>
       </w:pPr>
       <w:rPr>
-        <w:rFonts w:ascii="Arial" w:eastAsia="Arial" w:hAnsi="Arial" w:cs="Arial"/>
         <w:b/>
         <w:bCs/>
         <w:color w:val="FFFFFF" w:themeColor="background1"/>
@@ -5103,7 +5398,6 @@
         <w:spacing w:before="0" w:after="0" w:line="240" w:lineRule="auto"/>
       </w:pPr>
       <w:rPr>
-        <w:rFonts w:ascii="Arial" w:eastAsia="Arial" w:hAnsi="Arial" w:cs="Arial"/>
         <w:color w:val="auto"/>
       </w:rPr>
       <w:tblPr/>
@@ -5121,7 +5415,6 @@
     </w:tblStylePr>
     <w:tblStylePr w:type="firstCol">
       <w:rPr>
-        <w:rFonts w:ascii="Arial" w:eastAsia="Arial" w:hAnsi="Arial" w:cs="Arial"/>
         <w:b/>
         <w:bCs/>
         <w:color w:val="FFFFFF" w:themeColor="background1"/>
@@ -5141,7 +5434,6 @@
     </w:tblStylePr>
     <w:tblStylePr w:type="lastCol">
       <w:rPr>
-        <w:rFonts w:ascii="Arial" w:eastAsia="Arial" w:hAnsi="Arial" w:cs="Arial"/>
         <w:b/>
         <w:bCs/>
         <w:color w:val="FFFFFF" w:themeColor="background1"/>
@@ -5190,7 +5482,6 @@
     </w:tblStylePr>
     <w:tblStylePr w:type="nwCell">
       <w:rPr>
-        <w:rFonts w:ascii="Arial" w:eastAsia="Arial" w:hAnsi="Arial" w:cs="Arial"/>
         <w:color w:val="FFFFFF" w:themeColor="background1"/>
       </w:rPr>
       <w:tblPr/>
@@ -5227,7 +5518,6 @@
         <w:spacing w:before="0" w:after="0" w:line="240" w:lineRule="auto"/>
       </w:pPr>
       <w:rPr>
-        <w:rFonts w:ascii="Arial" w:eastAsia="Arial" w:hAnsi="Arial" w:cs="Arial"/>
         <w:b/>
         <w:bCs/>
         <w:color w:val="FFFFFF" w:themeColor="background1"/>
@@ -5250,7 +5540,6 @@
         <w:spacing w:before="0" w:after="0" w:line="240" w:lineRule="auto"/>
       </w:pPr>
       <w:rPr>
-        <w:rFonts w:ascii="Arial" w:eastAsia="Arial" w:hAnsi="Arial" w:cs="Arial"/>
         <w:color w:val="auto"/>
       </w:rPr>
       <w:tblPr/>
@@ -5268,7 +5557,6 @@
     </w:tblStylePr>
     <w:tblStylePr w:type="firstCol">
       <w:rPr>
-        <w:rFonts w:ascii="Arial" w:eastAsia="Arial" w:hAnsi="Arial" w:cs="Arial"/>
         <w:b/>
         <w:bCs/>
         <w:color w:val="FFFFFF" w:themeColor="background1"/>
@@ -5288,7 +5576,6 @@
     </w:tblStylePr>
     <w:tblStylePr w:type="lastCol">
       <w:rPr>
-        <w:rFonts w:ascii="Arial" w:eastAsia="Arial" w:hAnsi="Arial" w:cs="Arial"/>
         <w:b/>
         <w:bCs/>
         <w:color w:val="FFFFFF" w:themeColor="background1"/>
@@ -5337,7 +5624,6 @@
     </w:tblStylePr>
     <w:tblStylePr w:type="nwCell">
       <w:rPr>
-        <w:rFonts w:ascii="Arial" w:eastAsia="Arial" w:hAnsi="Arial" w:cs="Arial"/>
         <w:color w:val="FFFFFF" w:themeColor="background1"/>
       </w:rPr>
       <w:tblPr/>
@@ -5374,7 +5660,6 @@
         <w:spacing w:before="0" w:after="0" w:line="240" w:lineRule="auto"/>
       </w:pPr>
       <w:rPr>
-        <w:rFonts w:ascii="Arial" w:eastAsia="Arial" w:hAnsi="Arial" w:cs="Arial"/>
         <w:b/>
         <w:bCs/>
         <w:color w:val="FFFFFF" w:themeColor="background1"/>
@@ -5397,7 +5682,6 @@
         <w:spacing w:before="0" w:after="0" w:line="240" w:lineRule="auto"/>
       </w:pPr>
       <w:rPr>
-        <w:rFonts w:ascii="Arial" w:eastAsia="Arial" w:hAnsi="Arial" w:cs="Arial"/>
         <w:color w:val="auto"/>
       </w:rPr>
       <w:tblPr/>
@@ -5415,7 +5699,6 @@
     </w:tblStylePr>
     <w:tblStylePr w:type="firstCol">
       <w:rPr>
-        <w:rFonts w:ascii="Arial" w:eastAsia="Arial" w:hAnsi="Arial" w:cs="Arial"/>
         <w:b/>
         <w:bCs/>
         <w:color w:val="FFFFFF" w:themeColor="background1"/>
@@ -5435,7 +5718,6 @@
     </w:tblStylePr>
     <w:tblStylePr w:type="lastCol">
       <w:rPr>
-        <w:rFonts w:ascii="Arial" w:eastAsia="Arial" w:hAnsi="Arial" w:cs="Arial"/>
         <w:b/>
         <w:bCs/>
         <w:color w:val="FFFFFF" w:themeColor="background1"/>
@@ -5484,7 +5766,6 @@
     </w:tblStylePr>
     <w:tblStylePr w:type="nwCell">
       <w:rPr>
-        <w:rFonts w:ascii="Arial" w:eastAsia="Arial" w:hAnsi="Arial" w:cs="Arial"/>
         <w:color w:val="FFFFFF" w:themeColor="background1"/>
       </w:rPr>
       <w:tblPr/>
@@ -5521,7 +5802,6 @@
         <w:spacing w:before="0" w:after="0" w:line="240" w:lineRule="auto"/>
       </w:pPr>
       <w:rPr>
-        <w:rFonts w:ascii="Arial" w:eastAsia="Arial" w:hAnsi="Arial" w:cs="Arial"/>
         <w:b/>
         <w:bCs/>
         <w:color w:val="FFFFFF" w:themeColor="background1"/>
@@ -5544,7 +5824,6 @@
         <w:spacing w:before="0" w:after="0" w:line="240" w:lineRule="auto"/>
       </w:pPr>
       <w:rPr>
-        <w:rFonts w:ascii="Arial" w:eastAsia="Arial" w:hAnsi="Arial" w:cs="Arial"/>
         <w:color w:val="auto"/>
       </w:rPr>
       <w:tblPr/>
@@ -5562,7 +5841,6 @@
     </w:tblStylePr>
     <w:tblStylePr w:type="firstCol">
       <w:rPr>
-        <w:rFonts w:ascii="Arial" w:eastAsia="Arial" w:hAnsi="Arial" w:cs="Arial"/>
         <w:b/>
         <w:bCs/>
         <w:color w:val="FFFFFF" w:themeColor="background1"/>
@@ -5582,7 +5860,6 @@
     </w:tblStylePr>
     <w:tblStylePr w:type="lastCol">
       <w:rPr>
-        <w:rFonts w:ascii="Arial" w:eastAsia="Arial" w:hAnsi="Arial" w:cs="Arial"/>
         <w:b/>
         <w:bCs/>
         <w:color w:val="FFFFFF" w:themeColor="background1"/>
@@ -5631,7 +5908,6 @@
     </w:tblStylePr>
     <w:tblStylePr w:type="nwCell">
       <w:rPr>
-        <w:rFonts w:ascii="Arial" w:eastAsia="Arial" w:hAnsi="Arial" w:cs="Arial"/>
         <w:color w:val="FFFFFF" w:themeColor="background1"/>
       </w:rPr>
       <w:tblPr/>
@@ -5668,7 +5944,6 @@
         <w:spacing w:before="0" w:after="0" w:line="240" w:lineRule="auto"/>
       </w:pPr>
       <w:rPr>
-        <w:rFonts w:ascii="Arial" w:eastAsia="Arial" w:hAnsi="Arial" w:cs="Arial"/>
         <w:b/>
         <w:bCs/>
         <w:color w:val="FFFFFF" w:themeColor="background1"/>
@@ -5691,7 +5966,6 @@
         <w:spacing w:before="0" w:after="0" w:line="240" w:lineRule="auto"/>
       </w:pPr>
       <w:rPr>
-        <w:rFonts w:ascii="Arial" w:eastAsia="Arial" w:hAnsi="Arial" w:cs="Arial"/>
         <w:color w:val="auto"/>
       </w:rPr>
       <w:tblPr/>
@@ -5709,7 +5983,6 @@
     </w:tblStylePr>
     <w:tblStylePr w:type="firstCol">
       <w:rPr>
-        <w:rFonts w:ascii="Arial" w:eastAsia="Arial" w:hAnsi="Arial" w:cs="Arial"/>
         <w:b/>
         <w:bCs/>
         <w:color w:val="FFFFFF" w:themeColor="background1"/>
@@ -5729,7 +6002,6 @@
     </w:tblStylePr>
     <w:tblStylePr w:type="lastCol">
       <w:rPr>
-        <w:rFonts w:ascii="Arial" w:eastAsia="Arial" w:hAnsi="Arial" w:cs="Arial"/>
         <w:b/>
         <w:bCs/>
         <w:color w:val="FFFFFF" w:themeColor="background1"/>
@@ -5778,7 +6050,6 @@
     </w:tblStylePr>
     <w:tblStylePr w:type="nwCell">
       <w:rPr>
-        <w:rFonts w:ascii="Arial" w:eastAsia="Arial" w:hAnsi="Arial" w:cs="Arial"/>
         <w:color w:val="FFFFFF" w:themeColor="background1"/>
       </w:rPr>
       <w:tblPr/>
@@ -5815,7 +6086,6 @@
         <w:spacing w:before="0" w:after="0" w:line="240" w:lineRule="auto"/>
       </w:pPr>
       <w:rPr>
-        <w:rFonts w:ascii="Arial" w:eastAsia="Arial" w:hAnsi="Arial" w:cs="Arial"/>
         <w:b/>
         <w:bCs/>
         <w:color w:val="FFFFFF" w:themeColor="background1"/>
@@ -5838,7 +6108,6 @@
         <w:spacing w:before="0" w:after="0" w:line="240" w:lineRule="auto"/>
       </w:pPr>
       <w:rPr>
-        <w:rFonts w:ascii="Arial" w:eastAsia="Arial" w:hAnsi="Arial" w:cs="Arial"/>
         <w:color w:val="auto"/>
       </w:rPr>
       <w:tblPr/>
@@ -5856,7 +6125,6 @@
     </w:tblStylePr>
     <w:tblStylePr w:type="firstCol">
       <w:rPr>
-        <w:rFonts w:ascii="Arial" w:eastAsia="Arial" w:hAnsi="Arial" w:cs="Arial"/>
         <w:b/>
         <w:bCs/>
         <w:color w:val="FFFFFF" w:themeColor="background1"/>
@@ -5876,7 +6144,6 @@
     </w:tblStylePr>
     <w:tblStylePr w:type="lastCol">
       <w:rPr>
-        <w:rFonts w:ascii="Arial" w:eastAsia="Arial" w:hAnsi="Arial" w:cs="Arial"/>
         <w:b/>
         <w:bCs/>
         <w:color w:val="FFFFFF" w:themeColor="background1"/>
@@ -5925,7 +6192,6 @@
     </w:tblStylePr>
     <w:tblStylePr w:type="nwCell">
       <w:rPr>
-        <w:rFonts w:ascii="Arial" w:eastAsia="Arial" w:hAnsi="Arial" w:cs="Arial"/>
         <w:color w:val="FFFFFF" w:themeColor="background1"/>
       </w:rPr>
       <w:tblPr/>
@@ -5962,7 +6228,7 @@
     </w:tblPr>
     <w:tblStylePr w:type="firstRow">
       <w:rPr>
-        <w:rFonts w:ascii="Arial" w:eastAsia="Arial" w:hAnsi="Arial" w:cs="Arial"/>
+        <w:rFonts w:asciiTheme="majorHAnsi" w:eastAsiaTheme="majorEastAsia" w:hAnsiTheme="majorHAnsi" w:cstheme="majorBidi"/>
       </w:rPr>
       <w:tblPr/>
       <w:tcPr>
@@ -5974,7 +6240,6 @@
     </w:tblStylePr>
     <w:tblStylePr w:type="lastRow">
       <w:rPr>
-        <w:rFonts w:ascii="Arial" w:eastAsia="Arial" w:hAnsi="Arial" w:cs="Arial"/>
         <w:b/>
         <w:bCs/>
         <w:color w:val="1F497D" w:themeColor="text2"/>
@@ -5989,14 +6254,12 @@
     </w:tblStylePr>
     <w:tblStylePr w:type="firstCol">
       <w:rPr>
-        <w:rFonts w:ascii="Arial" w:eastAsia="Arial" w:hAnsi="Arial" w:cs="Arial"/>
         <w:b/>
         <w:bCs/>
       </w:rPr>
     </w:tblStylePr>
     <w:tblStylePr w:type="lastCol">
       <w:rPr>
-        <w:rFonts w:ascii="Arial" w:eastAsia="Arial" w:hAnsi="Arial" w:cs="Arial"/>
         <w:b/>
         <w:bCs/>
       </w:rPr>
@@ -6042,7 +6305,7 @@
     </w:tblPr>
     <w:tblStylePr w:type="firstRow">
       <w:rPr>
-        <w:rFonts w:ascii="Arial" w:eastAsia="Arial" w:hAnsi="Arial" w:cs="Arial"/>
+        <w:rFonts w:asciiTheme="majorHAnsi" w:eastAsiaTheme="majorEastAsia" w:hAnsiTheme="majorHAnsi" w:cstheme="majorBidi"/>
       </w:rPr>
       <w:tblPr/>
       <w:tcPr>
@@ -6054,7 +6317,6 @@
     </w:tblStylePr>
     <w:tblStylePr w:type="lastRow">
       <w:rPr>
-        <w:rFonts w:ascii="Arial" w:eastAsia="Arial" w:hAnsi="Arial" w:cs="Arial"/>
         <w:b/>
         <w:bCs/>
         <w:color w:val="1F497D" w:themeColor="text2"/>
@@ -6069,14 +6331,12 @@
     </w:tblStylePr>
     <w:tblStylePr w:type="firstCol">
       <w:rPr>
-        <w:rFonts w:ascii="Arial" w:eastAsia="Arial" w:hAnsi="Arial" w:cs="Arial"/>
         <w:b/>
         <w:bCs/>
       </w:rPr>
     </w:tblStylePr>
     <w:tblStylePr w:type="lastCol">
       <w:rPr>
-        <w:rFonts w:ascii="Arial" w:eastAsia="Arial" w:hAnsi="Arial" w:cs="Arial"/>
         <w:b/>
         <w:bCs/>
       </w:rPr>
@@ -6122,7 +6382,7 @@
     </w:tblPr>
     <w:tblStylePr w:type="firstRow">
       <w:rPr>
-        <w:rFonts w:ascii="Arial" w:eastAsia="Arial" w:hAnsi="Arial" w:cs="Arial"/>
+        <w:rFonts w:asciiTheme="majorHAnsi" w:eastAsiaTheme="majorEastAsia" w:hAnsiTheme="majorHAnsi" w:cstheme="majorBidi"/>
       </w:rPr>
       <w:tblPr/>
       <w:tcPr>
@@ -6134,7 +6394,6 @@
     </w:tblStylePr>
     <w:tblStylePr w:type="lastRow">
       <w:rPr>
-        <w:rFonts w:ascii="Arial" w:eastAsia="Arial" w:hAnsi="Arial" w:cs="Arial"/>
         <w:b/>
         <w:bCs/>
         <w:color w:val="1F497D" w:themeColor="text2"/>
@@ -6149,14 +6408,12 @@
     </w:tblStylePr>
     <w:tblStylePr w:type="firstCol">
       <w:rPr>
-        <w:rFonts w:ascii="Arial" w:eastAsia="Arial" w:hAnsi="Arial" w:cs="Arial"/>
         <w:b/>
         <w:bCs/>
       </w:rPr>
     </w:tblStylePr>
     <w:tblStylePr w:type="lastCol">
       <w:rPr>
-        <w:rFonts w:ascii="Arial" w:eastAsia="Arial" w:hAnsi="Arial" w:cs="Arial"/>
         <w:b/>
         <w:bCs/>
       </w:rPr>
@@ -6202,7 +6459,7 @@
     </w:tblPr>
     <w:tblStylePr w:type="firstRow">
       <w:rPr>
-        <w:rFonts w:ascii="Arial" w:eastAsia="Arial" w:hAnsi="Arial" w:cs="Arial"/>
+        <w:rFonts w:asciiTheme="majorHAnsi" w:eastAsiaTheme="majorEastAsia" w:hAnsiTheme="majorHAnsi" w:cstheme="majorBidi"/>
       </w:rPr>
       <w:tblPr/>
       <w:tcPr>
@@ -6214,7 +6471,6 @@
     </w:tblStylePr>
     <w:tblStylePr w:type="lastRow">
       <w:rPr>
-        <w:rFonts w:ascii="Arial" w:eastAsia="Arial" w:hAnsi="Arial" w:cs="Arial"/>
         <w:b/>
         <w:bCs/>
         <w:color w:val="1F497D" w:themeColor="text2"/>
@@ -6229,14 +6485,12 @@
     </w:tblStylePr>
     <w:tblStylePr w:type="firstCol">
       <w:rPr>
-        <w:rFonts w:ascii="Arial" w:eastAsia="Arial" w:hAnsi="Arial" w:cs="Arial"/>
         <w:b/>
         <w:bCs/>
       </w:rPr>
     </w:tblStylePr>
     <w:tblStylePr w:type="lastCol">
       <w:rPr>
-        <w:rFonts w:ascii="Arial" w:eastAsia="Arial" w:hAnsi="Arial" w:cs="Arial"/>
         <w:b/>
         <w:bCs/>
       </w:rPr>
@@ -6282,7 +6536,7 @@
     </w:tblPr>
     <w:tblStylePr w:type="firstRow">
       <w:rPr>
-        <w:rFonts w:ascii="Arial" w:eastAsia="Arial" w:hAnsi="Arial" w:cs="Arial"/>
+        <w:rFonts w:asciiTheme="majorHAnsi" w:eastAsiaTheme="majorEastAsia" w:hAnsiTheme="majorHAnsi" w:cstheme="majorBidi"/>
       </w:rPr>
       <w:tblPr/>
       <w:tcPr>
@@ -6294,7 +6548,6 @@
     </w:tblStylePr>
     <w:tblStylePr w:type="lastRow">
       <w:rPr>
-        <w:rFonts w:ascii="Arial" w:eastAsia="Arial" w:hAnsi="Arial" w:cs="Arial"/>
         <w:b/>
         <w:bCs/>
         <w:color w:val="1F497D" w:themeColor="text2"/>
@@ -6309,14 +6562,12 @@
     </w:tblStylePr>
     <w:tblStylePr w:type="firstCol">
       <w:rPr>
-        <w:rFonts w:ascii="Arial" w:eastAsia="Arial" w:hAnsi="Arial" w:cs="Arial"/>
         <w:b/>
         <w:bCs/>
       </w:rPr>
     </w:tblStylePr>
     <w:tblStylePr w:type="lastCol">
       <w:rPr>
-        <w:rFonts w:ascii="Arial" w:eastAsia="Arial" w:hAnsi="Arial" w:cs="Arial"/>
         <w:b/>
         <w:bCs/>
       </w:rPr>
@@ -6362,7 +6613,7 @@
     </w:tblPr>
     <w:tblStylePr w:type="firstRow">
       <w:rPr>
-        <w:rFonts w:ascii="Arial" w:eastAsia="Arial" w:hAnsi="Arial" w:cs="Arial"/>
+        <w:rFonts w:asciiTheme="majorHAnsi" w:eastAsiaTheme="majorEastAsia" w:hAnsiTheme="majorHAnsi" w:cstheme="majorBidi"/>
       </w:rPr>
       <w:tblPr/>
       <w:tcPr>
@@ -6374,7 +6625,6 @@
     </w:tblStylePr>
     <w:tblStylePr w:type="lastRow">
       <w:rPr>
-        <w:rFonts w:ascii="Arial" w:eastAsia="Arial" w:hAnsi="Arial" w:cs="Arial"/>
         <w:b/>
         <w:bCs/>
         <w:color w:val="1F497D" w:themeColor="text2"/>
@@ -6389,14 +6639,12 @@
     </w:tblStylePr>
     <w:tblStylePr w:type="firstCol">
       <w:rPr>
-        <w:rFonts w:ascii="Arial" w:eastAsia="Arial" w:hAnsi="Arial" w:cs="Arial"/>
         <w:b/>
         <w:bCs/>
       </w:rPr>
     </w:tblStylePr>
     <w:tblStylePr w:type="lastCol">
       <w:rPr>
-        <w:rFonts w:ascii="Arial" w:eastAsia="Arial" w:hAnsi="Arial" w:cs="Arial"/>
         <w:b/>
         <w:bCs/>
       </w:rPr>
@@ -6442,7 +6690,7 @@
     </w:tblPr>
     <w:tblStylePr w:type="firstRow">
       <w:rPr>
-        <w:rFonts w:ascii="Arial" w:eastAsia="Arial" w:hAnsi="Arial" w:cs="Arial"/>
+        <w:rFonts w:asciiTheme="majorHAnsi" w:eastAsiaTheme="majorEastAsia" w:hAnsiTheme="majorHAnsi" w:cstheme="majorBidi"/>
       </w:rPr>
       <w:tblPr/>
       <w:tcPr>
@@ -6454,7 +6702,6 @@
     </w:tblStylePr>
     <w:tblStylePr w:type="lastRow">
       <w:rPr>
-        <w:rFonts w:ascii="Arial" w:eastAsia="Arial" w:hAnsi="Arial" w:cs="Arial"/>
         <w:b/>
         <w:bCs/>
         <w:color w:val="1F497D" w:themeColor="text2"/>
@@ -6469,14 +6716,12 @@
     </w:tblStylePr>
     <w:tblStylePr w:type="firstCol">
       <w:rPr>
-        <w:rFonts w:ascii="Arial" w:eastAsia="Arial" w:hAnsi="Arial" w:cs="Arial"/>
         <w:b/>
         <w:bCs/>
       </w:rPr>
     </w:tblStylePr>
     <w:tblStylePr w:type="lastCol">
       <w:rPr>
-        <w:rFonts w:ascii="Arial" w:eastAsia="Arial" w:hAnsi="Arial" w:cs="Arial"/>
         <w:b/>
         <w:bCs/>
       </w:rPr>
@@ -6510,6 +6755,7 @@
       <w:spacing w:after="0" w:line="240" w:lineRule="auto"/>
     </w:pPr>
     <w:rPr>
+      <w:rFonts w:asciiTheme="majorHAnsi" w:eastAsiaTheme="majorEastAsia" w:hAnsiTheme="majorHAnsi" w:cstheme="majorBidi"/>
       <w:color w:val="000000" w:themeColor="text1"/>
     </w:rPr>
     <w:tblPr>
@@ -6524,7 +6770,6 @@
     </w:tblPr>
     <w:tblStylePr w:type="firstRow">
       <w:rPr>
-        <w:rFonts w:ascii="Arial" w:eastAsia="Arial" w:hAnsi="Arial" w:cs="Arial"/>
         <w:sz w:val="24"/>
         <w:szCs w:val="24"/>
       </w:rPr>
@@ -6631,6 +6876,7 @@
       <w:spacing w:after="0" w:line="240" w:lineRule="auto"/>
     </w:pPr>
     <w:rPr>
+      <w:rFonts w:asciiTheme="majorHAnsi" w:eastAsiaTheme="majorEastAsia" w:hAnsiTheme="majorHAnsi" w:cstheme="majorBidi"/>
       <w:color w:val="000000" w:themeColor="text1"/>
     </w:rPr>
     <w:tblPr>
@@ -6645,7 +6891,6 @@
     </w:tblPr>
     <w:tblStylePr w:type="firstRow">
       <w:rPr>
-        <w:rFonts w:ascii="Arial" w:eastAsia="Arial" w:hAnsi="Arial" w:cs="Arial"/>
         <w:sz w:val="24"/>
         <w:szCs w:val="24"/>
       </w:rPr>
@@ -6752,6 +6997,7 @@
       <w:spacing w:after="0" w:line="240" w:lineRule="auto"/>
     </w:pPr>
     <w:rPr>
+      <w:rFonts w:asciiTheme="majorHAnsi" w:eastAsiaTheme="majorEastAsia" w:hAnsiTheme="majorHAnsi" w:cstheme="majorBidi"/>
       <w:color w:val="000000" w:themeColor="text1"/>
     </w:rPr>
     <w:tblPr>
@@ -6766,7 +7012,6 @@
     </w:tblPr>
     <w:tblStylePr w:type="firstRow">
       <w:rPr>
-        <w:rFonts w:ascii="Arial" w:eastAsia="Arial" w:hAnsi="Arial" w:cs="Arial"/>
         <w:sz w:val="24"/>
         <w:szCs w:val="24"/>
       </w:rPr>
@@ -6873,6 +7118,7 @@
       <w:spacing w:after="0" w:line="240" w:lineRule="auto"/>
     </w:pPr>
     <w:rPr>
+      <w:rFonts w:asciiTheme="majorHAnsi" w:eastAsiaTheme="majorEastAsia" w:hAnsiTheme="majorHAnsi" w:cstheme="majorBidi"/>
       <w:color w:val="000000" w:themeColor="text1"/>
     </w:rPr>
     <w:tblPr>
@@ -6887,7 +7133,6 @@
     </w:tblPr>
     <w:tblStylePr w:type="firstRow">
       <w:rPr>
-        <w:rFonts w:ascii="Arial" w:eastAsia="Arial" w:hAnsi="Arial" w:cs="Arial"/>
         <w:sz w:val="24"/>
         <w:szCs w:val="24"/>
       </w:rPr>
@@ -6994,6 +7239,7 @@
       <w:spacing w:after="0" w:line="240" w:lineRule="auto"/>
     </w:pPr>
     <w:rPr>
+      <w:rFonts w:asciiTheme="majorHAnsi" w:eastAsiaTheme="majorEastAsia" w:hAnsiTheme="majorHAnsi" w:cstheme="majorBidi"/>
       <w:color w:val="000000" w:themeColor="text1"/>
     </w:rPr>
     <w:tblPr>
@@ -7008,7 +7254,6 @@
     </w:tblPr>
     <w:tblStylePr w:type="firstRow">
       <w:rPr>
-        <w:rFonts w:ascii="Arial" w:eastAsia="Arial" w:hAnsi="Arial" w:cs="Arial"/>
         <w:sz w:val="24"/>
         <w:szCs w:val="24"/>
       </w:rPr>
@@ -7115,6 +7360,7 @@
       <w:spacing w:after="0" w:line="240" w:lineRule="auto"/>
     </w:pPr>
     <w:rPr>
+      <w:rFonts w:asciiTheme="majorHAnsi" w:eastAsiaTheme="majorEastAsia" w:hAnsiTheme="majorHAnsi" w:cstheme="majorBidi"/>
       <w:color w:val="000000" w:themeColor="text1"/>
     </w:rPr>
     <w:tblPr>
@@ -7129,7 +7375,6 @@
     </w:tblPr>
     <w:tblStylePr w:type="firstRow">
       <w:rPr>
-        <w:rFonts w:ascii="Arial" w:eastAsia="Arial" w:hAnsi="Arial" w:cs="Arial"/>
         <w:sz w:val="24"/>
         <w:szCs w:val="24"/>
       </w:rPr>
@@ -7236,6 +7481,7 @@
       <w:spacing w:after="0" w:line="240" w:lineRule="auto"/>
     </w:pPr>
     <w:rPr>
+      <w:rFonts w:asciiTheme="majorHAnsi" w:eastAsiaTheme="majorEastAsia" w:hAnsiTheme="majorHAnsi" w:cstheme="majorBidi"/>
       <w:color w:val="000000" w:themeColor="text1"/>
     </w:rPr>
     <w:tblPr>
@@ -7250,7 +7496,6 @@
     </w:tblPr>
     <w:tblStylePr w:type="firstRow">
       <w:rPr>
-        <w:rFonts w:ascii="Arial" w:eastAsia="Arial" w:hAnsi="Arial" w:cs="Arial"/>
         <w:sz w:val="24"/>
         <w:szCs w:val="24"/>
       </w:rPr>
@@ -7373,14 +7618,12 @@
     </w:tcPr>
     <w:tblStylePr w:type="firstRow">
       <w:rPr>
-        <w:rFonts w:ascii="Arial" w:eastAsia="Arial" w:hAnsi="Arial" w:cs="Arial"/>
         <w:b/>
         <w:bCs/>
       </w:rPr>
     </w:tblStylePr>
     <w:tblStylePr w:type="lastRow">
       <w:rPr>
-        <w:rFonts w:ascii="Arial" w:eastAsia="Arial" w:hAnsi="Arial" w:cs="Arial"/>
         <w:b/>
         <w:bCs/>
       </w:rPr>
@@ -7393,14 +7636,12 @@
     </w:tblStylePr>
     <w:tblStylePr w:type="firstCol">
       <w:rPr>
-        <w:rFonts w:ascii="Arial" w:eastAsia="Arial" w:hAnsi="Arial" w:cs="Arial"/>
         <w:b/>
         <w:bCs/>
       </w:rPr>
     </w:tblStylePr>
     <w:tblStylePr w:type="lastCol">
       <w:rPr>
-        <w:rFonts w:ascii="Arial" w:eastAsia="Arial" w:hAnsi="Arial" w:cs="Arial"/>
         <w:b/>
         <w:bCs/>
       </w:rPr>
@@ -7443,14 +7684,12 @@
     </w:tcPr>
     <w:tblStylePr w:type="firstRow">
       <w:rPr>
-        <w:rFonts w:ascii="Arial" w:eastAsia="Arial" w:hAnsi="Arial" w:cs="Arial"/>
         <w:b/>
         <w:bCs/>
       </w:rPr>
     </w:tblStylePr>
     <w:tblStylePr w:type="lastRow">
       <w:rPr>
-        <w:rFonts w:ascii="Arial" w:eastAsia="Arial" w:hAnsi="Arial" w:cs="Arial"/>
         <w:b/>
         <w:bCs/>
       </w:rPr>
@@ -7463,14 +7702,12 @@
     </w:tblStylePr>
     <w:tblStylePr w:type="firstCol">
       <w:rPr>
-        <w:rFonts w:ascii="Arial" w:eastAsia="Arial" w:hAnsi="Arial" w:cs="Arial"/>
         <w:b/>
         <w:bCs/>
       </w:rPr>
     </w:tblStylePr>
     <w:tblStylePr w:type="lastCol">
       <w:rPr>
-        <w:rFonts w:ascii="Arial" w:eastAsia="Arial" w:hAnsi="Arial" w:cs="Arial"/>
         <w:b/>
         <w:bCs/>
       </w:rPr>
@@ -7513,14 +7750,12 @@
     </w:tcPr>
     <w:tblStylePr w:type="firstRow">
       <w:rPr>
-        <w:rFonts w:ascii="Arial" w:eastAsia="Arial" w:hAnsi="Arial" w:cs="Arial"/>
         <w:b/>
         <w:bCs/>
       </w:rPr>
     </w:tblStylePr>
     <w:tblStylePr w:type="lastRow">
       <w:rPr>
-        <w:rFonts w:ascii="Arial" w:eastAsia="Arial" w:hAnsi="Arial" w:cs="Arial"/>
         <w:b/>
         <w:bCs/>
       </w:rPr>
@@ -7533,14 +7768,12 @@
     </w:tblStylePr>
     <w:tblStylePr w:type="firstCol">
       <w:rPr>
-        <w:rFonts w:ascii="Arial" w:eastAsia="Arial" w:hAnsi="Arial" w:cs="Arial"/>
         <w:b/>
         <w:bCs/>
       </w:rPr>
     </w:tblStylePr>
     <w:tblStylePr w:type="lastCol">
       <w:rPr>
-        <w:rFonts w:ascii="Arial" w:eastAsia="Arial" w:hAnsi="Arial" w:cs="Arial"/>
         <w:b/>
         <w:bCs/>
       </w:rPr>
@@ -7583,14 +7816,12 @@
     </w:tcPr>
     <w:tblStylePr w:type="firstRow">
       <w:rPr>
-        <w:rFonts w:ascii="Arial" w:eastAsia="Arial" w:hAnsi="Arial" w:cs="Arial"/>
         <w:b/>
         <w:bCs/>
       </w:rPr>
     </w:tblStylePr>
     <w:tblStylePr w:type="lastRow">
       <w:rPr>
-        <w:rFonts w:ascii="Arial" w:eastAsia="Arial" w:hAnsi="Arial" w:cs="Arial"/>
         <w:b/>
         <w:bCs/>
       </w:rPr>
@@ -7603,14 +7834,12 @@
     </w:tblStylePr>
     <w:tblStylePr w:type="firstCol">
       <w:rPr>
-        <w:rFonts w:ascii="Arial" w:eastAsia="Arial" w:hAnsi="Arial" w:cs="Arial"/>
         <w:b/>
         <w:bCs/>
       </w:rPr>
     </w:tblStylePr>
     <w:tblStylePr w:type="lastCol">
       <w:rPr>
-        <w:rFonts w:ascii="Arial" w:eastAsia="Arial" w:hAnsi="Arial" w:cs="Arial"/>
         <w:b/>
         <w:bCs/>
       </w:rPr>
@@ -7653,14 +7882,12 @@
     </w:tcPr>
     <w:tblStylePr w:type="firstRow">
       <w:rPr>
-        <w:rFonts w:ascii="Arial" w:eastAsia="Arial" w:hAnsi="Arial" w:cs="Arial"/>
         <w:b/>
         <w:bCs/>
       </w:rPr>
     </w:tblStylePr>
     <w:tblStylePr w:type="lastRow">
       <w:rPr>
-        <w:rFonts w:ascii="Arial" w:eastAsia="Arial" w:hAnsi="Arial" w:cs="Arial"/>
         <w:b/>
         <w:bCs/>
       </w:rPr>
@@ -7673,14 +7900,12 @@
     </w:tblStylePr>
     <w:tblStylePr w:type="firstCol">
       <w:rPr>
-        <w:rFonts w:ascii="Arial" w:eastAsia="Arial" w:hAnsi="Arial" w:cs="Arial"/>
         <w:b/>
         <w:bCs/>
       </w:rPr>
     </w:tblStylePr>
     <w:tblStylePr w:type="lastCol">
       <w:rPr>
-        <w:rFonts w:ascii="Arial" w:eastAsia="Arial" w:hAnsi="Arial" w:cs="Arial"/>
         <w:b/>
         <w:bCs/>
       </w:rPr>
@@ -7723,14 +7948,12 @@
     </w:tcPr>
     <w:tblStylePr w:type="firstRow">
       <w:rPr>
-        <w:rFonts w:ascii="Arial" w:eastAsia="Arial" w:hAnsi="Arial" w:cs="Arial"/>
         <w:b/>
         <w:bCs/>
       </w:rPr>
     </w:tblStylePr>
     <w:tblStylePr w:type="lastRow">
       <w:rPr>
-        <w:rFonts w:ascii="Arial" w:eastAsia="Arial" w:hAnsi="Arial" w:cs="Arial"/>
         <w:b/>
         <w:bCs/>
       </w:rPr>
@@ -7743,14 +7966,12 @@
     </w:tblStylePr>
     <w:tblStylePr w:type="firstCol">
       <w:rPr>
-        <w:rFonts w:ascii="Arial" w:eastAsia="Arial" w:hAnsi="Arial" w:cs="Arial"/>
         <w:b/>
         <w:bCs/>
       </w:rPr>
     </w:tblStylePr>
     <w:tblStylePr w:type="lastCol">
       <w:rPr>
-        <w:rFonts w:ascii="Arial" w:eastAsia="Arial" w:hAnsi="Arial" w:cs="Arial"/>
         <w:b/>
         <w:bCs/>
       </w:rPr>
@@ -7793,14 +8014,12 @@
     </w:tcPr>
     <w:tblStylePr w:type="firstRow">
       <w:rPr>
-        <w:rFonts w:ascii="Arial" w:eastAsia="Arial" w:hAnsi="Arial" w:cs="Arial"/>
         <w:b/>
         <w:bCs/>
       </w:rPr>
     </w:tblStylePr>
     <w:tblStylePr w:type="lastRow">
       <w:rPr>
-        <w:rFonts w:ascii="Arial" w:eastAsia="Arial" w:hAnsi="Arial" w:cs="Arial"/>
         <w:b/>
         <w:bCs/>
       </w:rPr>
@@ -7813,14 +8032,12 @@
     </w:tblStylePr>
     <w:tblStylePr w:type="firstCol">
       <w:rPr>
-        <w:rFonts w:ascii="Arial" w:eastAsia="Arial" w:hAnsi="Arial" w:cs="Arial"/>
         <w:b/>
         <w:bCs/>
       </w:rPr>
     </w:tblStylePr>
     <w:tblStylePr w:type="lastCol">
       <w:rPr>
-        <w:rFonts w:ascii="Arial" w:eastAsia="Arial" w:hAnsi="Arial" w:cs="Arial"/>
         <w:b/>
         <w:bCs/>
       </w:rPr>
@@ -7847,6 +8064,7 @@
       <w:spacing w:after="0" w:line="240" w:lineRule="auto"/>
     </w:pPr>
     <w:rPr>
+      <w:rFonts w:asciiTheme="majorHAnsi" w:eastAsiaTheme="majorEastAsia" w:hAnsiTheme="majorHAnsi" w:cstheme="majorBidi"/>
       <w:color w:val="000000" w:themeColor="text1"/>
     </w:rPr>
     <w:tblPr>
@@ -7866,7 +8084,6 @@
     </w:tcPr>
     <w:tblStylePr w:type="firstRow">
       <w:rPr>
-        <w:rFonts w:ascii="Arial" w:eastAsia="Arial" w:hAnsi="Arial" w:cs="Arial"/>
         <w:b/>
         <w:bCs/>
         <w:color w:val="000000" w:themeColor="text1"/>
@@ -7878,7 +8095,6 @@
     </w:tblStylePr>
     <w:tblStylePr w:type="lastRow">
       <w:rPr>
-        <w:rFonts w:ascii="Arial" w:eastAsia="Arial" w:hAnsi="Arial" w:cs="Arial"/>
         <w:b/>
         <w:bCs/>
         <w:color w:val="000000" w:themeColor="text1"/>
@@ -7898,7 +8114,6 @@
     </w:tblStylePr>
     <w:tblStylePr w:type="firstCol">
       <w:rPr>
-        <w:rFonts w:ascii="Arial" w:eastAsia="Arial" w:hAnsi="Arial" w:cs="Arial"/>
         <w:b/>
         <w:bCs/>
         <w:color w:val="000000" w:themeColor="text1"/>
@@ -7918,7 +8133,6 @@
     </w:tblStylePr>
     <w:tblStylePr w:type="lastCol">
       <w:rPr>
-        <w:rFonts w:ascii="Arial" w:eastAsia="Arial" w:hAnsi="Arial" w:cs="Arial"/>
         <w:b w:val="0"/>
         <w:bCs w:val="0"/>
         <w:color w:val="000000" w:themeColor="text1"/>
@@ -7968,6 +8182,7 @@
       <w:spacing w:after="0" w:line="240" w:lineRule="auto"/>
     </w:pPr>
     <w:rPr>
+      <w:rFonts w:asciiTheme="majorHAnsi" w:eastAsiaTheme="majorEastAsia" w:hAnsiTheme="majorHAnsi" w:cstheme="majorBidi"/>
       <w:color w:val="000000" w:themeColor="text1"/>
     </w:rPr>
     <w:tblPr>
@@ -7987,7 +8202,6 @@
     </w:tcPr>
     <w:tblStylePr w:type="firstRow">
       <w:rPr>
-        <w:rFonts w:ascii="Arial" w:eastAsia="Arial" w:hAnsi="Arial" w:cs="Arial"/>
         <w:b/>
         <w:bCs/>
         <w:color w:val="000000" w:themeColor="text1"/>
@@ -7999,7 +8213,6 @@
     </w:tblStylePr>
     <w:tblStylePr w:type="lastRow">
       <w:rPr>
-        <w:rFonts w:ascii="Arial" w:eastAsia="Arial" w:hAnsi="Arial" w:cs="Arial"/>
         <w:b/>
         <w:bCs/>
         <w:color w:val="000000" w:themeColor="text1"/>
@@ -8019,7 +8232,6 @@
     </w:tblStylePr>
     <w:tblStylePr w:type="firstCol">
       <w:rPr>
-        <w:rFonts w:ascii="Arial" w:eastAsia="Arial" w:hAnsi="Arial" w:cs="Arial"/>
         <w:b/>
         <w:bCs/>
         <w:color w:val="000000" w:themeColor="text1"/>
@@ -8039,7 +8251,6 @@
     </w:tblStylePr>
     <w:tblStylePr w:type="lastCol">
       <w:rPr>
-        <w:rFonts w:ascii="Arial" w:eastAsia="Arial" w:hAnsi="Arial" w:cs="Arial"/>
         <w:b w:val="0"/>
         <w:bCs w:val="0"/>
         <w:color w:val="000000" w:themeColor="text1"/>
@@ -8089,6 +8300,7 @@
       <w:spacing w:after="0" w:line="240" w:lineRule="auto"/>
     </w:pPr>
     <w:rPr>
+      <w:rFonts w:asciiTheme="majorHAnsi" w:eastAsiaTheme="majorEastAsia" w:hAnsiTheme="majorHAnsi" w:cstheme="majorBidi"/>
       <w:color w:val="000000" w:themeColor="text1"/>
     </w:rPr>
     <w:tblPr>
@@ -8108,7 +8320,6 @@
     </w:tcPr>
     <w:tblStylePr w:type="firstRow">
       <w:rPr>
-        <w:rFonts w:ascii="Arial" w:eastAsia="Arial" w:hAnsi="Arial" w:cs="Arial"/>
         <w:b/>
         <w:bCs/>
         <w:color w:val="000000" w:themeColor="text1"/>
@@ -8120,7 +8331,6 @@
     </w:tblStylePr>
     <w:tblStylePr w:type="lastRow">
       <w:rPr>
-        <w:rFonts w:ascii="Arial" w:eastAsia="Arial" w:hAnsi="Arial" w:cs="Arial"/>
         <w:b/>
         <w:bCs/>
         <w:color w:val="000000" w:themeColor="text1"/>
@@ -8140,7 +8350,6 @@
     </w:tblStylePr>
     <w:tblStylePr w:type="firstCol">
       <w:rPr>
-        <w:rFonts w:ascii="Arial" w:eastAsia="Arial" w:hAnsi="Arial" w:cs="Arial"/>
         <w:b/>
         <w:bCs/>
         <w:color w:val="000000" w:themeColor="text1"/>
@@ -8160,7 +8369,6 @@
     </w:tblStylePr>
     <w:tblStylePr w:type="lastCol">
       <w:rPr>
-        <w:rFonts w:ascii="Arial" w:eastAsia="Arial" w:hAnsi="Arial" w:cs="Arial"/>
         <w:b w:val="0"/>
         <w:bCs w:val="0"/>
         <w:color w:val="000000" w:themeColor="text1"/>
@@ -8210,6 +8418,7 @@
       <w:spacing w:after="0" w:line="240" w:lineRule="auto"/>
     </w:pPr>
     <w:rPr>
+      <w:rFonts w:asciiTheme="majorHAnsi" w:eastAsiaTheme="majorEastAsia" w:hAnsiTheme="majorHAnsi" w:cstheme="majorBidi"/>
       <w:color w:val="000000" w:themeColor="text1"/>
     </w:rPr>
     <w:tblPr>
@@ -8229,7 +8438,6 @@
     </w:tcPr>
     <w:tblStylePr w:type="firstRow">
       <w:rPr>
-        <w:rFonts w:ascii="Arial" w:eastAsia="Arial" w:hAnsi="Arial" w:cs="Arial"/>
         <w:b/>
         <w:bCs/>
         <w:color w:val="000000" w:themeColor="text1"/>
@@ -8241,7 +8449,6 @@
     </w:tblStylePr>
     <w:tblStylePr w:type="lastRow">
       <w:rPr>
-        <w:rFonts w:ascii="Arial" w:eastAsia="Arial" w:hAnsi="Arial" w:cs="Arial"/>
         <w:b/>
         <w:bCs/>
         <w:color w:val="000000" w:themeColor="text1"/>
@@ -8261,7 +8468,6 @@
     </w:tblStylePr>
     <w:tblStylePr w:type="firstCol">
       <w:rPr>
-        <w:rFonts w:ascii="Arial" w:eastAsia="Arial" w:hAnsi="Arial" w:cs="Arial"/>
         <w:b/>
         <w:bCs/>
         <w:color w:val="000000" w:themeColor="text1"/>
@@ -8281,7 +8487,6 @@
     </w:tblStylePr>
     <w:tblStylePr w:type="lastCol">
       <w:rPr>
-        <w:rFonts w:ascii="Arial" w:eastAsia="Arial" w:hAnsi="Arial" w:cs="Arial"/>
         <w:b w:val="0"/>
         <w:bCs w:val="0"/>
         <w:color w:val="000000" w:themeColor="text1"/>
@@ -8331,6 +8536,7 @@
       <w:spacing w:after="0" w:line="240" w:lineRule="auto"/>
     </w:pPr>
     <w:rPr>
+      <w:rFonts w:asciiTheme="majorHAnsi" w:eastAsiaTheme="majorEastAsia" w:hAnsiTheme="majorHAnsi" w:cstheme="majorBidi"/>
       <w:color w:val="000000" w:themeColor="text1"/>
     </w:rPr>
     <w:tblPr>
@@ -8350,7 +8556,6 @@
     </w:tcPr>
     <w:tblStylePr w:type="firstRow">
       <w:rPr>
-        <w:rFonts w:ascii="Arial" w:eastAsia="Arial" w:hAnsi="Arial" w:cs="Arial"/>
         <w:b/>
         <w:bCs/>
         <w:color w:val="000000" w:themeColor="text1"/>
@@ -8362,7 +8567,6 @@
     </w:tblStylePr>
     <w:tblStylePr w:type="lastRow">
       <w:rPr>
-        <w:rFonts w:ascii="Arial" w:eastAsia="Arial" w:hAnsi="Arial" w:cs="Arial"/>
         <w:b/>
         <w:bCs/>
         <w:color w:val="000000" w:themeColor="text1"/>
@@ -8382,7 +8586,6 @@
     </w:tblStylePr>
     <w:tblStylePr w:type="firstCol">
       <w:rPr>
-        <w:rFonts w:ascii="Arial" w:eastAsia="Arial" w:hAnsi="Arial" w:cs="Arial"/>
         <w:b/>
         <w:bCs/>
         <w:color w:val="000000" w:themeColor="text1"/>
@@ -8402,7 +8605,6 @@
     </w:tblStylePr>
     <w:tblStylePr w:type="lastCol">
       <w:rPr>
-        <w:rFonts w:ascii="Arial" w:eastAsia="Arial" w:hAnsi="Arial" w:cs="Arial"/>
         <w:b w:val="0"/>
         <w:bCs w:val="0"/>
         <w:color w:val="000000" w:themeColor="text1"/>
@@ -8452,6 +8654,7 @@
       <w:spacing w:after="0" w:line="240" w:lineRule="auto"/>
     </w:pPr>
     <w:rPr>
+      <w:rFonts w:asciiTheme="majorHAnsi" w:eastAsiaTheme="majorEastAsia" w:hAnsiTheme="majorHAnsi" w:cstheme="majorBidi"/>
       <w:color w:val="000000" w:themeColor="text1"/>
     </w:rPr>
     <w:tblPr>
@@ -8471,7 +8674,6 @@
     </w:tcPr>
     <w:tblStylePr w:type="firstRow">
       <w:rPr>
-        <w:rFonts w:ascii="Arial" w:eastAsia="Arial" w:hAnsi="Arial" w:cs="Arial"/>
         <w:b/>
         <w:bCs/>
         <w:color w:val="000000" w:themeColor="text1"/>
@@ -8483,7 +8685,6 @@
     </w:tblStylePr>
     <w:tblStylePr w:type="lastRow">
       <w:rPr>
-        <w:rFonts w:ascii="Arial" w:eastAsia="Arial" w:hAnsi="Arial" w:cs="Arial"/>
         <w:b/>
         <w:bCs/>
         <w:color w:val="000000" w:themeColor="text1"/>
@@ -8503,7 +8704,6 @@
     </w:tblStylePr>
     <w:tblStylePr w:type="firstCol">
       <w:rPr>
-        <w:rFonts w:ascii="Arial" w:eastAsia="Arial" w:hAnsi="Arial" w:cs="Arial"/>
         <w:b/>
         <w:bCs/>
         <w:color w:val="000000" w:themeColor="text1"/>
@@ -8523,7 +8723,6 @@
     </w:tblStylePr>
     <w:tblStylePr w:type="lastCol">
       <w:rPr>
-        <w:rFonts w:ascii="Arial" w:eastAsia="Arial" w:hAnsi="Arial" w:cs="Arial"/>
         <w:b w:val="0"/>
         <w:bCs w:val="0"/>
         <w:color w:val="000000" w:themeColor="text1"/>
@@ -8573,6 +8772,7 @@
       <w:spacing w:after="0" w:line="240" w:lineRule="auto"/>
     </w:pPr>
     <w:rPr>
+      <w:rFonts w:asciiTheme="majorHAnsi" w:eastAsiaTheme="majorEastAsia" w:hAnsiTheme="majorHAnsi" w:cstheme="majorBidi"/>
       <w:color w:val="000000" w:themeColor="text1"/>
     </w:rPr>
     <w:tblPr>
@@ -8592,7 +8792,6 @@
     </w:tcPr>
     <w:tblStylePr w:type="firstRow">
       <w:rPr>
-        <w:rFonts w:ascii="Arial" w:eastAsia="Arial" w:hAnsi="Arial" w:cs="Arial"/>
         <w:b/>
         <w:bCs/>
         <w:color w:val="000000" w:themeColor="text1"/>
@@ -8604,7 +8803,6 @@
     </w:tblStylePr>
     <w:tblStylePr w:type="lastRow">
       <w:rPr>
-        <w:rFonts w:ascii="Arial" w:eastAsia="Arial" w:hAnsi="Arial" w:cs="Arial"/>
         <w:b/>
         <w:bCs/>
         <w:color w:val="000000" w:themeColor="text1"/>
@@ -8624,7 +8822,6 @@
     </w:tblStylePr>
     <w:tblStylePr w:type="firstCol">
       <w:rPr>
-        <w:rFonts w:ascii="Arial" w:eastAsia="Arial" w:hAnsi="Arial" w:cs="Arial"/>
         <w:b/>
         <w:bCs/>
         <w:color w:val="000000" w:themeColor="text1"/>
@@ -8644,7 +8841,6 @@
     </w:tblStylePr>
     <w:tblStylePr w:type="lastCol">
       <w:rPr>
-        <w:rFonts w:ascii="Arial" w:eastAsia="Arial" w:hAnsi="Arial" w:cs="Arial"/>
         <w:b w:val="0"/>
         <w:bCs w:val="0"/>
         <w:color w:val="000000" w:themeColor="text1"/>
@@ -8710,7 +8906,6 @@
     </w:tcPr>
     <w:tblStylePr w:type="firstRow">
       <w:rPr>
-        <w:rFonts w:ascii="Arial" w:eastAsia="Arial" w:hAnsi="Arial" w:cs="Arial"/>
         <w:b/>
         <w:bCs/>
         <w:i w:val="0"/>
@@ -8732,7 +8927,6 @@
     </w:tblStylePr>
     <w:tblStylePr w:type="lastRow">
       <w:rPr>
-        <w:rFonts w:ascii="Arial" w:eastAsia="Arial" w:hAnsi="Arial" w:cs="Arial"/>
         <w:b/>
         <w:bCs/>
         <w:i w:val="0"/>
@@ -8754,7 +8948,6 @@
     </w:tblStylePr>
     <w:tblStylePr w:type="firstCol">
       <w:rPr>
-        <w:rFonts w:ascii="Arial" w:eastAsia="Arial" w:hAnsi="Arial" w:cs="Arial"/>
         <w:b/>
         <w:bCs/>
         <w:i w:val="0"/>
@@ -8774,7 +8967,6 @@
     </w:tblStylePr>
     <w:tblStylePr w:type="lastCol">
       <w:rPr>
-        <w:rFonts w:ascii="Arial" w:eastAsia="Arial" w:hAnsi="Arial" w:cs="Arial"/>
         <w:b/>
         <w:bCs/>
         <w:i w:val="0"/>
@@ -8848,7 +9040,6 @@
     </w:tcPr>
     <w:tblStylePr w:type="firstRow">
       <w:rPr>
-        <w:rFonts w:ascii="Arial" w:eastAsia="Arial" w:hAnsi="Arial" w:cs="Arial"/>
         <w:b/>
         <w:bCs/>
         <w:i w:val="0"/>
@@ -8870,7 +9061,6 @@
     </w:tblStylePr>
     <w:tblStylePr w:type="lastRow">
       <w:rPr>
-        <w:rFonts w:ascii="Arial" w:eastAsia="Arial" w:hAnsi="Arial" w:cs="Arial"/>
         <w:b/>
         <w:bCs/>
         <w:i w:val="0"/>
@@ -8892,7 +9082,6 @@
     </w:tblStylePr>
     <w:tblStylePr w:type="firstCol">
       <w:rPr>
-        <w:rFonts w:ascii="Arial" w:eastAsia="Arial" w:hAnsi="Arial" w:cs="Arial"/>
         <w:b/>
         <w:bCs/>
         <w:i w:val="0"/>
@@ -8912,7 +9101,6 @@
     </w:tblStylePr>
     <w:tblStylePr w:type="lastCol">
       <w:rPr>
-        <w:rFonts w:ascii="Arial" w:eastAsia="Arial" w:hAnsi="Arial" w:cs="Arial"/>
         <w:b/>
         <w:bCs/>
         <w:i w:val="0"/>
@@ -8986,7 +9174,6 @@
     </w:tcPr>
     <w:tblStylePr w:type="firstRow">
       <w:rPr>
-        <w:rFonts w:ascii="Arial" w:eastAsia="Arial" w:hAnsi="Arial" w:cs="Arial"/>
         <w:b/>
         <w:bCs/>
         <w:i w:val="0"/>
@@ -9008,7 +9195,6 @@
     </w:tblStylePr>
     <w:tblStylePr w:type="lastRow">
       <w:rPr>
-        <w:rFonts w:ascii="Arial" w:eastAsia="Arial" w:hAnsi="Arial" w:cs="Arial"/>
         <w:b/>
         <w:bCs/>
         <w:i w:val="0"/>
@@ -9030,7 +9216,6 @@
     </w:tblStylePr>
     <w:tblStylePr w:type="firstCol">
       <w:rPr>
-        <w:rFonts w:ascii="Arial" w:eastAsia="Arial" w:hAnsi="Arial" w:cs="Arial"/>
         <w:b/>
         <w:bCs/>
         <w:i w:val="0"/>
@@ -9050,7 +9235,6 @@
     </w:tblStylePr>
     <w:tblStylePr w:type="lastCol">
       <w:rPr>
-        <w:rFonts w:ascii="Arial" w:eastAsia="Arial" w:hAnsi="Arial" w:cs="Arial"/>
         <w:b/>
         <w:bCs/>
         <w:i w:val="0"/>
@@ -9124,7 +9308,6 @@
     </w:tcPr>
     <w:tblStylePr w:type="firstRow">
       <w:rPr>
-        <w:rFonts w:ascii="Arial" w:eastAsia="Arial" w:hAnsi="Arial" w:cs="Arial"/>
         <w:b/>
         <w:bCs/>
         <w:i w:val="0"/>
@@ -9146,7 +9329,6 @@
     </w:tblStylePr>
     <w:tblStylePr w:type="lastRow">
       <w:rPr>
-        <w:rFonts w:ascii="Arial" w:eastAsia="Arial" w:hAnsi="Arial" w:cs="Arial"/>
         <w:b/>
         <w:bCs/>
         <w:i w:val="0"/>
@@ -9168,7 +9350,6 @@
     </w:tblStylePr>
     <w:tblStylePr w:type="firstCol">
       <w:rPr>
-        <w:rFonts w:ascii="Arial" w:eastAsia="Arial" w:hAnsi="Arial" w:cs="Arial"/>
         <w:b/>
         <w:bCs/>
         <w:i w:val="0"/>
@@ -9188,7 +9369,6 @@
     </w:tblStylePr>
     <w:tblStylePr w:type="lastCol">
       <w:rPr>
-        <w:rFonts w:ascii="Arial" w:eastAsia="Arial" w:hAnsi="Arial" w:cs="Arial"/>
         <w:b/>
         <w:bCs/>
         <w:i w:val="0"/>
@@ -9262,7 +9442,6 @@
     </w:tcPr>
     <w:tblStylePr w:type="firstRow">
       <w:rPr>
-        <w:rFonts w:ascii="Arial" w:eastAsia="Arial" w:hAnsi="Arial" w:cs="Arial"/>
         <w:b/>
         <w:bCs/>
         <w:i w:val="0"/>
@@ -9284,7 +9463,6 @@
     </w:tblStylePr>
     <w:tblStylePr w:type="lastRow">
       <w:rPr>
-        <w:rFonts w:ascii="Arial" w:eastAsia="Arial" w:hAnsi="Arial" w:cs="Arial"/>
         <w:b/>
         <w:bCs/>
         <w:i w:val="0"/>
@@ -9306,7 +9484,6 @@
     </w:tblStylePr>
     <w:tblStylePr w:type="firstCol">
       <w:rPr>
-        <w:rFonts w:ascii="Arial" w:eastAsia="Arial" w:hAnsi="Arial" w:cs="Arial"/>
         <w:b/>
         <w:bCs/>
         <w:i w:val="0"/>
@@ -9326,7 +9503,6 @@
     </w:tblStylePr>
     <w:tblStylePr w:type="lastCol">
       <w:rPr>
-        <w:rFonts w:ascii="Arial" w:eastAsia="Arial" w:hAnsi="Arial" w:cs="Arial"/>
         <w:b/>
         <w:bCs/>
         <w:i w:val="0"/>
@@ -9400,7 +9576,6 @@
     </w:tcPr>
     <w:tblStylePr w:type="firstRow">
       <w:rPr>
-        <w:rFonts w:ascii="Arial" w:eastAsia="Arial" w:hAnsi="Arial" w:cs="Arial"/>
         <w:b/>
         <w:bCs/>
         <w:i w:val="0"/>
@@ -9422,7 +9597,6 @@
     </w:tblStylePr>
     <w:tblStylePr w:type="lastRow">
       <w:rPr>
-        <w:rFonts w:ascii="Arial" w:eastAsia="Arial" w:hAnsi="Arial" w:cs="Arial"/>
         <w:b/>
         <w:bCs/>
         <w:i w:val="0"/>
@@ -9444,7 +9618,6 @@
     </w:tblStylePr>
     <w:tblStylePr w:type="firstCol">
       <w:rPr>
-        <w:rFonts w:ascii="Arial" w:eastAsia="Arial" w:hAnsi="Arial" w:cs="Arial"/>
         <w:b/>
         <w:bCs/>
         <w:i w:val="0"/>
@@ -9464,7 +9637,6 @@
     </w:tblStylePr>
     <w:tblStylePr w:type="lastCol">
       <w:rPr>
-        <w:rFonts w:ascii="Arial" w:eastAsia="Arial" w:hAnsi="Arial" w:cs="Arial"/>
         <w:b/>
         <w:bCs/>
         <w:i w:val="0"/>
@@ -9538,7 +9710,6 @@
     </w:tcPr>
     <w:tblStylePr w:type="firstRow">
       <w:rPr>
-        <w:rFonts w:ascii="Arial" w:eastAsia="Arial" w:hAnsi="Arial" w:cs="Arial"/>
         <w:b/>
         <w:bCs/>
         <w:i w:val="0"/>
@@ -9560,7 +9731,6 @@
     </w:tblStylePr>
     <w:tblStylePr w:type="lastRow">
       <w:rPr>
-        <w:rFonts w:ascii="Arial" w:eastAsia="Arial" w:hAnsi="Arial" w:cs="Arial"/>
         <w:b/>
         <w:bCs/>
         <w:i w:val="0"/>
@@ -9582,7 +9752,6 @@
     </w:tblStylePr>
     <w:tblStylePr w:type="firstCol">
       <w:rPr>
-        <w:rFonts w:ascii="Arial" w:eastAsia="Arial" w:hAnsi="Arial" w:cs="Arial"/>
         <w:b/>
         <w:bCs/>
         <w:i w:val="0"/>
@@ -9602,7 +9771,6 @@
     </w:tblStylePr>
     <w:tblStylePr w:type="lastCol">
       <w:rPr>
-        <w:rFonts w:ascii="Arial" w:eastAsia="Arial" w:hAnsi="Arial" w:cs="Arial"/>
         <w:b/>
         <w:bCs/>
         <w:i w:val="0"/>
@@ -9671,7 +9839,6 @@
     </w:tcPr>
     <w:tblStylePr w:type="firstRow">
       <w:rPr>
-        <w:rFonts w:ascii="Arial" w:eastAsia="Arial" w:hAnsi="Arial" w:cs="Arial"/>
         <w:b/>
         <w:bCs/>
       </w:rPr>
@@ -9779,7 +9946,6 @@
     </w:tcPr>
     <w:tblStylePr w:type="firstRow">
       <w:rPr>
-        <w:rFonts w:ascii="Arial" w:eastAsia="Arial" w:hAnsi="Arial" w:cs="Arial"/>
         <w:b/>
         <w:bCs/>
       </w:rPr>
@@ -9887,7 +10053,6 @@
     </w:tcPr>
     <w:tblStylePr w:type="firstRow">
       <w:rPr>
-        <w:rFonts w:ascii="Arial" w:eastAsia="Arial" w:hAnsi="Arial" w:cs="Arial"/>
         <w:b/>
         <w:bCs/>
       </w:rPr>
@@ -9995,7 +10160,6 @@
     </w:tcPr>
     <w:tblStylePr w:type="firstRow">
       <w:rPr>
-        <w:rFonts w:ascii="Arial" w:eastAsia="Arial" w:hAnsi="Arial" w:cs="Arial"/>
         <w:b/>
         <w:bCs/>
       </w:rPr>
@@ -10103,7 +10267,6 @@
     </w:tcPr>
     <w:tblStylePr w:type="firstRow">
       <w:rPr>
-        <w:rFonts w:ascii="Arial" w:eastAsia="Arial" w:hAnsi="Arial" w:cs="Arial"/>
         <w:b/>
         <w:bCs/>
       </w:rPr>
@@ -10211,7 +10374,6 @@
     </w:tcPr>
     <w:tblStylePr w:type="firstRow">
       <w:rPr>
-        <w:rFonts w:ascii="Arial" w:eastAsia="Arial" w:hAnsi="Arial" w:cs="Arial"/>
         <w:b/>
         <w:bCs/>
       </w:rPr>
@@ -10319,7 +10481,6 @@
     </w:tcPr>
     <w:tblStylePr w:type="firstRow">
       <w:rPr>
-        <w:rFonts w:ascii="Arial" w:eastAsia="Arial" w:hAnsi="Arial" w:cs="Arial"/>
         <w:b/>
         <w:bCs/>
       </w:rPr>
@@ -10435,7 +10596,6 @@
     </w:tcPr>
     <w:tblStylePr w:type="firstRow">
       <w:rPr>
-        <w:rFonts w:ascii="Arial" w:eastAsia="Arial" w:hAnsi="Arial" w:cs="Arial"/>
         <w:b/>
         <w:bCs/>
       </w:rPr>
@@ -10454,7 +10614,6 @@
     </w:tblStylePr>
     <w:tblStylePr w:type="lastRow">
       <w:rPr>
-        <w:rFonts w:ascii="Arial" w:eastAsia="Arial" w:hAnsi="Arial" w:cs="Arial"/>
         <w:b/>
         <w:bCs/>
         <w:color w:val="FFFFFF" w:themeColor="background1"/>
@@ -10469,7 +10628,6 @@
     </w:tblStylePr>
     <w:tblStylePr w:type="firstCol">
       <w:rPr>
-        <w:rFonts w:ascii="Arial" w:eastAsia="Arial" w:hAnsi="Arial" w:cs="Arial"/>
         <w:color w:val="FFFFFF" w:themeColor="background1"/>
       </w:rPr>
       <w:tblPr/>
@@ -10487,7 +10645,6 @@
     </w:tblStylePr>
     <w:tblStylePr w:type="lastCol">
       <w:rPr>
-        <w:rFonts w:ascii="Arial" w:eastAsia="Arial" w:hAnsi="Arial" w:cs="Arial"/>
         <w:color w:val="FFFFFF" w:themeColor="background1"/>
       </w:rPr>
       <w:tblPr/>
@@ -10517,13 +10674,11 @@
     </w:tblStylePr>
     <w:tblStylePr w:type="neCell">
       <w:rPr>
-        <w:rFonts w:ascii="Arial" w:eastAsia="Arial" w:hAnsi="Arial" w:cs="Arial"/>
         <w:color w:val="000000" w:themeColor="text1"/>
       </w:rPr>
     </w:tblStylePr>
     <w:tblStylePr w:type="nwCell">
       <w:rPr>
-        <w:rFonts w:ascii="Arial" w:eastAsia="Arial" w:hAnsi="Arial" w:cs="Arial"/>
         <w:color w:val="000000" w:themeColor="text1"/>
       </w:rPr>
     </w:tblStylePr>
@@ -10556,7 +10711,6 @@
     </w:tcPr>
     <w:tblStylePr w:type="firstRow">
       <w:rPr>
-        <w:rFonts w:ascii="Arial" w:eastAsia="Arial" w:hAnsi="Arial" w:cs="Arial"/>
         <w:b/>
         <w:bCs/>
       </w:rPr>
@@ -10575,7 +10729,6 @@
     </w:tblStylePr>
     <w:tblStylePr w:type="lastRow">
       <w:rPr>
-        <w:rFonts w:ascii="Arial" w:eastAsia="Arial" w:hAnsi="Arial" w:cs="Arial"/>
         <w:b/>
         <w:bCs/>
         <w:color w:val="FFFFFF" w:themeColor="background1"/>
@@ -10590,7 +10743,6 @@
     </w:tblStylePr>
     <w:tblStylePr w:type="firstCol">
       <w:rPr>
-        <w:rFonts w:ascii="Arial" w:eastAsia="Arial" w:hAnsi="Arial" w:cs="Arial"/>
         <w:color w:val="FFFFFF" w:themeColor="background1"/>
       </w:rPr>
       <w:tblPr/>
@@ -10608,7 +10760,6 @@
     </w:tblStylePr>
     <w:tblStylePr w:type="lastCol">
       <w:rPr>
-        <w:rFonts w:ascii="Arial" w:eastAsia="Arial" w:hAnsi="Arial" w:cs="Arial"/>
         <w:color w:val="FFFFFF" w:themeColor="background1"/>
       </w:rPr>
       <w:tblPr/>
@@ -10638,13 +10789,11 @@
     </w:tblStylePr>
     <w:tblStylePr w:type="neCell">
       <w:rPr>
-        <w:rFonts w:ascii="Arial" w:eastAsia="Arial" w:hAnsi="Arial" w:cs="Arial"/>
         <w:color w:val="000000" w:themeColor="text1"/>
       </w:rPr>
     </w:tblStylePr>
     <w:tblStylePr w:type="nwCell">
       <w:rPr>
-        <w:rFonts w:ascii="Arial" w:eastAsia="Arial" w:hAnsi="Arial" w:cs="Arial"/>
         <w:color w:val="000000" w:themeColor="text1"/>
       </w:rPr>
     </w:tblStylePr>
@@ -10677,7 +10826,6 @@
     </w:tcPr>
     <w:tblStylePr w:type="firstRow">
       <w:rPr>
-        <w:rFonts w:ascii="Arial" w:eastAsia="Arial" w:hAnsi="Arial" w:cs="Arial"/>
         <w:b/>
         <w:bCs/>
       </w:rPr>
@@ -10696,7 +10844,6 @@
     </w:tblStylePr>
     <w:tblStylePr w:type="lastRow">
       <w:rPr>
-        <w:rFonts w:ascii="Arial" w:eastAsia="Arial" w:hAnsi="Arial" w:cs="Arial"/>
         <w:b/>
         <w:bCs/>
         <w:color w:val="FFFFFF" w:themeColor="background1"/>
@@ -10711,7 +10858,6 @@
     </w:tblStylePr>
     <w:tblStylePr w:type="firstCol">
       <w:rPr>
-        <w:rFonts w:ascii="Arial" w:eastAsia="Arial" w:hAnsi="Arial" w:cs="Arial"/>
         <w:color w:val="FFFFFF" w:themeColor="background1"/>
       </w:rPr>
       <w:tblPr/>
@@ -10729,7 +10875,6 @@
     </w:tblStylePr>
     <w:tblStylePr w:type="lastCol">
       <w:rPr>
-        <w:rFonts w:ascii="Arial" w:eastAsia="Arial" w:hAnsi="Arial" w:cs="Arial"/>
         <w:color w:val="FFFFFF" w:themeColor="background1"/>
       </w:rPr>
       <w:tblPr/>
@@ -10759,13 +10904,11 @@
     </w:tblStylePr>
     <w:tblStylePr w:type="neCell">
       <w:rPr>
-        <w:rFonts w:ascii="Arial" w:eastAsia="Arial" w:hAnsi="Arial" w:cs="Arial"/>
         <w:color w:val="000000" w:themeColor="text1"/>
       </w:rPr>
     </w:tblStylePr>
     <w:tblStylePr w:type="nwCell">
       <w:rPr>
-        <w:rFonts w:ascii="Arial" w:eastAsia="Arial" w:hAnsi="Arial" w:cs="Arial"/>
         <w:color w:val="000000" w:themeColor="text1"/>
       </w:rPr>
     </w:tblStylePr>
@@ -10798,7 +10941,6 @@
     </w:tcPr>
     <w:tblStylePr w:type="firstRow">
       <w:rPr>
-        <w:rFonts w:ascii="Arial" w:eastAsia="Arial" w:hAnsi="Arial" w:cs="Arial"/>
         <w:b/>
         <w:bCs/>
       </w:rPr>
@@ -10817,7 +10959,6 @@
     </w:tblStylePr>
     <w:tblStylePr w:type="lastRow">
       <w:rPr>
-        <w:rFonts w:ascii="Arial" w:eastAsia="Arial" w:hAnsi="Arial" w:cs="Arial"/>
         <w:b/>
         <w:bCs/>
         <w:color w:val="FFFFFF" w:themeColor="background1"/>
@@ -10832,7 +10973,6 @@
     </w:tblStylePr>
     <w:tblStylePr w:type="firstCol">
       <w:rPr>
-        <w:rFonts w:ascii="Arial" w:eastAsia="Arial" w:hAnsi="Arial" w:cs="Arial"/>
         <w:color w:val="FFFFFF" w:themeColor="background1"/>
       </w:rPr>
       <w:tblPr/>
@@ -10850,7 +10990,6 @@
     </w:tblStylePr>
     <w:tblStylePr w:type="lastCol">
       <w:rPr>
-        <w:rFonts w:ascii="Arial" w:eastAsia="Arial" w:hAnsi="Arial" w:cs="Arial"/>
         <w:color w:val="FFFFFF" w:themeColor="background1"/>
       </w:rPr>
       <w:tblPr/>
@@ -10907,7 +11046,6 @@
     </w:tcPr>
     <w:tblStylePr w:type="firstRow">
       <w:rPr>
-        <w:rFonts w:ascii="Arial" w:eastAsia="Arial" w:hAnsi="Arial" w:cs="Arial"/>
         <w:b/>
         <w:bCs/>
       </w:rPr>
@@ -10926,7 +11064,6 @@
     </w:tblStylePr>
     <w:tblStylePr w:type="lastRow">
       <w:rPr>
-        <w:rFonts w:ascii="Arial" w:eastAsia="Arial" w:hAnsi="Arial" w:cs="Arial"/>
         <w:b/>
         <w:bCs/>
         <w:color w:val="FFFFFF" w:themeColor="background1"/>
@@ -10941,7 +11078,6 @@
     </w:tblStylePr>
     <w:tblStylePr w:type="firstCol">
       <w:rPr>
-        <w:rFonts w:ascii="Arial" w:eastAsia="Arial" w:hAnsi="Arial" w:cs="Arial"/>
         <w:color w:val="FFFFFF" w:themeColor="background1"/>
       </w:rPr>
       <w:tblPr/>
@@ -10959,7 +11095,6 @@
     </w:tblStylePr>
     <w:tblStylePr w:type="lastCol">
       <w:rPr>
-        <w:rFonts w:ascii="Arial" w:eastAsia="Arial" w:hAnsi="Arial" w:cs="Arial"/>
         <w:color w:val="FFFFFF" w:themeColor="background1"/>
       </w:rPr>
       <w:tblPr/>
@@ -10989,13 +11124,11 @@
     </w:tblStylePr>
     <w:tblStylePr w:type="neCell">
       <w:rPr>
-        <w:rFonts w:ascii="Arial" w:eastAsia="Arial" w:hAnsi="Arial" w:cs="Arial"/>
         <w:color w:val="000000" w:themeColor="text1"/>
       </w:rPr>
     </w:tblStylePr>
     <w:tblStylePr w:type="nwCell">
       <w:rPr>
-        <w:rFonts w:ascii="Arial" w:eastAsia="Arial" w:hAnsi="Arial" w:cs="Arial"/>
         <w:color w:val="000000" w:themeColor="text1"/>
       </w:rPr>
     </w:tblStylePr>
@@ -11028,7 +11161,6 @@
     </w:tcPr>
     <w:tblStylePr w:type="firstRow">
       <w:rPr>
-        <w:rFonts w:ascii="Arial" w:eastAsia="Arial" w:hAnsi="Arial" w:cs="Arial"/>
         <w:b/>
         <w:bCs/>
       </w:rPr>
@@ -11047,7 +11179,6 @@
     </w:tblStylePr>
     <w:tblStylePr w:type="lastRow">
       <w:rPr>
-        <w:rFonts w:ascii="Arial" w:eastAsia="Arial" w:hAnsi="Arial" w:cs="Arial"/>
         <w:b/>
         <w:bCs/>
         <w:color w:val="FFFFFF" w:themeColor="background1"/>
@@ -11062,7 +11193,6 @@
     </w:tblStylePr>
     <w:tblStylePr w:type="firstCol">
       <w:rPr>
-        <w:rFonts w:ascii="Arial" w:eastAsia="Arial" w:hAnsi="Arial" w:cs="Arial"/>
         <w:color w:val="FFFFFF" w:themeColor="background1"/>
       </w:rPr>
       <w:tblPr/>
@@ -11080,7 +11210,6 @@
     </w:tblStylePr>
     <w:tblStylePr w:type="lastCol">
       <w:rPr>
-        <w:rFonts w:ascii="Arial" w:eastAsia="Arial" w:hAnsi="Arial" w:cs="Arial"/>
         <w:color w:val="FFFFFF" w:themeColor="background1"/>
       </w:rPr>
       <w:tblPr/>
@@ -11110,13 +11239,11 @@
     </w:tblStylePr>
     <w:tblStylePr w:type="neCell">
       <w:rPr>
-        <w:rFonts w:ascii="Arial" w:eastAsia="Arial" w:hAnsi="Arial" w:cs="Arial"/>
         <w:color w:val="000000" w:themeColor="text1"/>
       </w:rPr>
     </w:tblStylePr>
     <w:tblStylePr w:type="nwCell">
       <w:rPr>
-        <w:rFonts w:ascii="Arial" w:eastAsia="Arial" w:hAnsi="Arial" w:cs="Arial"/>
         <w:color w:val="000000" w:themeColor="text1"/>
       </w:rPr>
     </w:tblStylePr>
@@ -11149,7 +11276,6 @@
     </w:tcPr>
     <w:tblStylePr w:type="firstRow">
       <w:rPr>
-        <w:rFonts w:ascii="Arial" w:eastAsia="Arial" w:hAnsi="Arial" w:cs="Arial"/>
         <w:b/>
         <w:bCs/>
       </w:rPr>
@@ -11168,7 +11294,6 @@
     </w:tblStylePr>
     <w:tblStylePr w:type="lastRow">
       <w:rPr>
-        <w:rFonts w:ascii="Arial" w:eastAsia="Arial" w:hAnsi="Arial" w:cs="Arial"/>
         <w:b/>
         <w:bCs/>
         <w:color w:val="FFFFFF" w:themeColor="background1"/>
@@ -11183,7 +11308,6 @@
     </w:tblStylePr>
     <w:tblStylePr w:type="firstCol">
       <w:rPr>
-        <w:rFonts w:ascii="Arial" w:eastAsia="Arial" w:hAnsi="Arial" w:cs="Arial"/>
         <w:color w:val="FFFFFF" w:themeColor="background1"/>
       </w:rPr>
       <w:tblPr/>
@@ -11201,7 +11325,6 @@
     </w:tblStylePr>
     <w:tblStylePr w:type="lastCol">
       <w:rPr>
-        <w:rFonts w:ascii="Arial" w:eastAsia="Arial" w:hAnsi="Arial" w:cs="Arial"/>
         <w:color w:val="FFFFFF" w:themeColor="background1"/>
       </w:rPr>
       <w:tblPr/>
@@ -11231,13 +11354,11 @@
     </w:tblStylePr>
     <w:tblStylePr w:type="neCell">
       <w:rPr>
-        <w:rFonts w:ascii="Arial" w:eastAsia="Arial" w:hAnsi="Arial" w:cs="Arial"/>
         <w:color w:val="000000" w:themeColor="text1"/>
       </w:rPr>
     </w:tblStylePr>
     <w:tblStylePr w:type="nwCell">
       <w:rPr>
-        <w:rFonts w:ascii="Arial" w:eastAsia="Arial" w:hAnsi="Arial" w:cs="Arial"/>
         <w:color w:val="000000" w:themeColor="text1"/>
       </w:rPr>
     </w:tblStylePr>
@@ -11262,7 +11383,6 @@
     </w:tcPr>
     <w:tblStylePr w:type="firstRow">
       <w:rPr>
-        <w:rFonts w:ascii="Arial" w:eastAsia="Arial" w:hAnsi="Arial" w:cs="Arial"/>
         <w:b/>
         <w:bCs/>
         <w:color w:val="FFFFFF" w:themeColor="background1"/>
@@ -11277,7 +11397,6 @@
     </w:tblStylePr>
     <w:tblStylePr w:type="lastRow">
       <w:rPr>
-        <w:rFonts w:ascii="Arial" w:eastAsia="Arial" w:hAnsi="Arial" w:cs="Arial"/>
         <w:b/>
         <w:bCs/>
         <w:color w:val="9E3A38" w:themeColor="accent2" w:themeShade="CC"/>
@@ -11292,14 +11411,12 @@
     </w:tblStylePr>
     <w:tblStylePr w:type="firstCol">
       <w:rPr>
-        <w:rFonts w:ascii="Arial" w:eastAsia="Arial" w:hAnsi="Arial" w:cs="Arial"/>
         <w:b/>
         <w:bCs/>
       </w:rPr>
     </w:tblStylePr>
     <w:tblStylePr w:type="lastCol">
       <w:rPr>
-        <w:rFonts w:ascii="Arial" w:eastAsia="Arial" w:hAnsi="Arial" w:cs="Arial"/>
         <w:b/>
         <w:bCs/>
       </w:rPr>
@@ -11345,7 +11462,6 @@
     </w:tcPr>
     <w:tblStylePr w:type="firstRow">
       <w:rPr>
-        <w:rFonts w:ascii="Arial" w:eastAsia="Arial" w:hAnsi="Arial" w:cs="Arial"/>
         <w:b/>
         <w:bCs/>
         <w:color w:val="FFFFFF" w:themeColor="background1"/>
@@ -11360,7 +11476,6 @@
     </w:tblStylePr>
     <w:tblStylePr w:type="lastRow">
       <w:rPr>
-        <w:rFonts w:ascii="Arial" w:eastAsia="Arial" w:hAnsi="Arial" w:cs="Arial"/>
         <w:b/>
         <w:bCs/>
         <w:color w:val="9E3A38" w:themeColor="accent2" w:themeShade="CC"/>
@@ -11375,14 +11490,12 @@
     </w:tblStylePr>
     <w:tblStylePr w:type="firstCol">
       <w:rPr>
-        <w:rFonts w:ascii="Arial" w:eastAsia="Arial" w:hAnsi="Arial" w:cs="Arial"/>
         <w:b/>
         <w:bCs/>
       </w:rPr>
     </w:tblStylePr>
     <w:tblStylePr w:type="lastCol">
       <w:rPr>
-        <w:rFonts w:ascii="Arial" w:eastAsia="Arial" w:hAnsi="Arial" w:cs="Arial"/>
         <w:b/>
         <w:bCs/>
       </w:rPr>
@@ -11428,7 +11541,6 @@
     </w:tcPr>
     <w:tblStylePr w:type="firstRow">
       <w:rPr>
-        <w:rFonts w:ascii="Arial" w:eastAsia="Arial" w:hAnsi="Arial" w:cs="Arial"/>
         <w:b/>
         <w:bCs/>
         <w:color w:val="FFFFFF" w:themeColor="background1"/>
@@ -11443,7 +11555,6 @@
     </w:tblStylePr>
     <w:tblStylePr w:type="lastRow">
       <w:rPr>
-        <w:rFonts w:ascii="Arial" w:eastAsia="Arial" w:hAnsi="Arial" w:cs="Arial"/>
         <w:b/>
         <w:bCs/>
         <w:color w:val="9E3A38" w:themeColor="accent2" w:themeShade="CC"/>
@@ -11458,14 +11569,12 @@
     </w:tblStylePr>
     <w:tblStylePr w:type="firstCol">
       <w:rPr>
-        <w:rFonts w:ascii="Arial" w:eastAsia="Arial" w:hAnsi="Arial" w:cs="Arial"/>
         <w:b/>
         <w:bCs/>
       </w:rPr>
     </w:tblStylePr>
     <w:tblStylePr w:type="lastCol">
       <w:rPr>
-        <w:rFonts w:ascii="Arial" w:eastAsia="Arial" w:hAnsi="Arial" w:cs="Arial"/>
         <w:b/>
         <w:bCs/>
       </w:rPr>
@@ -11511,7 +11620,6 @@
     </w:tcPr>
     <w:tblStylePr w:type="firstRow">
       <w:rPr>
-        <w:rFonts w:ascii="Arial" w:eastAsia="Arial" w:hAnsi="Arial" w:cs="Arial"/>
         <w:b/>
         <w:bCs/>
         <w:color w:val="FFFFFF" w:themeColor="background1"/>
@@ -11526,7 +11634,6 @@
     </w:tblStylePr>
     <w:tblStylePr w:type="lastRow">
       <w:rPr>
-        <w:rFonts w:ascii="Arial" w:eastAsia="Arial" w:hAnsi="Arial" w:cs="Arial"/>
         <w:b/>
         <w:bCs/>
         <w:color w:val="664E82" w:themeColor="accent4" w:themeShade="CC"/>
@@ -11541,14 +11648,12 @@
     </w:tblStylePr>
     <w:tblStylePr w:type="firstCol">
       <w:rPr>
-        <w:rFonts w:ascii="Arial" w:eastAsia="Arial" w:hAnsi="Arial" w:cs="Arial"/>
         <w:b/>
         <w:bCs/>
       </w:rPr>
     </w:tblStylePr>
     <w:tblStylePr w:type="lastCol">
       <w:rPr>
-        <w:rFonts w:ascii="Arial" w:eastAsia="Arial" w:hAnsi="Arial" w:cs="Arial"/>
         <w:b/>
         <w:bCs/>
       </w:rPr>
@@ -11594,7 +11699,6 @@
     </w:tcPr>
     <w:tblStylePr w:type="firstRow">
       <w:rPr>
-        <w:rFonts w:ascii="Arial" w:eastAsia="Arial" w:hAnsi="Arial" w:cs="Arial"/>
         <w:b/>
         <w:bCs/>
         <w:color w:val="FFFFFF" w:themeColor="background1"/>
@@ -11609,7 +11713,6 @@
     </w:tblStylePr>
     <w:tblStylePr w:type="lastRow">
       <w:rPr>
-        <w:rFonts w:ascii="Arial" w:eastAsia="Arial" w:hAnsi="Arial" w:cs="Arial"/>
         <w:b/>
         <w:bCs/>
         <w:color w:val="7E9C40" w:themeColor="accent3" w:themeShade="CC"/>
@@ -11624,14 +11727,12 @@
     </w:tblStylePr>
     <w:tblStylePr w:type="firstCol">
       <w:rPr>
-        <w:rFonts w:ascii="Arial" w:eastAsia="Arial" w:hAnsi="Arial" w:cs="Arial"/>
         <w:b/>
         <w:bCs/>
       </w:rPr>
     </w:tblStylePr>
     <w:tblStylePr w:type="lastCol">
       <w:rPr>
-        <w:rFonts w:ascii="Arial" w:eastAsia="Arial" w:hAnsi="Arial" w:cs="Arial"/>
         <w:b/>
         <w:bCs/>
       </w:rPr>
@@ -11677,7 +11778,6 @@
     </w:tcPr>
     <w:tblStylePr w:type="firstRow">
       <w:rPr>
-        <w:rFonts w:ascii="Arial" w:eastAsia="Arial" w:hAnsi="Arial" w:cs="Arial"/>
         <w:b/>
         <w:bCs/>
         <w:color w:val="FFFFFF" w:themeColor="background1"/>
@@ -11692,7 +11792,6 @@
     </w:tblStylePr>
     <w:tblStylePr w:type="lastRow">
       <w:rPr>
-        <w:rFonts w:ascii="Arial" w:eastAsia="Arial" w:hAnsi="Arial" w:cs="Arial"/>
         <w:b/>
         <w:bCs/>
         <w:color w:val="F2730A" w:themeColor="accent6" w:themeShade="CC"/>
@@ -11707,14 +11806,12 @@
     </w:tblStylePr>
     <w:tblStylePr w:type="firstCol">
       <w:rPr>
-        <w:rFonts w:ascii="Arial" w:eastAsia="Arial" w:hAnsi="Arial" w:cs="Arial"/>
         <w:b/>
         <w:bCs/>
       </w:rPr>
     </w:tblStylePr>
     <w:tblStylePr w:type="lastCol">
       <w:rPr>
-        <w:rFonts w:ascii="Arial" w:eastAsia="Arial" w:hAnsi="Arial" w:cs="Arial"/>
         <w:b/>
         <w:bCs/>
       </w:rPr>
@@ -11760,7 +11857,6 @@
     </w:tcPr>
     <w:tblStylePr w:type="firstRow">
       <w:rPr>
-        <w:rFonts w:ascii="Arial" w:eastAsia="Arial" w:hAnsi="Arial" w:cs="Arial"/>
         <w:b/>
         <w:bCs/>
         <w:color w:val="FFFFFF" w:themeColor="background1"/>
@@ -11775,7 +11871,6 @@
     </w:tblStylePr>
     <w:tblStylePr w:type="lastRow">
       <w:rPr>
-        <w:rFonts w:ascii="Arial" w:eastAsia="Arial" w:hAnsi="Arial" w:cs="Arial"/>
         <w:b/>
         <w:bCs/>
         <w:color w:val="348DA5" w:themeColor="accent5" w:themeShade="CC"/>
@@ -11790,14 +11885,12 @@
     </w:tblStylePr>
     <w:tblStylePr w:type="firstCol">
       <w:rPr>
-        <w:rFonts w:ascii="Arial" w:eastAsia="Arial" w:hAnsi="Arial" w:cs="Arial"/>
         <w:b/>
         <w:bCs/>
       </w:rPr>
     </w:tblStylePr>
     <w:tblStylePr w:type="lastCol">
       <w:rPr>
-        <w:rFonts w:ascii="Arial" w:eastAsia="Arial" w:hAnsi="Arial" w:cs="Arial"/>
         <w:b/>
         <w:bCs/>
       </w:rPr>
@@ -11846,7 +11939,6 @@
     </w:tcPr>
     <w:tblStylePr w:type="firstRow">
       <w:rPr>
-        <w:rFonts w:ascii="Arial" w:eastAsia="Arial" w:hAnsi="Arial" w:cs="Arial"/>
         <w:b/>
         <w:bCs/>
       </w:rPr>
@@ -11857,7 +11949,6 @@
     </w:tblStylePr>
     <w:tblStylePr w:type="lastRow">
       <w:rPr>
-        <w:rFonts w:ascii="Arial" w:eastAsia="Arial" w:hAnsi="Arial" w:cs="Arial"/>
         <w:b/>
         <w:bCs/>
         <w:color w:val="000000" w:themeColor="text1"/>
@@ -11869,7 +11960,6 @@
     </w:tblStylePr>
     <w:tblStylePr w:type="firstCol">
       <w:rPr>
-        <w:rFonts w:ascii="Arial" w:eastAsia="Arial" w:hAnsi="Arial" w:cs="Arial"/>
         <w:color w:val="FFFFFF" w:themeColor="background1"/>
       </w:rPr>
       <w:tblPr/>
@@ -11879,7 +11969,6 @@
     </w:tblStylePr>
     <w:tblStylePr w:type="lastCol">
       <w:rPr>
-        <w:rFonts w:ascii="Arial" w:eastAsia="Arial" w:hAnsi="Arial" w:cs="Arial"/>
         <w:color w:val="FFFFFF" w:themeColor="background1"/>
       </w:rPr>
       <w:tblPr/>
@@ -11923,7 +12012,6 @@
     </w:tcPr>
     <w:tblStylePr w:type="firstRow">
       <w:rPr>
-        <w:rFonts w:ascii="Arial" w:eastAsia="Arial" w:hAnsi="Arial" w:cs="Arial"/>
         <w:b/>
         <w:bCs/>
       </w:rPr>
@@ -11934,7 +12022,6 @@
     </w:tblStylePr>
     <w:tblStylePr w:type="lastRow">
       <w:rPr>
-        <w:rFonts w:ascii="Arial" w:eastAsia="Arial" w:hAnsi="Arial" w:cs="Arial"/>
         <w:b/>
         <w:bCs/>
         <w:color w:val="000000" w:themeColor="text1"/>
@@ -11946,7 +12033,6 @@
     </w:tblStylePr>
     <w:tblStylePr w:type="firstCol">
       <w:rPr>
-        <w:rFonts w:ascii="Arial" w:eastAsia="Arial" w:hAnsi="Arial" w:cs="Arial"/>
         <w:color w:val="FFFFFF" w:themeColor="background1"/>
       </w:rPr>
       <w:tblPr/>
@@ -11956,7 +12042,6 @@
     </w:tblStylePr>
     <w:tblStylePr w:type="lastCol">
       <w:rPr>
-        <w:rFonts w:ascii="Arial" w:eastAsia="Arial" w:hAnsi="Arial" w:cs="Arial"/>
         <w:color w:val="FFFFFF" w:themeColor="background1"/>
       </w:rPr>
       <w:tblPr/>
@@ -12000,7 +12085,6 @@
     </w:tcPr>
     <w:tblStylePr w:type="firstRow">
       <w:rPr>
-        <w:rFonts w:ascii="Arial" w:eastAsia="Arial" w:hAnsi="Arial" w:cs="Arial"/>
         <w:b/>
         <w:bCs/>
       </w:rPr>
@@ -12011,7 +12095,6 @@
     </w:tblStylePr>
     <w:tblStylePr w:type="lastRow">
       <w:rPr>
-        <w:rFonts w:ascii="Arial" w:eastAsia="Arial" w:hAnsi="Arial" w:cs="Arial"/>
         <w:b/>
         <w:bCs/>
         <w:color w:val="000000" w:themeColor="text1"/>
@@ -12023,7 +12106,6 @@
     </w:tblStylePr>
     <w:tblStylePr w:type="firstCol">
       <w:rPr>
-        <w:rFonts w:ascii="Arial" w:eastAsia="Arial" w:hAnsi="Arial" w:cs="Arial"/>
         <w:color w:val="FFFFFF" w:themeColor="background1"/>
       </w:rPr>
       <w:tblPr/>
@@ -12033,7 +12115,6 @@
     </w:tblStylePr>
     <w:tblStylePr w:type="lastCol">
       <w:rPr>
-        <w:rFonts w:ascii="Arial" w:eastAsia="Arial" w:hAnsi="Arial" w:cs="Arial"/>
         <w:color w:val="FFFFFF" w:themeColor="background1"/>
       </w:rPr>
       <w:tblPr/>
@@ -12077,7 +12158,6 @@
     </w:tcPr>
     <w:tblStylePr w:type="firstRow">
       <w:rPr>
-        <w:rFonts w:ascii="Arial" w:eastAsia="Arial" w:hAnsi="Arial" w:cs="Arial"/>
         <w:b/>
         <w:bCs/>
       </w:rPr>
@@ -12088,7 +12168,6 @@
     </w:tblStylePr>
     <w:tblStylePr w:type="lastRow">
       <w:rPr>
-        <w:rFonts w:ascii="Arial" w:eastAsia="Arial" w:hAnsi="Arial" w:cs="Arial"/>
         <w:b/>
         <w:bCs/>
         <w:color w:val="000000" w:themeColor="text1"/>
@@ -12100,7 +12179,6 @@
     </w:tblStylePr>
     <w:tblStylePr w:type="firstCol">
       <w:rPr>
-        <w:rFonts w:ascii="Arial" w:eastAsia="Arial" w:hAnsi="Arial" w:cs="Arial"/>
         <w:color w:val="FFFFFF" w:themeColor="background1"/>
       </w:rPr>
       <w:tblPr/>
@@ -12110,7 +12188,6 @@
     </w:tblStylePr>
     <w:tblStylePr w:type="lastCol">
       <w:rPr>
-        <w:rFonts w:ascii="Arial" w:eastAsia="Arial" w:hAnsi="Arial" w:cs="Arial"/>
         <w:color w:val="FFFFFF" w:themeColor="background1"/>
       </w:rPr>
       <w:tblPr/>
@@ -12154,7 +12231,6 @@
     </w:tcPr>
     <w:tblStylePr w:type="firstRow">
       <w:rPr>
-        <w:rFonts w:ascii="Arial" w:eastAsia="Arial" w:hAnsi="Arial" w:cs="Arial"/>
         <w:b/>
         <w:bCs/>
       </w:rPr>
@@ -12165,7 +12241,6 @@
     </w:tblStylePr>
     <w:tblStylePr w:type="lastRow">
       <w:rPr>
-        <w:rFonts w:ascii="Arial" w:eastAsia="Arial" w:hAnsi="Arial" w:cs="Arial"/>
         <w:b/>
         <w:bCs/>
         <w:color w:val="000000" w:themeColor="text1"/>
@@ -12177,7 +12252,6 @@
     </w:tblStylePr>
     <w:tblStylePr w:type="firstCol">
       <w:rPr>
-        <w:rFonts w:ascii="Arial" w:eastAsia="Arial" w:hAnsi="Arial" w:cs="Arial"/>
         <w:color w:val="FFFFFF" w:themeColor="background1"/>
       </w:rPr>
       <w:tblPr/>
@@ -12187,7 +12261,6 @@
     </w:tblStylePr>
     <w:tblStylePr w:type="lastCol">
       <w:rPr>
-        <w:rFonts w:ascii="Arial" w:eastAsia="Arial" w:hAnsi="Arial" w:cs="Arial"/>
         <w:color w:val="FFFFFF" w:themeColor="background1"/>
       </w:rPr>
       <w:tblPr/>
@@ -12231,7 +12304,6 @@
     </w:tcPr>
     <w:tblStylePr w:type="firstRow">
       <w:rPr>
-        <w:rFonts w:ascii="Arial" w:eastAsia="Arial" w:hAnsi="Arial" w:cs="Arial"/>
         <w:b/>
         <w:bCs/>
       </w:rPr>
@@ -12242,7 +12314,6 @@
     </w:tblStylePr>
     <w:tblStylePr w:type="lastRow">
       <w:rPr>
-        <w:rFonts w:ascii="Arial" w:eastAsia="Arial" w:hAnsi="Arial" w:cs="Arial"/>
         <w:b/>
         <w:bCs/>
         <w:color w:val="000000" w:themeColor="text1"/>
@@ -12254,7 +12325,6 @@
     </w:tblStylePr>
     <w:tblStylePr w:type="firstCol">
       <w:rPr>
-        <w:rFonts w:ascii="Arial" w:eastAsia="Arial" w:hAnsi="Arial" w:cs="Arial"/>
         <w:color w:val="FFFFFF" w:themeColor="background1"/>
       </w:rPr>
       <w:tblPr/>
@@ -12264,7 +12334,6 @@
     </w:tblStylePr>
     <w:tblStylePr w:type="lastCol">
       <w:rPr>
-        <w:rFonts w:ascii="Arial" w:eastAsia="Arial" w:hAnsi="Arial" w:cs="Arial"/>
         <w:color w:val="FFFFFF" w:themeColor="background1"/>
       </w:rPr>
       <w:tblPr/>
@@ -12308,7 +12377,6 @@
     </w:tcPr>
     <w:tblStylePr w:type="firstRow">
       <w:rPr>
-        <w:rFonts w:ascii="Arial" w:eastAsia="Arial" w:hAnsi="Arial" w:cs="Arial"/>
         <w:b/>
         <w:bCs/>
       </w:rPr>
@@ -12319,7 +12387,6 @@
     </w:tblStylePr>
     <w:tblStylePr w:type="lastRow">
       <w:rPr>
-        <w:rFonts w:ascii="Arial" w:eastAsia="Arial" w:hAnsi="Arial" w:cs="Arial"/>
         <w:b/>
         <w:bCs/>
         <w:color w:val="000000" w:themeColor="text1"/>
@@ -12331,7 +12398,6 @@
     </w:tblStylePr>
     <w:tblStylePr w:type="firstCol">
       <w:rPr>
-        <w:rFonts w:ascii="Arial" w:eastAsia="Arial" w:hAnsi="Arial" w:cs="Arial"/>
         <w:color w:val="FFFFFF" w:themeColor="background1"/>
       </w:rPr>
       <w:tblPr/>
@@ -12341,7 +12407,6 @@
     </w:tblStylePr>
     <w:tblStylePr w:type="lastCol">
       <w:rPr>
-        <w:rFonts w:ascii="Arial" w:eastAsia="Arial" w:hAnsi="Arial" w:cs="Arial"/>
         <w:color w:val="FFFFFF" w:themeColor="background1"/>
       </w:rPr>
       <w:tblPr/>
@@ -12361,6 +12426,45 @@
         <w:shd w:val="clear" w:color="auto" w:fill="FBCAA2" w:themeFill="accent6" w:themeFillTint="7F"/>
       </w:tcPr>
     </w:tblStylePr>
+  </w:style>
+  <w:style w:type="paragraph" w:styleId="CommentText">
+    <w:name w:val="annotation text"/>
+    <w:basedOn w:val="Normal"/>
+    <w:link w:val="CommentTextChar"/>
+    <w:uiPriority w:val="99"/>
+    <w:semiHidden/>
+    <w:unhideWhenUsed/>
+    <w:pPr>
+      <w:spacing w:line="240" w:lineRule="auto"/>
+    </w:pPr>
+    <w:rPr>
+      <w:sz w:val="20"/>
+      <w:szCs w:val="20"/>
+    </w:rPr>
+  </w:style>
+  <w:style w:type="character" w:customStyle="1" w:styleId="CommentTextChar">
+    <w:name w:val="Comment Text Char"/>
+    <w:basedOn w:val="DefaultParagraphFont"/>
+    <w:link w:val="CommentText"/>
+    <w:uiPriority w:val="99"/>
+    <w:semiHidden/>
+    <w:rPr>
+      <w:rFonts w:ascii="Arial" w:hAnsi="Arial"/>
+      <w:color w:val="000000"/>
+      <w:sz w:val="20"/>
+      <w:szCs w:val="20"/>
+    </w:rPr>
+  </w:style>
+  <w:style w:type="character" w:styleId="CommentReference">
+    <w:name w:val="annotation reference"/>
+    <w:basedOn w:val="DefaultParagraphFont"/>
+    <w:uiPriority w:val="99"/>
+    <w:semiHidden/>
+    <w:unhideWhenUsed/>
+    <w:rPr>
+      <w:sz w:val="16"/>
+      <w:szCs w:val="16"/>
+    </w:rPr>
   </w:style>
 </w:styles>
 </file>
@@ -12408,7 +12512,7 @@
     </a:clrScheme>
     <a:fontScheme name="Office">
       <a:majorFont>
-        <a:latin typeface="Arial"/>
+        <a:latin typeface="Calibri"/>
         <a:ea typeface=""/>
         <a:cs typeface=""/>
         <a:font script="Jpan" typeface="ＭＳ ゴシック"/>
@@ -12443,7 +12547,7 @@
         <a:font script="Geor" typeface="Sylfaen"/>
       </a:majorFont>
       <a:minorFont>
-        <a:latin typeface="Arial"/>
+        <a:latin typeface="Cambria"/>
         <a:ea typeface=""/>
         <a:cs typeface=""/>
         <a:font script="Jpan" typeface="ＭＳ 明朝"/>

--- a/assets/lessons/horn-construction/stand-assembly-2021.docx
+++ b/assets/lessons/horn-construction/stand-assembly-2021.docx
@@ -710,7 +710,7 @@
       </w:tabs>
     </w:pPr>
     <w:r>
-      <w:t>wvurail.org/dspira</w:t>
+      <w:t>rail.wvu.edu/dspira</w:t>
     </w:r>
     <w:r>
       <w:tab/>
